--- a/Doc/ReadMe.docx
+++ b/Doc/ReadMe.docx
@@ -4,9 +4,1155 @@
   <w:body>
     <w:p>
       <w:pPr>
+        <w:pStyle w:val="berschrift1"/>
+        <w:spacing w:before="0" w:after="120" w:line="240" w:lineRule="auto"/>
+        <w:rPr>
+          <w:rFonts w:eastAsia="MS Gothic"/>
+        </w:rPr>
+      </w:pPr>
+      <w:r>
+        <w:rPr>
+          <w:rFonts w:eastAsia="MS Gothic"/>
+        </w:rPr>
+        <w:t>Robustness Checks (Negative Test Coverage)</w:t>
+      </w:r>
+    </w:p>
+    <w:p>
+      <w:pPr>
+        <w:pStyle w:val="Titel"/>
+        <w:spacing w:after="120"/>
+        <w:rPr>
+          <w:rFonts w:ascii="Calibri" w:eastAsia="MS Gothic" w:hAnsi="Calibri" w:cs="Times New Roman"/>
+          <w:b/>
+          <w:bCs/>
+          <w:color w:val="0F4761" w:themeColor="accent1" w:themeShade="BF"/>
+          <w:kern w:val="0"/>
+          <w:sz w:val="22"/>
+          <w:szCs w:val="22"/>
+          <w14:ligatures w14:val="none"/>
+        </w:rPr>
+      </w:pPr>
+      <w:r>
+        <w:rPr>
+          <w:rFonts w:ascii="Calibri" w:eastAsia="MS Gothic" w:hAnsi="Calibri" w:cs="Times New Roman"/>
+          <w:b/>
+          <w:bCs/>
+          <w:color w:val="0F4761" w:themeColor="accent1" w:themeShade="BF"/>
+          <w:kern w:val="0"/>
+          <w:sz w:val="22"/>
+          <w:szCs w:val="22"/>
+          <w14:ligatures w14:val="none"/>
+        </w:rPr>
+        <w:t>To ensure a correct and unambiguous implementation of JWS-based signing and verification, robustness checks SHALL be performed in addition to positive (“happy path”) tests. These checks are intended to demonstrate that the signature verification is strictly bound to the exact JWS Signing Input as defined in RFC 7515 and the applicable Berlin Group profile.</w:t>
+      </w:r>
+    </w:p>
+    <w:p>
+      <w:pPr>
+        <w:pStyle w:val="Titel"/>
+        <w:spacing w:after="120"/>
+        <w:rPr>
+          <w:rFonts w:ascii="Calibri" w:eastAsia="MS Gothic" w:hAnsi="Calibri" w:cs="Times New Roman"/>
+          <w:b/>
+          <w:bCs/>
+          <w:color w:val="0F4761" w:themeColor="accent1" w:themeShade="BF"/>
+          <w:kern w:val="0"/>
+          <w:sz w:val="22"/>
+          <w:szCs w:val="22"/>
+          <w14:ligatures w14:val="none"/>
+        </w:rPr>
+      </w:pPr>
+    </w:p>
+    <w:p>
+      <w:pPr>
+        <w:pStyle w:val="berschrift2"/>
+        <w:spacing w:before="0" w:after="120" w:line="240" w:lineRule="auto"/>
+        <w:rPr>
+          <w:rFonts w:eastAsia="MS Gothic"/>
+        </w:rPr>
+      </w:pPr>
+      <w:r>
+        <w:rPr>
+          <w:rFonts w:eastAsia="MS Gothic"/>
+        </w:rPr>
+        <w:t>The following negative test cases SHALL be covered:</w:t>
+      </w:r>
+    </w:p>
+    <w:p>
+      <w:pPr>
+        <w:pStyle w:val="Titel"/>
+        <w:spacing w:after="120"/>
+        <w:rPr>
+          <w:rFonts w:ascii="Calibri" w:eastAsia="MS Gothic" w:hAnsi="Calibri" w:cs="Times New Roman"/>
+          <w:b/>
+          <w:bCs/>
+          <w:color w:val="0F4761" w:themeColor="accent1" w:themeShade="BF"/>
+          <w:kern w:val="0"/>
+          <w:sz w:val="22"/>
+          <w:szCs w:val="22"/>
+          <w14:ligatures w14:val="none"/>
+        </w:rPr>
+      </w:pPr>
+    </w:p>
+    <w:p>
+      <w:pPr>
+        <w:pStyle w:val="berschrift3"/>
+        <w:spacing w:before="0" w:after="120" w:line="240" w:lineRule="auto"/>
+        <w:rPr>
+          <w:rFonts w:eastAsia="MS Gothic"/>
+        </w:rPr>
+      </w:pPr>
+      <w:r>
+        <w:rPr>
+          <w:rFonts w:eastAsia="MS Gothic"/>
+        </w:rPr>
+        <w:lastRenderedPageBreak/>
+        <w:t>Payload Modification</w:t>
+      </w:r>
+    </w:p>
+    <w:p>
+      <w:pPr>
         <w:keepNext/>
         <w:keepLines/>
-        <w:spacing w:before="480" w:after="0" w:line="276" w:lineRule="auto"/>
+        <w:spacing w:after="120" w:line="240" w:lineRule="auto"/>
+        <w:outlineLvl w:val="0"/>
+        <w:rPr>
+          <w:rFonts w:ascii="Calibri" w:eastAsia="MS Gothic" w:hAnsi="Calibri" w:cs="Times New Roman"/>
+          <w:b/>
+          <w:bCs/>
+          <w:color w:val="0F4761" w:themeColor="accent1" w:themeShade="BF"/>
+          <w:kern w:val="0"/>
+          <w14:ligatures w14:val="none"/>
+        </w:rPr>
+      </w:pPr>
+      <w:r>
+        <w:rPr>
+          <w:rFonts w:ascii="Calibri" w:eastAsia="MS Gothic" w:hAnsi="Calibri" w:cs="Times New Roman"/>
+          <w:b/>
+          <w:bCs/>
+          <w:color w:val="0F4761" w:themeColor="accent1" w:themeShade="BF"/>
+          <w:kern w:val="0"/>
+          <w14:ligatures w14:val="none"/>
+        </w:rPr>
+        <w:t>Any modification of the payload content after signing MUST invalidate the signature.</w:t>
+      </w:r>
+    </w:p>
+    <w:p>
+      <w:pPr>
+        <w:keepNext/>
+        <w:keepLines/>
+        <w:spacing w:after="120" w:line="240" w:lineRule="auto"/>
+        <w:outlineLvl w:val="0"/>
+        <w:rPr>
+          <w:rFonts w:ascii="Calibri" w:eastAsia="MS Gothic" w:hAnsi="Calibri" w:cs="Times New Roman"/>
+          <w:b/>
+          <w:bCs/>
+          <w:color w:val="0F4761" w:themeColor="accent1" w:themeShade="BF"/>
+          <w:kern w:val="0"/>
+          <w14:ligatures w14:val="none"/>
+        </w:rPr>
+      </w:pPr>
+      <w:r>
+        <w:rPr>
+          <w:rFonts w:ascii="Calibri" w:eastAsia="MS Gothic" w:hAnsi="Calibri" w:cs="Times New Roman"/>
+          <w:b/>
+          <w:bCs/>
+          <w:color w:val="0F4761" w:themeColor="accent1" w:themeShade="BF"/>
+          <w:kern w:val="0"/>
+          <w14:ligatures w14:val="none"/>
+        </w:rPr>
+        <w:t>Examples include, but are not limited to:</w:t>
+      </w:r>
+    </w:p>
+    <w:p>
+      <w:pPr>
+        <w:keepNext/>
+        <w:keepLines/>
+        <w:numPr>
+          <w:ilvl w:val="0"/>
+          <w:numId w:val="5"/>
+        </w:numPr>
+        <w:spacing w:after="120" w:line="240" w:lineRule="auto"/>
+        <w:outlineLvl w:val="0"/>
+        <w:rPr>
+          <w:rFonts w:ascii="Calibri" w:eastAsia="MS Gothic" w:hAnsi="Calibri" w:cs="Times New Roman"/>
+          <w:b/>
+          <w:bCs/>
+          <w:color w:val="0F4761" w:themeColor="accent1" w:themeShade="BF"/>
+          <w:kern w:val="0"/>
+          <w14:ligatures w14:val="none"/>
+        </w:rPr>
+      </w:pPr>
+      <w:r>
+        <w:rPr>
+          <w:rFonts w:ascii="Calibri" w:eastAsia="MS Gothic" w:hAnsi="Calibri" w:cs="Times New Roman"/>
+          <w:b/>
+          <w:bCs/>
+          <w:color w:val="0F4761" w:themeColor="accent1" w:themeShade="BF"/>
+          <w:kern w:val="0"/>
+          <w14:ligatures w14:val="none"/>
+        </w:rPr>
+        <w:t>Changing a numeric value (e.g. "amount": "10.50" → "amount": "10.51"),</w:t>
+      </w:r>
+    </w:p>
+    <w:p>
+      <w:pPr>
+        <w:keepNext/>
+        <w:keepLines/>
+        <w:numPr>
+          <w:ilvl w:val="0"/>
+          <w:numId w:val="5"/>
+        </w:numPr>
+        <w:spacing w:after="120" w:line="240" w:lineRule="auto"/>
+        <w:outlineLvl w:val="0"/>
+        <w:rPr>
+          <w:rFonts w:ascii="Calibri" w:eastAsia="MS Gothic" w:hAnsi="Calibri" w:cs="Times New Roman"/>
+          <w:b/>
+          <w:bCs/>
+          <w:color w:val="0F4761" w:themeColor="accent1" w:themeShade="BF"/>
+          <w:kern w:val="0"/>
+          <w14:ligatures w14:val="none"/>
+        </w:rPr>
+      </w:pPr>
+      <w:r>
+        <w:rPr>
+          <w:rFonts w:ascii="Calibri" w:eastAsia="MS Gothic" w:hAnsi="Calibri" w:cs="Times New Roman"/>
+          <w:b/>
+          <w:bCs/>
+          <w:color w:val="0F4761" w:themeColor="accent1" w:themeShade="BF"/>
+          <w:kern w:val="0"/>
+          <w14:ligatures w14:val="none"/>
+        </w:rPr>
+        <w:t>Adding or removing JSON members,</w:t>
+      </w:r>
+    </w:p>
+    <w:p>
+      <w:pPr>
+        <w:keepNext/>
+        <w:keepLines/>
+        <w:numPr>
+          <w:ilvl w:val="0"/>
+          <w:numId w:val="5"/>
+        </w:numPr>
+        <w:spacing w:after="120" w:line="240" w:lineRule="auto"/>
+        <w:outlineLvl w:val="0"/>
+        <w:rPr>
+          <w:rFonts w:ascii="Calibri" w:eastAsia="MS Gothic" w:hAnsi="Calibri" w:cs="Times New Roman"/>
+          <w:b/>
+          <w:bCs/>
+          <w:color w:val="0F4761" w:themeColor="accent1" w:themeShade="BF"/>
+          <w:kern w:val="0"/>
+          <w14:ligatures w14:val="none"/>
+        </w:rPr>
+      </w:pPr>
+      <w:r>
+        <w:rPr>
+          <w:rFonts w:ascii="Calibri" w:eastAsia="MS Gothic" w:hAnsi="Calibri" w:cs="Times New Roman"/>
+          <w:b/>
+          <w:bCs/>
+          <w:color w:val="0F4761" w:themeColor="accent1" w:themeShade="BF"/>
+          <w:kern w:val="0"/>
+          <w14:ligatures w14:val="none"/>
+        </w:rPr>
+        <w:t>Changing the order of elements when no canonicalization is applied.</w:t>
+      </w:r>
+    </w:p>
+    <w:p>
+      <w:pPr>
+        <w:keepNext/>
+        <w:keepLines/>
+        <w:spacing w:after="120" w:line="240" w:lineRule="auto"/>
+        <w:outlineLvl w:val="0"/>
+        <w:rPr>
+          <w:rFonts w:ascii="Calibri" w:eastAsia="MS Gothic" w:hAnsi="Calibri" w:cs="Times New Roman"/>
+          <w:b/>
+          <w:bCs/>
+          <w:color w:val="0F4761" w:themeColor="accent1" w:themeShade="BF"/>
+          <w:kern w:val="0"/>
+          <w14:ligatures w14:val="none"/>
+        </w:rPr>
+      </w:pPr>
+      <w:r>
+        <w:rPr>
+          <w:rFonts w:ascii="Calibri" w:eastAsia="MS Gothic" w:hAnsi="Calibri" w:cs="Times New Roman"/>
+          <w:b/>
+          <w:bCs/>
+          <w:color w:val="0F4761" w:themeColor="accent1" w:themeShade="BF"/>
+          <w:kern w:val="0"/>
+          <w14:ligatures w14:val="none"/>
+        </w:rPr>
+        <w:t>Expected result:</w:t>
+      </w:r>
+    </w:p>
+    <w:p>
+      <w:pPr>
+        <w:keepNext/>
+        <w:keepLines/>
+        <w:numPr>
+          <w:ilvl w:val="0"/>
+          <w:numId w:val="6"/>
+        </w:numPr>
+        <w:spacing w:after="120" w:line="240" w:lineRule="auto"/>
+        <w:outlineLvl w:val="0"/>
+        <w:rPr>
+          <w:rFonts w:ascii="Calibri" w:eastAsia="MS Gothic" w:hAnsi="Calibri" w:cs="Times New Roman"/>
+          <w:b/>
+          <w:bCs/>
+          <w:color w:val="0F4761" w:themeColor="accent1" w:themeShade="BF"/>
+          <w:kern w:val="0"/>
+          <w14:ligatures w14:val="none"/>
+        </w:rPr>
+      </w:pPr>
+      <w:r>
+        <w:rPr>
+          <w:rFonts w:ascii="Calibri" w:eastAsia="MS Gothic" w:hAnsi="Calibri" w:cs="Times New Roman"/>
+          <w:b/>
+          <w:bCs/>
+          <w:color w:val="0F4761" w:themeColor="accent1" w:themeShade="BF"/>
+          <w:kern w:val="0"/>
+          <w14:ligatures w14:val="none"/>
+        </w:rPr>
+        <w:t>Signature verification MUST fail (verify = false).</w:t>
+      </w:r>
+    </w:p>
+    <w:p>
+      <w:pPr>
+        <w:keepNext/>
+        <w:keepLines/>
+        <w:spacing w:after="120" w:line="240" w:lineRule="auto"/>
+        <w:outlineLvl w:val="0"/>
+        <w:rPr>
+          <w:rFonts w:ascii="Calibri" w:eastAsia="MS Gothic" w:hAnsi="Calibri" w:cs="Times New Roman"/>
+          <w:b/>
+          <w:bCs/>
+          <w:color w:val="0F4761" w:themeColor="accent1" w:themeShade="BF"/>
+          <w:kern w:val="0"/>
+          <w14:ligatures w14:val="none"/>
+        </w:rPr>
+      </w:pPr>
+      <w:r>
+        <w:rPr>
+          <w:rFonts w:ascii="Calibri" w:eastAsia="MS Gothic" w:hAnsi="Calibri" w:cs="Times New Roman"/>
+          <w:b/>
+          <w:bCs/>
+          <w:color w:val="0F4761" w:themeColor="accent1" w:themeShade="BF"/>
+          <w:kern w:val="0"/>
+          <w14:ligatures w14:val="none"/>
+        </w:rPr>
+        <w:t>This confirms that the signature is bound to the exact payload bytes used during signature creation.</w:t>
+      </w:r>
+    </w:p>
+    <w:p>
+      <w:pPr>
+        <w:keepNext/>
+        <w:keepLines/>
+        <w:spacing w:after="120" w:line="240" w:lineRule="auto"/>
+        <w:outlineLvl w:val="0"/>
+        <w:rPr>
+          <w:rFonts w:ascii="Calibri" w:eastAsia="MS Gothic" w:hAnsi="Calibri" w:cs="Times New Roman"/>
+          <w:b/>
+          <w:bCs/>
+          <w:color w:val="0F4761" w:themeColor="accent1" w:themeShade="BF"/>
+          <w:kern w:val="0"/>
+          <w14:ligatures w14:val="none"/>
+        </w:rPr>
+      </w:pPr>
+      <w:r>
+        <w:rPr>
+          <w:rFonts w:ascii="Calibri" w:eastAsia="MS Gothic" w:hAnsi="Calibri" w:cs="Times New Roman"/>
+          <w:b/>
+          <w:bCs/>
+          <w:color w:val="0F4761" w:themeColor="accent1" w:themeShade="BF"/>
+          <w:kern w:val="0"/>
+          <w14:ligatures w14:val="none"/>
+        </w:rPr>
+        <w:pict w14:anchorId="4413DF3C">
+          <v:rect id="_x0000_i1025" style="width:0;height:1.5pt" o:hralign="center" o:hrstd="t" o:hr="t" fillcolor="#a0a0a0" stroked="f"/>
+        </w:pict>
+      </w:r>
+    </w:p>
+    <w:p>
+      <w:pPr>
+        <w:pStyle w:val="berschrift3"/>
+        <w:spacing w:before="0" w:after="120" w:line="240" w:lineRule="auto"/>
+        <w:rPr>
+          <w:rFonts w:eastAsia="MS Gothic"/>
+        </w:rPr>
+      </w:pPr>
+      <w:r>
+        <w:rPr>
+          <w:rFonts w:eastAsia="MS Gothic"/>
+        </w:rPr>
+        <w:t>Protected Header Modification</w:t>
+      </w:r>
+    </w:p>
+    <w:p>
+      <w:pPr>
+        <w:keepNext/>
+        <w:keepLines/>
+        <w:spacing w:after="120" w:line="240" w:lineRule="auto"/>
+        <w:outlineLvl w:val="0"/>
+        <w:rPr>
+          <w:rFonts w:ascii="Calibri" w:eastAsia="MS Gothic" w:hAnsi="Calibri" w:cs="Times New Roman"/>
+          <w:b/>
+          <w:bCs/>
+          <w:color w:val="0F4761" w:themeColor="accent1" w:themeShade="BF"/>
+          <w:kern w:val="0"/>
+          <w14:ligatures w14:val="none"/>
+        </w:rPr>
+      </w:pPr>
+      <w:r>
+        <w:rPr>
+          <w:rFonts w:ascii="Calibri" w:eastAsia="MS Gothic" w:hAnsi="Calibri" w:cs="Times New Roman"/>
+          <w:b/>
+          <w:bCs/>
+          <w:color w:val="0F4761" w:themeColor="accent1" w:themeShade="BF"/>
+          <w:kern w:val="0"/>
+          <w14:ligatures w14:val="none"/>
+        </w:rPr>
+        <w:t>Any modification of the protected header after signing MUST invalidate the signature.</w:t>
+      </w:r>
+    </w:p>
+    <w:p>
+      <w:pPr>
+        <w:keepNext/>
+        <w:keepLines/>
+        <w:spacing w:after="120" w:line="240" w:lineRule="auto"/>
+        <w:outlineLvl w:val="0"/>
+        <w:rPr>
+          <w:rFonts w:ascii="Calibri" w:eastAsia="MS Gothic" w:hAnsi="Calibri" w:cs="Times New Roman"/>
+          <w:b/>
+          <w:bCs/>
+          <w:color w:val="0F4761" w:themeColor="accent1" w:themeShade="BF"/>
+          <w:kern w:val="0"/>
+          <w14:ligatures w14:val="none"/>
+        </w:rPr>
+      </w:pPr>
+      <w:r>
+        <w:rPr>
+          <w:rFonts w:ascii="Calibri" w:eastAsia="MS Gothic" w:hAnsi="Calibri" w:cs="Times New Roman"/>
+          <w:b/>
+          <w:bCs/>
+          <w:color w:val="0F4761" w:themeColor="accent1" w:themeShade="BF"/>
+          <w:kern w:val="0"/>
+          <w14:ligatures w14:val="none"/>
+        </w:rPr>
+        <w:t>Examples include:</w:t>
+      </w:r>
+    </w:p>
+    <w:p>
+      <w:pPr>
+        <w:keepNext/>
+        <w:keepLines/>
+        <w:numPr>
+          <w:ilvl w:val="0"/>
+          <w:numId w:val="7"/>
+        </w:numPr>
+        <w:spacing w:after="120" w:line="240" w:lineRule="auto"/>
+        <w:outlineLvl w:val="0"/>
+        <w:rPr>
+          <w:rFonts w:ascii="Calibri" w:eastAsia="MS Gothic" w:hAnsi="Calibri" w:cs="Times New Roman"/>
+          <w:b/>
+          <w:bCs/>
+          <w:color w:val="0F4761" w:themeColor="accent1" w:themeShade="BF"/>
+          <w:kern w:val="0"/>
+          <w14:ligatures w14:val="none"/>
+        </w:rPr>
+      </w:pPr>
+      <w:r>
+        <w:rPr>
+          <w:rFonts w:ascii="Calibri" w:eastAsia="MS Gothic" w:hAnsi="Calibri" w:cs="Times New Roman"/>
+          <w:b/>
+          <w:bCs/>
+          <w:color w:val="0F4761" w:themeColor="accent1" w:themeShade="BF"/>
+          <w:kern w:val="0"/>
+          <w14:ligatures w14:val="none"/>
+        </w:rPr>
+        <w:t>Changing semantic claims such as sub, sigT, or alg,</w:t>
+      </w:r>
+    </w:p>
+    <w:p>
+      <w:pPr>
+        <w:keepNext/>
+        <w:keepLines/>
+        <w:numPr>
+          <w:ilvl w:val="0"/>
+          <w:numId w:val="7"/>
+        </w:numPr>
+        <w:spacing w:after="120" w:line="240" w:lineRule="auto"/>
+        <w:outlineLvl w:val="0"/>
+        <w:rPr>
+          <w:rFonts w:ascii="Calibri" w:eastAsia="MS Gothic" w:hAnsi="Calibri" w:cs="Times New Roman"/>
+          <w:b/>
+          <w:bCs/>
+          <w:color w:val="0F4761" w:themeColor="accent1" w:themeShade="BF"/>
+          <w:kern w:val="0"/>
+          <w14:ligatures w14:val="none"/>
+        </w:rPr>
+      </w:pPr>
+      <w:r>
+        <w:rPr>
+          <w:rFonts w:ascii="Calibri" w:eastAsia="MS Gothic" w:hAnsi="Calibri" w:cs="Times New Roman"/>
+          <w:b/>
+          <w:bCs/>
+          <w:color w:val="0F4761" w:themeColor="accent1" w:themeShade="BF"/>
+          <w:kern w:val="0"/>
+          <w14:ligatures w14:val="none"/>
+        </w:rPr>
+        <w:t>Adding or removing protected header parameters,</w:t>
+      </w:r>
+    </w:p>
+    <w:p>
+      <w:pPr>
+        <w:keepNext/>
+        <w:keepLines/>
+        <w:numPr>
+          <w:ilvl w:val="0"/>
+          <w:numId w:val="7"/>
+        </w:numPr>
+        <w:spacing w:after="120" w:line="240" w:lineRule="auto"/>
+        <w:outlineLvl w:val="0"/>
+        <w:rPr>
+          <w:rFonts w:ascii="Calibri" w:eastAsia="MS Gothic" w:hAnsi="Calibri" w:cs="Times New Roman"/>
+          <w:b/>
+          <w:bCs/>
+          <w:color w:val="0F4761" w:themeColor="accent1" w:themeShade="BF"/>
+          <w:kern w:val="0"/>
+          <w14:ligatures w14:val="none"/>
+        </w:rPr>
+      </w:pPr>
+      <w:r>
+        <w:rPr>
+          <w:rFonts w:ascii="Calibri" w:eastAsia="MS Gothic" w:hAnsi="Calibri" w:cs="Times New Roman"/>
+          <w:b/>
+          <w:bCs/>
+          <w:color w:val="0F4761" w:themeColor="accent1" w:themeShade="BF"/>
+          <w:kern w:val="0"/>
+          <w14:ligatures w14:val="none"/>
+        </w:rPr>
+        <w:t>Modifying values referenced via crit.</w:t>
+      </w:r>
+    </w:p>
+    <w:p>
+      <w:pPr>
+        <w:keepNext/>
+        <w:keepLines/>
+        <w:spacing w:after="120" w:line="240" w:lineRule="auto"/>
+        <w:outlineLvl w:val="0"/>
+        <w:rPr>
+          <w:rFonts w:ascii="Calibri" w:eastAsia="MS Gothic" w:hAnsi="Calibri" w:cs="Times New Roman"/>
+          <w:b/>
+          <w:bCs/>
+          <w:color w:val="0F4761" w:themeColor="accent1" w:themeShade="BF"/>
+          <w:kern w:val="0"/>
+          <w14:ligatures w14:val="none"/>
+        </w:rPr>
+      </w:pPr>
+      <w:r>
+        <w:rPr>
+          <w:rFonts w:ascii="Calibri" w:eastAsia="MS Gothic" w:hAnsi="Calibri" w:cs="Times New Roman"/>
+          <w:b/>
+          <w:bCs/>
+          <w:color w:val="0F4761" w:themeColor="accent1" w:themeShade="BF"/>
+          <w:kern w:val="0"/>
+          <w14:ligatures w14:val="none"/>
+        </w:rPr>
+        <w:t>Expected result:</w:t>
+      </w:r>
+    </w:p>
+    <w:p>
+      <w:pPr>
+        <w:keepNext/>
+        <w:keepLines/>
+        <w:numPr>
+          <w:ilvl w:val="0"/>
+          <w:numId w:val="8"/>
+        </w:numPr>
+        <w:spacing w:after="120" w:line="240" w:lineRule="auto"/>
+        <w:outlineLvl w:val="0"/>
+        <w:rPr>
+          <w:rFonts w:ascii="Calibri" w:eastAsia="MS Gothic" w:hAnsi="Calibri" w:cs="Times New Roman"/>
+          <w:b/>
+          <w:bCs/>
+          <w:color w:val="0F4761" w:themeColor="accent1" w:themeShade="BF"/>
+          <w:kern w:val="0"/>
+          <w14:ligatures w14:val="none"/>
+        </w:rPr>
+      </w:pPr>
+      <w:r>
+        <w:rPr>
+          <w:rFonts w:ascii="Calibri" w:eastAsia="MS Gothic" w:hAnsi="Calibri" w:cs="Times New Roman"/>
+          <w:b/>
+          <w:bCs/>
+          <w:color w:val="0F4761" w:themeColor="accent1" w:themeShade="BF"/>
+          <w:kern w:val="0"/>
+          <w14:ligatures w14:val="none"/>
+        </w:rPr>
+        <w:t>Signature verification MUST fail (verify = false).</w:t>
+      </w:r>
+    </w:p>
+    <w:p>
+      <w:pPr>
+        <w:keepNext/>
+        <w:keepLines/>
+        <w:spacing w:after="120" w:line="240" w:lineRule="auto"/>
+        <w:outlineLvl w:val="0"/>
+        <w:rPr>
+          <w:rFonts w:ascii="Calibri" w:eastAsia="MS Gothic" w:hAnsi="Calibri" w:cs="Times New Roman"/>
+          <w:b/>
+          <w:bCs/>
+          <w:color w:val="0F4761" w:themeColor="accent1" w:themeShade="BF"/>
+          <w:kern w:val="0"/>
+          <w14:ligatures w14:val="none"/>
+        </w:rPr>
+      </w:pPr>
+      <w:r>
+        <w:rPr>
+          <w:rFonts w:ascii="Calibri" w:eastAsia="MS Gothic" w:hAnsi="Calibri" w:cs="Times New Roman"/>
+          <w:b/>
+          <w:bCs/>
+          <w:color w:val="0F4761" w:themeColor="accent1" w:themeShade="BF"/>
+          <w:kern w:val="0"/>
+          <w14:ligatures w14:val="none"/>
+        </w:rPr>
+        <w:t>This confirms that all protected header parameters are integrity-protected and cryptographically bound to the signature.</w:t>
+      </w:r>
+    </w:p>
+    <w:p>
+      <w:pPr>
+        <w:keepNext/>
+        <w:keepLines/>
+        <w:spacing w:after="120" w:line="240" w:lineRule="auto"/>
+        <w:outlineLvl w:val="0"/>
+        <w:rPr>
+          <w:rFonts w:ascii="Calibri" w:eastAsia="MS Gothic" w:hAnsi="Calibri" w:cs="Times New Roman"/>
+          <w:b/>
+          <w:bCs/>
+          <w:color w:val="0F4761" w:themeColor="accent1" w:themeShade="BF"/>
+          <w:kern w:val="0"/>
+          <w14:ligatures w14:val="none"/>
+        </w:rPr>
+      </w:pPr>
+      <w:r>
+        <w:rPr>
+          <w:rFonts w:ascii="Calibri" w:eastAsia="MS Gothic" w:hAnsi="Calibri" w:cs="Times New Roman"/>
+          <w:b/>
+          <w:bCs/>
+          <w:color w:val="0F4761" w:themeColor="accent1" w:themeShade="BF"/>
+          <w:kern w:val="0"/>
+          <w14:ligatures w14:val="none"/>
+        </w:rPr>
+        <w:pict w14:anchorId="4967D192">
+          <v:rect id="_x0000_i1026" style="width:0;height:1.5pt" o:hralign="center" o:hrstd="t" o:hr="t" fillcolor="#a0a0a0" stroked="f"/>
+        </w:pict>
+      </w:r>
+    </w:p>
+    <w:p>
+      <w:pPr>
+        <w:pStyle w:val="berschrift3"/>
+        <w:spacing w:before="0" w:after="120" w:line="240" w:lineRule="auto"/>
+        <w:rPr>
+          <w:rFonts w:eastAsia="MS Gothic"/>
+        </w:rPr>
+      </w:pPr>
+      <w:r>
+        <w:rPr>
+          <w:rFonts w:eastAsia="MS Gothic"/>
+        </w:rPr>
+        <w:t>Whitespace Changes in the Protected Header (Pre-Base64URL)</w:t>
+      </w:r>
+    </w:p>
+    <w:p>
+      <w:pPr>
+        <w:keepNext/>
+        <w:keepLines/>
+        <w:spacing w:after="120" w:line="240" w:lineRule="auto"/>
+        <w:outlineLvl w:val="0"/>
+        <w:rPr>
+          <w:rFonts w:ascii="Calibri" w:eastAsia="MS Gothic" w:hAnsi="Calibri" w:cs="Times New Roman"/>
+          <w:b/>
+          <w:bCs/>
+          <w:color w:val="0F4761" w:themeColor="accent1" w:themeShade="BF"/>
+          <w:kern w:val="0"/>
+          <w14:ligatures w14:val="none"/>
+        </w:rPr>
+      </w:pPr>
+      <w:r>
+        <w:rPr>
+          <w:rFonts w:ascii="Calibri" w:eastAsia="MS Gothic" w:hAnsi="Calibri" w:cs="Times New Roman"/>
+          <w:b/>
+          <w:bCs/>
+          <w:color w:val="0F4761" w:themeColor="accent1" w:themeShade="BF"/>
+          <w:kern w:val="0"/>
+          <w14:ligatures w14:val="none"/>
+        </w:rPr>
+        <w:t>Any modification of whitespace in the protected header JSON before Base64URL encoding MUST invalidate the signature, even if the JSON remains semantically equivalent.</w:t>
+      </w:r>
+    </w:p>
+    <w:p>
+      <w:pPr>
+        <w:keepNext/>
+        <w:keepLines/>
+        <w:spacing w:after="120" w:line="240" w:lineRule="auto"/>
+        <w:outlineLvl w:val="0"/>
+        <w:rPr>
+          <w:rFonts w:ascii="Calibri" w:eastAsia="MS Gothic" w:hAnsi="Calibri" w:cs="Times New Roman"/>
+          <w:b/>
+          <w:bCs/>
+          <w:color w:val="0F4761" w:themeColor="accent1" w:themeShade="BF"/>
+          <w:kern w:val="0"/>
+          <w14:ligatures w14:val="none"/>
+        </w:rPr>
+      </w:pPr>
+      <w:r>
+        <w:rPr>
+          <w:rFonts w:ascii="Calibri" w:eastAsia="MS Gothic" w:hAnsi="Calibri" w:cs="Times New Roman"/>
+          <w:b/>
+          <w:bCs/>
+          <w:color w:val="0F4761" w:themeColor="accent1" w:themeShade="BF"/>
+          <w:kern w:val="0"/>
+          <w14:ligatures w14:val="none"/>
+        </w:rPr>
+        <w:t>Examples include:</w:t>
+      </w:r>
+    </w:p>
+    <w:p>
+      <w:pPr>
+        <w:keepNext/>
+        <w:keepLines/>
+        <w:numPr>
+          <w:ilvl w:val="0"/>
+          <w:numId w:val="9"/>
+        </w:numPr>
+        <w:spacing w:after="120" w:line="240" w:lineRule="auto"/>
+        <w:outlineLvl w:val="0"/>
+        <w:rPr>
+          <w:rFonts w:ascii="Calibri" w:eastAsia="MS Gothic" w:hAnsi="Calibri" w:cs="Times New Roman"/>
+          <w:b/>
+          <w:bCs/>
+          <w:color w:val="0F4761" w:themeColor="accent1" w:themeShade="BF"/>
+          <w:kern w:val="0"/>
+          <w14:ligatures w14:val="none"/>
+        </w:rPr>
+      </w:pPr>
+      <w:r>
+        <w:rPr>
+          <w:rFonts w:ascii="Calibri" w:eastAsia="MS Gothic" w:hAnsi="Calibri" w:cs="Times New Roman"/>
+          <w:b/>
+          <w:bCs/>
+          <w:color w:val="0F4761" w:themeColor="accent1" w:themeShade="BF"/>
+          <w:kern w:val="0"/>
+          <w14:ligatures w14:val="none"/>
+        </w:rPr>
+        <w:t>Reformatting (pretty-printing vs. compact),</w:t>
+      </w:r>
+    </w:p>
+    <w:p>
+      <w:pPr>
+        <w:keepNext/>
+        <w:keepLines/>
+        <w:numPr>
+          <w:ilvl w:val="0"/>
+          <w:numId w:val="9"/>
+        </w:numPr>
+        <w:spacing w:after="120" w:line="240" w:lineRule="auto"/>
+        <w:outlineLvl w:val="0"/>
+        <w:rPr>
+          <w:rFonts w:ascii="Calibri" w:eastAsia="MS Gothic" w:hAnsi="Calibri" w:cs="Times New Roman"/>
+          <w:b/>
+          <w:bCs/>
+          <w:color w:val="0F4761" w:themeColor="accent1" w:themeShade="BF"/>
+          <w:kern w:val="0"/>
+          <w14:ligatures w14:val="none"/>
+        </w:rPr>
+      </w:pPr>
+      <w:r>
+        <w:rPr>
+          <w:rFonts w:ascii="Calibri" w:eastAsia="MS Gothic" w:hAnsi="Calibri" w:cs="Times New Roman"/>
+          <w:b/>
+          <w:bCs/>
+          <w:color w:val="0F4761" w:themeColor="accent1" w:themeShade="BF"/>
+          <w:kern w:val="0"/>
+          <w14:ligatures w14:val="none"/>
+        </w:rPr>
+        <w:t>Adding or removing line breaks, spaces, or tabs outside of string literals.</w:t>
+      </w:r>
+    </w:p>
+    <w:p>
+      <w:pPr>
+        <w:keepNext/>
+        <w:keepLines/>
+        <w:spacing w:after="120" w:line="240" w:lineRule="auto"/>
+        <w:outlineLvl w:val="0"/>
+        <w:rPr>
+          <w:rFonts w:ascii="Calibri" w:eastAsia="MS Gothic" w:hAnsi="Calibri" w:cs="Times New Roman"/>
+          <w:b/>
+          <w:bCs/>
+          <w:color w:val="0F4761" w:themeColor="accent1" w:themeShade="BF"/>
+          <w:kern w:val="0"/>
+          <w14:ligatures w14:val="none"/>
+        </w:rPr>
+      </w:pPr>
+      <w:r>
+        <w:rPr>
+          <w:rFonts w:ascii="Calibri" w:eastAsia="MS Gothic" w:hAnsi="Calibri" w:cs="Times New Roman"/>
+          <w:b/>
+          <w:bCs/>
+          <w:color w:val="0F4761" w:themeColor="accent1" w:themeShade="BF"/>
+          <w:kern w:val="0"/>
+          <w14:ligatures w14:val="none"/>
+        </w:rPr>
+        <w:t>Expected result:</w:t>
+      </w:r>
+    </w:p>
+    <w:p>
+      <w:pPr>
+        <w:keepNext/>
+        <w:keepLines/>
+        <w:numPr>
+          <w:ilvl w:val="0"/>
+          <w:numId w:val="10"/>
+        </w:numPr>
+        <w:spacing w:after="120" w:line="240" w:lineRule="auto"/>
+        <w:outlineLvl w:val="0"/>
+        <w:rPr>
+          <w:rFonts w:ascii="Calibri" w:eastAsia="MS Gothic" w:hAnsi="Calibri" w:cs="Times New Roman"/>
+          <w:b/>
+          <w:bCs/>
+          <w:color w:val="0F4761" w:themeColor="accent1" w:themeShade="BF"/>
+          <w:kern w:val="0"/>
+          <w14:ligatures w14:val="none"/>
+        </w:rPr>
+      </w:pPr>
+      <w:r>
+        <w:rPr>
+          <w:rFonts w:ascii="Calibri" w:eastAsia="MS Gothic" w:hAnsi="Calibri" w:cs="Times New Roman"/>
+          <w:b/>
+          <w:bCs/>
+          <w:color w:val="0F4761" w:themeColor="accent1" w:themeShade="BF"/>
+          <w:kern w:val="0"/>
+          <w14:ligatures w14:val="none"/>
+        </w:rPr>
+        <w:t>Signature verification MUST fail (verify = false).</w:t>
+      </w:r>
+    </w:p>
+    <w:p>
+      <w:pPr>
+        <w:keepNext/>
+        <w:keepLines/>
+        <w:spacing w:after="120" w:line="240" w:lineRule="auto"/>
+        <w:outlineLvl w:val="0"/>
+        <w:rPr>
+          <w:rFonts w:ascii="Calibri" w:eastAsia="MS Gothic" w:hAnsi="Calibri" w:cs="Times New Roman"/>
+          <w:b/>
+          <w:bCs/>
+          <w:color w:val="0F4761" w:themeColor="accent1" w:themeShade="BF"/>
+          <w:kern w:val="0"/>
+          <w14:ligatures w14:val="none"/>
+        </w:rPr>
+      </w:pPr>
+      <w:r>
+        <w:rPr>
+          <w:rFonts w:ascii="Calibri" w:eastAsia="MS Gothic" w:hAnsi="Calibri" w:cs="Times New Roman"/>
+          <w:b/>
+          <w:bCs/>
+          <w:color w:val="0F4761" w:themeColor="accent1" w:themeShade="BF"/>
+          <w:kern w:val="0"/>
+          <w14:ligatures w14:val="none"/>
+        </w:rPr>
+        <w:t>This confirms that the JWS protected header is treated as an opaque UTF-8 byte sequence, in strict accordance with RFC 7515.</w:t>
+      </w:r>
+    </w:p>
+    <w:p>
+      <w:pPr>
+        <w:keepNext/>
+        <w:keepLines/>
+        <w:spacing w:after="120" w:line="240" w:lineRule="auto"/>
+        <w:outlineLvl w:val="0"/>
+        <w:rPr>
+          <w:rFonts w:ascii="Calibri" w:eastAsia="MS Gothic" w:hAnsi="Calibri" w:cs="Times New Roman"/>
+          <w:b/>
+          <w:bCs/>
+          <w:color w:val="0F4761" w:themeColor="accent1" w:themeShade="BF"/>
+          <w:kern w:val="0"/>
+          <w14:ligatures w14:val="none"/>
+        </w:rPr>
+      </w:pPr>
+      <w:r>
+        <w:rPr>
+          <w:rFonts w:ascii="Calibri" w:eastAsia="MS Gothic" w:hAnsi="Calibri" w:cs="Times New Roman"/>
+          <w:b/>
+          <w:bCs/>
+          <w:color w:val="0F4761" w:themeColor="accent1" w:themeShade="BF"/>
+          <w:kern w:val="0"/>
+          <w14:ligatures w14:val="none"/>
+        </w:rPr>
+        <w:pict w14:anchorId="2EDFA089">
+          <v:rect id="_x0000_i1027" style="width:0;height:1.5pt" o:hralign="center" o:hrstd="t" o:hr="t" fillcolor="#a0a0a0" stroked="f"/>
+        </w:pict>
+      </w:r>
+    </w:p>
+    <w:p>
+      <w:pPr>
+        <w:pStyle w:val="berschrift3"/>
+        <w:spacing w:before="0" w:after="120" w:line="240" w:lineRule="auto"/>
+        <w:rPr>
+          <w:rFonts w:eastAsia="MS Gothic"/>
+        </w:rPr>
+      </w:pPr>
+      <w:r>
+        <w:rPr>
+          <w:rFonts w:eastAsia="MS Gothic"/>
+        </w:rPr>
+        <w:t xml:space="preserve">Canonicalization </w:t>
+      </w:r>
+      <w:r>
+        <w:t>Mismatch</w:t>
+      </w:r>
+      <w:r>
+        <w:rPr>
+          <w:rFonts w:eastAsia="MS Gothic"/>
+        </w:rPr>
+        <w:t xml:space="preserve"> (JCS)</w:t>
+      </w:r>
+    </w:p>
+    <w:p>
+      <w:pPr>
+        <w:keepNext/>
+        <w:keepLines/>
+        <w:spacing w:after="120" w:line="240" w:lineRule="auto"/>
+        <w:outlineLvl w:val="0"/>
+        <w:rPr>
+          <w:rFonts w:ascii="Calibri" w:eastAsia="MS Gothic" w:hAnsi="Calibri" w:cs="Times New Roman"/>
+          <w:b/>
+          <w:bCs/>
+          <w:color w:val="0F4761" w:themeColor="accent1" w:themeShade="BF"/>
+          <w:kern w:val="0"/>
+          <w14:ligatures w14:val="none"/>
+        </w:rPr>
+      </w:pPr>
+      <w:r>
+        <w:rPr>
+          <w:rFonts w:ascii="Calibri" w:eastAsia="MS Gothic" w:hAnsi="Calibri" w:cs="Times New Roman"/>
+          <w:b/>
+          <w:bCs/>
+          <w:color w:val="0F4761" w:themeColor="accent1" w:themeShade="BF"/>
+          <w:kern w:val="0"/>
+          <w14:ligatures w14:val="none"/>
+        </w:rPr>
+        <w:t>If JSON Canonicalization Scheme (RFC 8785) is applied to the payload during signing, any deviation during verification MUST invalidate the signature.</w:t>
+      </w:r>
+    </w:p>
+    <w:p>
+      <w:pPr>
+        <w:keepNext/>
+        <w:keepLines/>
+        <w:spacing w:after="120" w:line="240" w:lineRule="auto"/>
+        <w:outlineLvl w:val="0"/>
+        <w:rPr>
+          <w:rFonts w:ascii="Calibri" w:eastAsia="MS Gothic" w:hAnsi="Calibri" w:cs="Times New Roman"/>
+          <w:b/>
+          <w:bCs/>
+          <w:color w:val="0F4761" w:themeColor="accent1" w:themeShade="BF"/>
+          <w:kern w:val="0"/>
+          <w14:ligatures w14:val="none"/>
+        </w:rPr>
+      </w:pPr>
+      <w:r>
+        <w:rPr>
+          <w:rFonts w:ascii="Calibri" w:eastAsia="MS Gothic" w:hAnsi="Calibri" w:cs="Times New Roman"/>
+          <w:b/>
+          <w:bCs/>
+          <w:color w:val="0F4761" w:themeColor="accent1" w:themeShade="BF"/>
+          <w:kern w:val="0"/>
+          <w14:ligatures w14:val="none"/>
+        </w:rPr>
+        <w:t>Examples include:</w:t>
+      </w:r>
+    </w:p>
+    <w:p>
+      <w:pPr>
+        <w:keepNext/>
+        <w:keepLines/>
+        <w:numPr>
+          <w:ilvl w:val="0"/>
+          <w:numId w:val="11"/>
+        </w:numPr>
+        <w:spacing w:after="120" w:line="240" w:lineRule="auto"/>
+        <w:outlineLvl w:val="0"/>
+        <w:rPr>
+          <w:rFonts w:ascii="Calibri" w:eastAsia="MS Gothic" w:hAnsi="Calibri" w:cs="Times New Roman"/>
+          <w:b/>
+          <w:bCs/>
+          <w:color w:val="0F4761" w:themeColor="accent1" w:themeShade="BF"/>
+          <w:kern w:val="0"/>
+          <w14:ligatures w14:val="none"/>
+        </w:rPr>
+      </w:pPr>
+      <w:r>
+        <w:rPr>
+          <w:rFonts w:ascii="Calibri" w:eastAsia="MS Gothic" w:hAnsi="Calibri" w:cs="Times New Roman"/>
+          <w:b/>
+          <w:bCs/>
+          <w:color w:val="0F4761" w:themeColor="accent1" w:themeShade="BF"/>
+          <w:kern w:val="0"/>
+          <w14:ligatures w14:val="none"/>
+        </w:rPr>
+        <w:t>Omitting canonicalization during verification when it was applied during signing,</w:t>
+      </w:r>
+    </w:p>
+    <w:p>
+      <w:pPr>
+        <w:keepNext/>
+        <w:keepLines/>
+        <w:numPr>
+          <w:ilvl w:val="0"/>
+          <w:numId w:val="11"/>
+        </w:numPr>
+        <w:spacing w:after="120" w:line="240" w:lineRule="auto"/>
+        <w:outlineLvl w:val="0"/>
+        <w:rPr>
+          <w:rFonts w:ascii="Calibri" w:eastAsia="MS Gothic" w:hAnsi="Calibri" w:cs="Times New Roman"/>
+          <w:b/>
+          <w:bCs/>
+          <w:color w:val="0F4761" w:themeColor="accent1" w:themeShade="BF"/>
+          <w:kern w:val="0"/>
+          <w14:ligatures w14:val="none"/>
+        </w:rPr>
+      </w:pPr>
+      <w:r>
+        <w:rPr>
+          <w:rFonts w:ascii="Calibri" w:eastAsia="MS Gothic" w:hAnsi="Calibri" w:cs="Times New Roman"/>
+          <w:b/>
+          <w:bCs/>
+          <w:color w:val="0F4761" w:themeColor="accent1" w:themeShade="BF"/>
+          <w:kern w:val="0"/>
+          <w14:ligatures w14:val="none"/>
+        </w:rPr>
+        <w:t>Applying canonicalization during verification when it was not applied during signing,</w:t>
+      </w:r>
+    </w:p>
+    <w:p>
+      <w:pPr>
+        <w:keepNext/>
+        <w:keepLines/>
+        <w:numPr>
+          <w:ilvl w:val="0"/>
+          <w:numId w:val="11"/>
+        </w:numPr>
+        <w:spacing w:after="120" w:line="240" w:lineRule="auto"/>
+        <w:outlineLvl w:val="0"/>
+        <w:rPr>
+          <w:rFonts w:ascii="Calibri" w:eastAsia="MS Gothic" w:hAnsi="Calibri" w:cs="Times New Roman"/>
+          <w:b/>
+          <w:bCs/>
+          <w:color w:val="0F4761" w:themeColor="accent1" w:themeShade="BF"/>
+          <w:kern w:val="0"/>
+          <w14:ligatures w14:val="none"/>
+        </w:rPr>
+      </w:pPr>
+      <w:r>
+        <w:rPr>
+          <w:rFonts w:ascii="Calibri" w:eastAsia="MS Gothic" w:hAnsi="Calibri" w:cs="Times New Roman"/>
+          <w:b/>
+          <w:bCs/>
+          <w:color w:val="0F4761" w:themeColor="accent1" w:themeShade="BF"/>
+          <w:kern w:val="0"/>
+          <w14:ligatures w14:val="none"/>
+        </w:rPr>
+        <w:t>Removing or altering the canonAlg protected header parameter when it is marked as critical.</w:t>
+      </w:r>
+    </w:p>
+    <w:p>
+      <w:pPr>
+        <w:keepNext/>
+        <w:keepLines/>
+        <w:spacing w:after="120" w:line="240" w:lineRule="auto"/>
+        <w:outlineLvl w:val="0"/>
+        <w:rPr>
+          <w:rFonts w:ascii="Calibri" w:eastAsia="MS Gothic" w:hAnsi="Calibri" w:cs="Times New Roman"/>
+          <w:b/>
+          <w:bCs/>
+          <w:color w:val="0F4761" w:themeColor="accent1" w:themeShade="BF"/>
+          <w:kern w:val="0"/>
+          <w14:ligatures w14:val="none"/>
+        </w:rPr>
+      </w:pPr>
+      <w:r>
+        <w:rPr>
+          <w:rFonts w:ascii="Calibri" w:eastAsia="MS Gothic" w:hAnsi="Calibri" w:cs="Times New Roman"/>
+          <w:b/>
+          <w:bCs/>
+          <w:color w:val="0F4761" w:themeColor="accent1" w:themeShade="BF"/>
+          <w:kern w:val="0"/>
+          <w14:ligatures w14:val="none"/>
+        </w:rPr>
+        <w:t>Expected result:</w:t>
+      </w:r>
+    </w:p>
+    <w:p>
+      <w:pPr>
+        <w:keepNext/>
+        <w:keepLines/>
+        <w:numPr>
+          <w:ilvl w:val="0"/>
+          <w:numId w:val="12"/>
+        </w:numPr>
+        <w:spacing w:after="120" w:line="240" w:lineRule="auto"/>
+        <w:outlineLvl w:val="0"/>
+        <w:rPr>
+          <w:rFonts w:ascii="Calibri" w:eastAsia="MS Gothic" w:hAnsi="Calibri" w:cs="Times New Roman"/>
+          <w:b/>
+          <w:bCs/>
+          <w:color w:val="0F4761" w:themeColor="accent1" w:themeShade="BF"/>
+          <w:kern w:val="0"/>
+          <w14:ligatures w14:val="none"/>
+        </w:rPr>
+      </w:pPr>
+      <w:r>
+        <w:rPr>
+          <w:rFonts w:ascii="Calibri" w:eastAsia="MS Gothic" w:hAnsi="Calibri" w:cs="Times New Roman"/>
+          <w:b/>
+          <w:bCs/>
+          <w:color w:val="0F4761" w:themeColor="accent1" w:themeShade="BF"/>
+          <w:kern w:val="0"/>
+          <w14:ligatures w14:val="none"/>
+        </w:rPr>
+        <w:lastRenderedPageBreak/>
+        <w:t>Signature verification MUST fail (verify = false).</w:t>
+      </w:r>
+    </w:p>
+    <w:p>
+      <w:pPr>
+        <w:keepNext/>
+        <w:keepLines/>
+        <w:spacing w:after="120" w:line="240" w:lineRule="auto"/>
+        <w:outlineLvl w:val="0"/>
+        <w:rPr>
+          <w:rFonts w:ascii="Calibri" w:eastAsia="MS Gothic" w:hAnsi="Calibri" w:cs="Times New Roman"/>
+          <w:b/>
+          <w:bCs/>
+          <w:color w:val="0F4761" w:themeColor="accent1" w:themeShade="BF"/>
+          <w:kern w:val="0"/>
+          <w14:ligatures w14:val="none"/>
+        </w:rPr>
+      </w:pPr>
+      <w:r>
+        <w:rPr>
+          <w:rFonts w:ascii="Calibri" w:eastAsia="MS Gothic" w:hAnsi="Calibri" w:cs="Times New Roman"/>
+          <w:b/>
+          <w:bCs/>
+          <w:color w:val="0F4761" w:themeColor="accent1" w:themeShade="BF"/>
+          <w:kern w:val="0"/>
+          <w14:ligatures w14:val="none"/>
+        </w:rPr>
+        <w:t>This confirms that canonicalization is an explicit, protocol-relevant transformation and not an implicit or optional processing step.</w:t>
+      </w:r>
+    </w:p>
+    <w:p>
+      <w:pPr>
+        <w:keepNext/>
+        <w:keepLines/>
+        <w:spacing w:after="120" w:line="240" w:lineRule="auto"/>
         <w:outlineLvl w:val="0"/>
         <w:rPr>
           <w:rFonts w:ascii="Calibri" w:eastAsia="MS Gothic" w:hAnsi="Calibri" w:cs="Times New Roman"/>
@@ -20,56 +1166,401 @@
           <w14:ligatures w14:val="none"/>
         </w:rPr>
       </w:pPr>
-      <w:r>
-        <w:rPr>
-          <w:rFonts w:ascii="Calibri" w:eastAsia="MS Gothic" w:hAnsi="Calibri" w:cs="Times New Roman"/>
-          <w:b/>
-          <w:bCs/>
-          <w:color w:val="0F4761" w:themeColor="accent1" w:themeShade="BF"/>
-          <w:kern w:val="0"/>
-          <w:sz w:val="28"/>
-          <w:szCs w:val="28"/>
+    </w:p>
+    <w:p>
+      <w:pPr>
+        <w:pStyle w:val="berschrift1"/>
+        <w:rPr>
+          <w:rFonts w:eastAsia="MS Gothic"/>
           <w:lang w:val="en-US"/>
-          <w14:ligatures w14:val="none"/>
-        </w:rPr>
-        <w:t>JSON Canonicalization – Overview and java-</w:t>
-      </w:r>
-      <w:proofErr w:type="spellStart"/>
-      <w:r>
-        <w:rPr>
-          <w:rFonts w:ascii="Calibri" w:eastAsia="MS Gothic" w:hAnsi="Calibri" w:cs="Times New Roman"/>
-          <w:b/>
-          <w:bCs/>
-          <w:color w:val="0F4761" w:themeColor="accent1" w:themeShade="BF"/>
-          <w:kern w:val="0"/>
-          <w:sz w:val="28"/>
-          <w:szCs w:val="28"/>
+        </w:rPr>
+      </w:pPr>
+      <w:r>
+        <w:rPr>
+          <w:rFonts w:eastAsia="MS Gothic"/>
           <w:lang w:val="en-US"/>
-          <w14:ligatures w14:val="none"/>
-        </w:rPr>
-        <w:t>json</w:t>
-      </w:r>
-      <w:proofErr w:type="spellEnd"/>
-      <w:r>
-        <w:rPr>
-          <w:rFonts w:ascii="Calibri" w:eastAsia="MS Gothic" w:hAnsi="Calibri" w:cs="Times New Roman"/>
-          <w:b/>
-          <w:bCs/>
-          <w:color w:val="0F4761" w:themeColor="accent1" w:themeShade="BF"/>
-          <w:kern w:val="0"/>
-          <w:sz w:val="28"/>
-          <w:szCs w:val="28"/>
+        </w:rPr>
+        <w:t>Important implementation context of this Berlin Group payload signing</w:t>
+      </w:r>
+    </w:p>
+    <w:p>
+      <w:pPr>
+        <w:spacing w:after="120" w:line="240" w:lineRule="auto"/>
+        <w:rPr>
           <w:lang w:val="en-US"/>
-          <w14:ligatures w14:val="none"/>
-        </w:rPr>
-        <w:t>-canonicalization Library</w:t>
+        </w:rPr>
+      </w:pPr>
+    </w:p>
+    <w:p>
+      <w:pPr>
+        <w:pStyle w:val="berschrift2"/>
+      </w:pPr>
+      <w:r>
+        <w:t xml:space="preserve">Supplementary Note on </w:t>
+      </w:r>
+      <w:r>
+        <w:rPr>
+          <w:u w:val="single"/>
+        </w:rPr>
+        <w:t>ES512 (ES Family)</w:t>
+      </w:r>
+      <w:r>
+        <w:t xml:space="preserve"> in the Context of Berlin Group Payload Signing</w:t>
+      </w:r>
+    </w:p>
+    <w:p>
+      <w:pPr>
+        <w:spacing w:after="120" w:line="240" w:lineRule="auto"/>
+      </w:pPr>
+      <w:r>
+        <w:t>The Berlin Group openFinance specifications define JWS signature calculation in accordance with RFC 7515 and RFC 7518, stating that the signature is computed over:</w:t>
+      </w:r>
+    </w:p>
+    <w:p>
+      <w:pPr>
+        <w:spacing w:after="120" w:line="240" w:lineRule="auto"/>
+      </w:pPr>
+      <w:r>
+        <w:t>ASCII(</w:t>
+      </w:r>
+    </w:p>
+    <w:p>
+      <w:pPr>
+        <w:spacing w:after="120" w:line="240" w:lineRule="auto"/>
+      </w:pPr>
+      <w:r>
+        <w:t xml:space="preserve">  BASE64URL(UTF8(JWS Protected Header)) ||</w:t>
+      </w:r>
+    </w:p>
+    <w:p>
+      <w:pPr>
+        <w:spacing w:after="120" w:line="240" w:lineRule="auto"/>
+      </w:pPr>
+      <w:r>
+        <w:t xml:space="preserve">  "." ||</w:t>
+      </w:r>
+    </w:p>
+    <w:p>
+      <w:pPr>
+        <w:spacing w:after="120" w:line="240" w:lineRule="auto"/>
+      </w:pPr>
+      <w:r>
+        <w:t xml:space="preserve">  BASE64URL(JWS Payload)</w:t>
+      </w:r>
+    </w:p>
+    <w:p>
+      <w:pPr>
+        <w:spacing w:after="120" w:line="240" w:lineRule="auto"/>
+      </w:pPr>
+      <w:r>
+        <w:t>)</w:t>
+      </w:r>
+    </w:p>
+    <w:p>
+      <w:pPr>
+        <w:spacing w:after="120" w:line="240" w:lineRule="auto"/>
+      </w:pPr>
+      <w:r>
+        <w:t xml:space="preserve">For the </w:t>
+      </w:r>
+      <w:r>
+        <w:rPr>
+          <w:b/>
+          <w:bCs/>
+        </w:rPr>
+        <w:t>ES family of algorithms (ES256, ES384, ES512)</w:t>
+      </w:r>
+      <w:r>
+        <w:t>, RFC 7518 defines the use of ECDSA with an internal hash function that is implicitly bound to the algorithm identifier (e.g. SHA-512 for ES512).</w:t>
+      </w:r>
+    </w:p>
+    <w:p>
+      <w:pPr>
+        <w:spacing w:after="120" w:line="240" w:lineRule="auto"/>
+      </w:pPr>
+      <w:r>
+        <w:rPr>
+          <w:u w:val="single"/>
+        </w:rPr>
+        <w:t xml:space="preserve">However, our implementation adopt a </w:t>
+      </w:r>
+      <w:r>
+        <w:rPr>
+          <w:b/>
+          <w:bCs/>
+          <w:u w:val="single"/>
+        </w:rPr>
+        <w:t>pre-hash model</w:t>
+      </w:r>
+      <w:r>
+        <w:t xml:space="preserve"> for operational </w:t>
+      </w:r>
+      <w:r>
+        <w:t>and</w:t>
+      </w:r>
+      <w:r>
+        <w:t xml:space="preserve"> architectural reasons (e.g. HSM integration, streaming or bulk processing), where:</w:t>
+      </w:r>
+    </w:p>
+    <w:p>
+      <w:pPr>
+        <w:numPr>
+          <w:ilvl w:val="0"/>
+          <w:numId w:val="13"/>
+        </w:numPr>
+        <w:spacing w:after="120" w:line="240" w:lineRule="auto"/>
+      </w:pPr>
+      <w:r>
+        <w:t>The JWS Signing Input is hashed externally (e.g. using SHA-512),</w:t>
+      </w:r>
+    </w:p>
+    <w:p>
+      <w:pPr>
+        <w:numPr>
+          <w:ilvl w:val="0"/>
+          <w:numId w:val="13"/>
+        </w:numPr>
+        <w:spacing w:after="120" w:line="240" w:lineRule="auto"/>
+      </w:pPr>
+      <w:r>
+        <w:t xml:space="preserve">The resulting digest is then signed using ECDSA </w:t>
+      </w:r>
+      <w:r>
+        <w:rPr>
+          <w:b/>
+          <w:bCs/>
+        </w:rPr>
+        <w:t>without internal hashing</w:t>
+      </w:r>
+      <w:r>
+        <w:t xml:space="preserve"> (e.g. NONEwithECDSA).</w:t>
+      </w:r>
+    </w:p>
+    <w:p>
+      <w:pPr>
+        <w:spacing w:after="120" w:line="240" w:lineRule="auto"/>
+      </w:pPr>
+      <w:r>
+        <w:t xml:space="preserve">This approach is </w:t>
+      </w:r>
+      <w:r>
+        <w:rPr>
+          <w:b/>
+          <w:bCs/>
+        </w:rPr>
+        <w:t>cryptographically equivalent</w:t>
+      </w:r>
+      <w:r>
+        <w:t xml:space="preserve"> to the standard ES512 processing model </w:t>
+      </w:r>
+      <w:r>
+        <w:rPr>
+          <w:b/>
+          <w:bCs/>
+        </w:rPr>
+        <w:t>only if</w:t>
+      </w:r>
+      <w:r>
+        <w:t>:</w:t>
+      </w:r>
+    </w:p>
+    <w:p>
+      <w:pPr>
+        <w:numPr>
+          <w:ilvl w:val="0"/>
+          <w:numId w:val="14"/>
+        </w:numPr>
+        <w:spacing w:after="120" w:line="240" w:lineRule="auto"/>
+      </w:pPr>
+      <w:r>
+        <w:t>The external hash function exactly matches the hash function mandated by the algorithm identifier,</w:t>
+      </w:r>
+    </w:p>
+    <w:p>
+      <w:pPr>
+        <w:numPr>
+          <w:ilvl w:val="0"/>
+          <w:numId w:val="14"/>
+        </w:numPr>
+        <w:spacing w:after="120" w:line="240" w:lineRule="auto"/>
+      </w:pPr>
+      <w:r>
+        <w:t>The verifier applies the same pre-hash model consistently.</w:t>
+      </w:r>
+    </w:p>
+    <w:p>
+      <w:pPr>
+        <w:spacing w:after="120" w:line="240" w:lineRule="auto"/>
+      </w:pPr>
+      <w:r>
+        <w:t>Important considerations in the context of the Berlin Group specification:</w:t>
+      </w:r>
+    </w:p>
+    <w:p>
+      <w:pPr>
+        <w:numPr>
+          <w:ilvl w:val="0"/>
+          <w:numId w:val="15"/>
+        </w:numPr>
+        <w:spacing w:after="120" w:line="240" w:lineRule="auto"/>
+      </w:pPr>
+      <w:r>
+        <w:t xml:space="preserve">The Berlin Group specification does </w:t>
+      </w:r>
+      <w:r>
+        <w:rPr>
+          <w:b/>
+          <w:bCs/>
+        </w:rPr>
+        <w:t>not explicitly define</w:t>
+      </w:r>
+      <w:r>
+        <w:t xml:space="preserve"> a pre-hash model for ES algorithms.</w:t>
+      </w:r>
+    </w:p>
+    <w:p>
+      <w:pPr>
+        <w:numPr>
+          <w:ilvl w:val="0"/>
+          <w:numId w:val="15"/>
+        </w:numPr>
+        <w:spacing w:after="120" w:line="240" w:lineRule="auto"/>
+      </w:pPr>
+      <w:r>
+        <w:t xml:space="preserve">Therefore, the use of external pre-hashing for ES512 is considered </w:t>
+      </w:r>
+      <w:r>
+        <w:rPr>
+          <w:b/>
+          <w:bCs/>
+        </w:rPr>
+        <w:t>an implementation-specific or proprietary extension</w:t>
+      </w:r>
+      <w:r>
+        <w:t>, not a normative requirement of the specification.</w:t>
+      </w:r>
+    </w:p>
+    <w:p>
+      <w:pPr>
+        <w:numPr>
+          <w:ilvl w:val="0"/>
+          <w:numId w:val="15"/>
+        </w:numPr>
+        <w:spacing w:after="120" w:line="240" w:lineRule="auto"/>
+      </w:pPr>
+      <w:r>
+        <w:t>Interoperability with third-party implementations cannot be assumed unless the pre-hash model is explicitly agreed and documented between participants.</w:t>
+      </w:r>
+    </w:p>
+    <w:p>
+      <w:pPr>
+        <w:spacing w:after="120" w:line="240" w:lineRule="auto"/>
+      </w:pPr>
+      <w:r>
+        <w:t>Consequently:</w:t>
+      </w:r>
+    </w:p>
+    <w:p>
+      <w:pPr>
+        <w:numPr>
+          <w:ilvl w:val="0"/>
+          <w:numId w:val="16"/>
+        </w:numPr>
+        <w:spacing w:after="120" w:line="240" w:lineRule="auto"/>
+      </w:pPr>
+      <w:r>
+        <w:t>For strict Berlin Group interoperability, ES512 SHOULD be implemented using the standard JWS model with internal hashing as defined in RFC 7518.</w:t>
+      </w:r>
+    </w:p>
+    <w:p>
+      <w:pPr>
+        <w:numPr>
+          <w:ilvl w:val="0"/>
+          <w:numId w:val="16"/>
+        </w:numPr>
+        <w:spacing w:after="120" w:line="240" w:lineRule="auto"/>
+      </w:pPr>
+      <w:r>
+        <w:t>If a pre-hash model is used for ES512, it SHALL be clearly documented as a proprietary or bilateral extension and consistently applied by both signer and verifier.</w:t>
+      </w:r>
+      <w:r>
+        <w:br/>
+      </w:r>
+      <w:r>
+        <w:sym w:font="Wingdings" w:char="F0E0"/>
+      </w:r>
+      <w:r>
+        <w:t xml:space="preserve"> </w:t>
+      </w:r>
+      <w:r>
+        <w:rPr>
+          <w:u w:val="single"/>
+        </w:rPr>
+        <w:t>O</w:t>
+      </w:r>
+      <w:r>
+        <w:rPr>
+          <w:u w:val="single"/>
+        </w:rPr>
+        <w:t xml:space="preserve">ur implementation adopt a </w:t>
+      </w:r>
+      <w:r>
+        <w:rPr>
+          <w:b/>
+          <w:bCs/>
+          <w:u w:val="single"/>
+        </w:rPr>
+        <w:t>pre-hash model</w:t>
+      </w:r>
+      <w:r>
+        <w:t xml:space="preserve"> for operational or architectural reasons</w:t>
+      </w:r>
+    </w:p>
+    <w:p>
+      <w:pPr>
+        <w:spacing w:after="120" w:line="240" w:lineRule="auto"/>
+      </w:pPr>
+      <w:r>
+        <w:t>This distinction ensures clarity between standards-compliant behavior and optimized or specialized implementations.</w:t>
+      </w:r>
+    </w:p>
+    <w:p>
+      <w:pPr>
+        <w:spacing w:after="120" w:line="240" w:lineRule="auto"/>
+        <w:rPr>
+          <w:lang w:val="en-US"/>
+        </w:rPr>
+      </w:pPr>
+    </w:p>
+    <w:p>
+      <w:pPr>
+        <w:spacing w:after="120" w:line="240" w:lineRule="auto"/>
+        <w:rPr>
+          <w:lang w:val="en-US"/>
+        </w:rPr>
+      </w:pPr>
+    </w:p>
+    <w:p>
+      <w:pPr>
+        <w:pStyle w:val="berschrift2"/>
+        <w:rPr>
+          <w:rFonts w:eastAsia="MS Gothic"/>
+          <w:lang w:val="en-US"/>
+        </w:rPr>
+      </w:pPr>
+      <w:r>
+        <w:rPr>
+          <w:rFonts w:eastAsia="MS Gothic"/>
+          <w:lang w:val="en-US"/>
+        </w:rPr>
+        <w:t>JSON Canonicalization – Overview and java-json-canonicalization Library</w:t>
       </w:r>
     </w:p>
     <w:p>
       <w:pPr>
         <w:keepNext/>
         <w:keepLines/>
-        <w:spacing w:before="200" w:after="0" w:line="276" w:lineRule="auto"/>
+        <w:spacing w:after="120" w:line="240" w:lineRule="auto"/>
         <w:outlineLvl w:val="1"/>
         <w:rPr>
           <w:rFonts w:ascii="Calibri" w:eastAsia="MS Gothic" w:hAnsi="Calibri" w:cs="Times New Roman"/>
@@ -100,7 +1591,7 @@
     </w:p>
     <w:p>
       <w:pPr>
-        <w:spacing w:after="200" w:line="276" w:lineRule="auto"/>
+        <w:spacing w:after="120" w:line="240" w:lineRule="auto"/>
         <w:rPr>
           <w:rFonts w:ascii="Cambria" w:eastAsia="MS Mincho" w:hAnsi="Cambria" w:cs="Times New Roman"/>
           <w:kern w:val="0"/>
@@ -115,34 +1606,14 @@
           <w:lang w:val="en-US"/>
           <w14:ligatures w14:val="none"/>
         </w:rPr>
-        <w:t xml:space="preserve">Canonicalization follows a JCS-like algorithm aligned with RFC 8785 for typical business </w:t>
-      </w:r>
-      <w:proofErr w:type="gramStart"/>
-      <w:r>
-        <w:rPr>
-          <w:rFonts w:ascii="Cambria" w:eastAsia="MS Mincho" w:hAnsi="Cambria" w:cs="Times New Roman"/>
-          <w:kern w:val="0"/>
-          <w:lang w:val="en-US"/>
-          <w14:ligatures w14:val="none"/>
-        </w:rPr>
-        <w:t>payloads, but</w:t>
-      </w:r>
-      <w:proofErr w:type="gramEnd"/>
-      <w:r>
-        <w:rPr>
-          <w:rFonts w:ascii="Cambria" w:eastAsia="MS Mincho" w:hAnsi="Cambria" w:cs="Times New Roman"/>
-          <w:kern w:val="0"/>
-          <w:lang w:val="en-US"/>
-          <w14:ligatures w14:val="none"/>
-        </w:rPr>
-        <w:t xml:space="preserve"> is not guaranteed to be bit-identical to the reference implementation in all edge cases.</w:t>
+        <w:t>Canonicalization follows a JCS-like algorithm aligned with RFC 8785 for typical business payloads, but is not guaranteed to be bit-identical to the reference implementation in all edge cases.</w:t>
       </w:r>
     </w:p>
     <w:p>
       <w:pPr>
         <w:keepNext/>
         <w:keepLines/>
-        <w:spacing w:before="200" w:after="0" w:line="276" w:lineRule="auto"/>
+        <w:spacing w:after="120" w:line="240" w:lineRule="auto"/>
         <w:outlineLvl w:val="1"/>
         <w:rPr>
           <w:rFonts w:ascii="Calibri" w:eastAsia="MS Gothic" w:hAnsi="Calibri" w:cs="Times New Roman"/>
@@ -168,10 +1639,517 @@
           <w:lang w:val="en-US"/>
           <w14:ligatures w14:val="none"/>
         </w:rPr>
-        <w:t>2. Official RFC 8785 Library: java-</w:t>
-      </w:r>
-      <w:proofErr w:type="spellStart"/>
-      <w:r>
+        <w:t>2. Official RFC 8785 Library: java-json-canonicalization</w:t>
+      </w:r>
+    </w:p>
+    <w:p>
+      <w:pPr>
+        <w:spacing w:after="120" w:line="240" w:lineRule="auto"/>
+        <w:rPr>
+          <w:rFonts w:ascii="Cambria" w:eastAsia="MS Mincho" w:hAnsi="Cambria" w:cs="Times New Roman"/>
+          <w:kern w:val="0"/>
+          <w:lang w:val="en-US"/>
+          <w14:ligatures w14:val="none"/>
+        </w:rPr>
+      </w:pPr>
+      <w:r>
+        <w:rPr>
+          <w:rFonts w:ascii="Cambria" w:eastAsia="MS Mincho" w:hAnsi="Cambria" w:cs="Times New Roman"/>
+          <w:kern w:val="0"/>
+          <w:lang w:val="en-US"/>
+          <w14:ligatures w14:val="none"/>
+        </w:rPr>
+        <w:t>java-json-canonicalization is the official and complete Java implementation of the JSON Canonicalization Scheme (JCS) as defined in RFC 8785. It is widely used as a reference library in cryptographic JSON signature environments and standards.</w:t>
+      </w:r>
+    </w:p>
+    <w:p>
+      <w:pPr>
+        <w:keepNext/>
+        <w:keepLines/>
+        <w:spacing w:after="120" w:line="240" w:lineRule="auto"/>
+        <w:outlineLvl w:val="2"/>
+        <w:rPr>
+          <w:rFonts w:ascii="Calibri" w:eastAsia="MS Gothic" w:hAnsi="Calibri" w:cs="Times New Roman"/>
+          <w:b/>
+          <w:bCs/>
+          <w:color w:val="156082" w:themeColor="accent1"/>
+          <w:kern w:val="0"/>
+          <w:lang w:val="en-US"/>
+          <w14:ligatures w14:val="none"/>
+        </w:rPr>
+      </w:pPr>
+      <w:r>
+        <w:rPr>
+          <w:rFonts w:ascii="Calibri" w:eastAsia="MS Gothic" w:hAnsi="Calibri" w:cs="Times New Roman"/>
+          <w:b/>
+          <w:bCs/>
+          <w:color w:val="156082" w:themeColor="accent1"/>
+          <w:kern w:val="0"/>
+          <w:lang w:val="en-US"/>
+          <w14:ligatures w14:val="none"/>
+        </w:rPr>
+        <w:t>Key Features</w:t>
+      </w:r>
+    </w:p>
+    <w:p>
+      <w:pPr>
+        <w:tabs>
+          <w:tab w:val="num" w:pos="360"/>
+        </w:tabs>
+        <w:spacing w:after="120" w:line="240" w:lineRule="auto"/>
+        <w:ind w:left="360" w:hanging="360"/>
+        <w:contextualSpacing/>
+        <w:rPr>
+          <w:rFonts w:ascii="Cambria" w:eastAsia="MS Mincho" w:hAnsi="Cambria" w:cs="Times New Roman"/>
+          <w:kern w:val="0"/>
+          <w:lang w:val="en-US"/>
+          <w14:ligatures w14:val="none"/>
+        </w:rPr>
+      </w:pPr>
+      <w:r>
+        <w:rPr>
+          <w:rFonts w:ascii="Cambria" w:eastAsia="MS Mincho" w:hAnsi="Cambria" w:cs="Times New Roman"/>
+          <w:kern w:val="0"/>
+          <w:lang w:val="en-US"/>
+          <w14:ligatures w14:val="none"/>
+        </w:rPr>
+        <w:t>100% RFC</w:t>
+      </w:r>
+      <w:r>
+        <w:rPr>
+          <w:rFonts w:ascii="Cambria" w:eastAsia="MS Mincho" w:hAnsi="Cambria" w:cs="Times New Roman"/>
+          <w:kern w:val="0"/>
+          <w:lang w:val="en-US"/>
+          <w14:ligatures w14:val="none"/>
+        </w:rPr>
+        <w:noBreakHyphen/>
+        <w:t>8785 compliant (string escaping, UTF handling, numeric normalization, key ordering).</w:t>
+      </w:r>
+    </w:p>
+    <w:p>
+      <w:pPr>
+        <w:tabs>
+          <w:tab w:val="num" w:pos="360"/>
+        </w:tabs>
+        <w:spacing w:after="120" w:line="240" w:lineRule="auto"/>
+        <w:ind w:left="360" w:hanging="360"/>
+        <w:contextualSpacing/>
+        <w:rPr>
+          <w:rFonts w:ascii="Cambria" w:eastAsia="MS Mincho" w:hAnsi="Cambria" w:cs="Times New Roman"/>
+          <w:kern w:val="0"/>
+          <w:lang w:val="en-US"/>
+          <w14:ligatures w14:val="none"/>
+        </w:rPr>
+      </w:pPr>
+      <w:r>
+        <w:rPr>
+          <w:rFonts w:ascii="Cambria" w:eastAsia="MS Mincho" w:hAnsi="Cambria" w:cs="Times New Roman"/>
+          <w:kern w:val="0"/>
+          <w:lang w:val="en-US"/>
+          <w14:ligatures w14:val="none"/>
+        </w:rPr>
+        <w:t>Deterministic JSON representation for cryptographic operations.</w:t>
+      </w:r>
+    </w:p>
+    <w:p>
+      <w:pPr>
+        <w:tabs>
+          <w:tab w:val="num" w:pos="360"/>
+        </w:tabs>
+        <w:spacing w:after="120" w:line="240" w:lineRule="auto"/>
+        <w:ind w:left="360" w:hanging="360"/>
+        <w:contextualSpacing/>
+        <w:rPr>
+          <w:rFonts w:ascii="Cambria" w:eastAsia="MS Mincho" w:hAnsi="Cambria" w:cs="Times New Roman"/>
+          <w:kern w:val="0"/>
+          <w:lang w:val="en-US"/>
+          <w14:ligatures w14:val="none"/>
+        </w:rPr>
+      </w:pPr>
+      <w:r>
+        <w:rPr>
+          <w:rFonts w:ascii="Cambria" w:eastAsia="MS Mincho" w:hAnsi="Cambria" w:cs="Times New Roman"/>
+          <w:kern w:val="0"/>
+          <w:lang w:val="en-US"/>
+          <w14:ligatures w14:val="none"/>
+        </w:rPr>
+        <w:t>No external dependencies beyond standard Java.</w:t>
+      </w:r>
+    </w:p>
+    <w:p>
+      <w:pPr>
+        <w:tabs>
+          <w:tab w:val="num" w:pos="360"/>
+        </w:tabs>
+        <w:spacing w:after="120" w:line="240" w:lineRule="auto"/>
+        <w:ind w:left="360" w:hanging="360"/>
+        <w:contextualSpacing/>
+        <w:rPr>
+          <w:rFonts w:ascii="Cambria" w:eastAsia="MS Mincho" w:hAnsi="Cambria" w:cs="Times New Roman"/>
+          <w:kern w:val="0"/>
+          <w:lang w:val="en-US"/>
+          <w14:ligatures w14:val="none"/>
+        </w:rPr>
+      </w:pPr>
+      <w:r>
+        <w:rPr>
+          <w:rFonts w:ascii="Cambria" w:eastAsia="MS Mincho" w:hAnsi="Cambria" w:cs="Times New Roman"/>
+          <w:kern w:val="0"/>
+          <w:lang w:val="en-US"/>
+          <w14:ligatures w14:val="none"/>
+        </w:rPr>
+        <w:t>Highly robust and optimized for performance.</w:t>
+      </w:r>
+    </w:p>
+    <w:p>
+      <w:pPr>
+        <w:tabs>
+          <w:tab w:val="num" w:pos="360"/>
+        </w:tabs>
+        <w:spacing w:after="120" w:line="240" w:lineRule="auto"/>
+        <w:ind w:left="360" w:hanging="360"/>
+        <w:contextualSpacing/>
+        <w:rPr>
+          <w:rFonts w:ascii="Cambria" w:eastAsia="MS Mincho" w:hAnsi="Cambria" w:cs="Times New Roman"/>
+          <w:kern w:val="0"/>
+          <w:lang w:val="en-US"/>
+          <w14:ligatures w14:val="none"/>
+        </w:rPr>
+      </w:pPr>
+      <w:r>
+        <w:rPr>
+          <w:rFonts w:ascii="Cambria" w:eastAsia="MS Mincho" w:hAnsi="Cambria" w:cs="Times New Roman"/>
+          <w:kern w:val="0"/>
+          <w:lang w:val="en-US"/>
+          <w14:ligatures w14:val="none"/>
+        </w:rPr>
+        <w:t>Supports both JSON objects and arrays at top level.</w:t>
+      </w:r>
+    </w:p>
+    <w:p>
+      <w:pPr>
+        <w:keepNext/>
+        <w:keepLines/>
+        <w:spacing w:after="120" w:line="240" w:lineRule="auto"/>
+        <w:outlineLvl w:val="2"/>
+        <w:rPr>
+          <w:rFonts w:ascii="Calibri" w:eastAsia="MS Gothic" w:hAnsi="Calibri" w:cs="Times New Roman"/>
+          <w:b/>
+          <w:bCs/>
+          <w:color w:val="156082" w:themeColor="accent1"/>
+          <w:kern w:val="0"/>
+          <w:lang w:val="en-US"/>
+          <w14:ligatures w14:val="none"/>
+        </w:rPr>
+      </w:pPr>
+      <w:r>
+        <w:rPr>
+          <w:rFonts w:ascii="Calibri" w:eastAsia="MS Gothic" w:hAnsi="Calibri" w:cs="Times New Roman"/>
+          <w:b/>
+          <w:bCs/>
+          <w:color w:val="156082" w:themeColor="accent1"/>
+          <w:kern w:val="0"/>
+          <w:lang w:val="en-US"/>
+          <w14:ligatures w14:val="none"/>
+        </w:rPr>
+        <w:t>Typical Use Cases</w:t>
+      </w:r>
+    </w:p>
+    <w:p>
+      <w:pPr>
+        <w:tabs>
+          <w:tab w:val="num" w:pos="360"/>
+        </w:tabs>
+        <w:spacing w:after="120" w:line="240" w:lineRule="auto"/>
+        <w:ind w:left="360" w:hanging="360"/>
+        <w:contextualSpacing/>
+        <w:rPr>
+          <w:rFonts w:ascii="Cambria" w:eastAsia="MS Mincho" w:hAnsi="Cambria" w:cs="Times New Roman"/>
+          <w:kern w:val="0"/>
+          <w:lang w:val="en-US"/>
+          <w14:ligatures w14:val="none"/>
+        </w:rPr>
+      </w:pPr>
+      <w:r>
+        <w:rPr>
+          <w:rFonts w:ascii="Cambria" w:eastAsia="MS Mincho" w:hAnsi="Cambria" w:cs="Times New Roman"/>
+          <w:kern w:val="0"/>
+          <w:lang w:val="en-US"/>
+          <w14:ligatures w14:val="none"/>
+        </w:rPr>
+        <w:t>Canonicalizing payloads for JWS (RFC 7515) signing.</w:t>
+      </w:r>
+    </w:p>
+    <w:p>
+      <w:pPr>
+        <w:tabs>
+          <w:tab w:val="num" w:pos="360"/>
+        </w:tabs>
+        <w:spacing w:after="120" w:line="240" w:lineRule="auto"/>
+        <w:ind w:left="360" w:hanging="360"/>
+        <w:contextualSpacing/>
+        <w:rPr>
+          <w:rFonts w:ascii="Cambria" w:eastAsia="MS Mincho" w:hAnsi="Cambria" w:cs="Times New Roman"/>
+          <w:kern w:val="0"/>
+          <w:lang w:val="en-US"/>
+          <w14:ligatures w14:val="none"/>
+        </w:rPr>
+      </w:pPr>
+      <w:r>
+        <w:rPr>
+          <w:rFonts w:ascii="Cambria" w:eastAsia="MS Mincho" w:hAnsi="Cambria" w:cs="Times New Roman"/>
+          <w:kern w:val="0"/>
+          <w:lang w:val="en-US"/>
+          <w14:ligatures w14:val="none"/>
+        </w:rPr>
+        <w:t>JAdES signatures (ETSI TS 119 182</w:t>
+      </w:r>
+      <w:r>
+        <w:rPr>
+          <w:rFonts w:ascii="Cambria" w:eastAsia="MS Mincho" w:hAnsi="Cambria" w:cs="Times New Roman"/>
+          <w:kern w:val="0"/>
+          <w:lang w:val="en-US"/>
+          <w14:ligatures w14:val="none"/>
+        </w:rPr>
+        <w:noBreakHyphen/>
+        <w:t>1).</w:t>
+      </w:r>
+    </w:p>
+    <w:p>
+      <w:pPr>
+        <w:tabs>
+          <w:tab w:val="num" w:pos="360"/>
+        </w:tabs>
+        <w:spacing w:after="120" w:line="240" w:lineRule="auto"/>
+        <w:ind w:left="360" w:hanging="360"/>
+        <w:contextualSpacing/>
+        <w:rPr>
+          <w:rFonts w:ascii="Cambria" w:eastAsia="MS Mincho" w:hAnsi="Cambria" w:cs="Times New Roman"/>
+          <w:kern w:val="0"/>
+          <w:lang w:val="en-US"/>
+          <w14:ligatures w14:val="none"/>
+        </w:rPr>
+      </w:pPr>
+      <w:r>
+        <w:rPr>
+          <w:rFonts w:ascii="Cambria" w:eastAsia="MS Mincho" w:hAnsi="Cambria" w:cs="Times New Roman"/>
+          <w:kern w:val="0"/>
+          <w:lang w:val="en-US"/>
+          <w14:ligatures w14:val="none"/>
+        </w:rPr>
+        <w:t>Detached signatures in Berlin Group XS2A.</w:t>
+      </w:r>
+    </w:p>
+    <w:p>
+      <w:pPr>
+        <w:tabs>
+          <w:tab w:val="num" w:pos="360"/>
+        </w:tabs>
+        <w:spacing w:after="120" w:line="240" w:lineRule="auto"/>
+        <w:ind w:left="360" w:hanging="360"/>
+        <w:contextualSpacing/>
+        <w:rPr>
+          <w:rFonts w:ascii="Cambria" w:eastAsia="MS Mincho" w:hAnsi="Cambria" w:cs="Times New Roman"/>
+          <w:kern w:val="0"/>
+          <w:lang w:val="en-US"/>
+          <w14:ligatures w14:val="none"/>
+        </w:rPr>
+      </w:pPr>
+      <w:r>
+        <w:rPr>
+          <w:rFonts w:ascii="Cambria" w:eastAsia="MS Mincho" w:hAnsi="Cambria" w:cs="Times New Roman"/>
+          <w:kern w:val="0"/>
+          <w:lang w:val="en-US"/>
+          <w14:ligatures w14:val="none"/>
+        </w:rPr>
+        <w:t>Hash computation over JSON payloads.</w:t>
+      </w:r>
+    </w:p>
+    <w:p>
+      <w:pPr>
+        <w:tabs>
+          <w:tab w:val="num" w:pos="360"/>
+        </w:tabs>
+        <w:spacing w:after="120" w:line="240" w:lineRule="auto"/>
+        <w:ind w:left="360" w:hanging="360"/>
+        <w:contextualSpacing/>
+        <w:rPr>
+          <w:rFonts w:ascii="Cambria" w:eastAsia="MS Mincho" w:hAnsi="Cambria" w:cs="Times New Roman"/>
+          <w:kern w:val="0"/>
+          <w:lang w:val="en-US"/>
+          <w14:ligatures w14:val="none"/>
+        </w:rPr>
+      </w:pPr>
+      <w:r>
+        <w:rPr>
+          <w:rFonts w:ascii="Cambria" w:eastAsia="MS Mincho" w:hAnsi="Cambria" w:cs="Times New Roman"/>
+          <w:kern w:val="0"/>
+          <w:lang w:val="en-US"/>
+          <w14:ligatures w14:val="none"/>
+        </w:rPr>
+        <w:t>Signature verification requiring canonicalization.</w:t>
+      </w:r>
+    </w:p>
+    <w:p>
+      <w:pPr>
+        <w:keepNext/>
+        <w:keepLines/>
+        <w:spacing w:after="120" w:line="240" w:lineRule="auto"/>
+        <w:outlineLvl w:val="2"/>
+        <w:rPr>
+          <w:rFonts w:ascii="Calibri" w:eastAsia="MS Gothic" w:hAnsi="Calibri" w:cs="Times New Roman"/>
+          <w:b/>
+          <w:bCs/>
+          <w:color w:val="156082" w:themeColor="accent1"/>
+          <w:kern w:val="0"/>
+          <w:lang w:val="en-US"/>
+          <w14:ligatures w14:val="none"/>
+        </w:rPr>
+      </w:pPr>
+      <w:r>
+        <w:rPr>
+          <w:rFonts w:ascii="Calibri" w:eastAsia="MS Gothic" w:hAnsi="Calibri" w:cs="Times New Roman"/>
+          <w:b/>
+          <w:bCs/>
+          <w:color w:val="156082" w:themeColor="accent1"/>
+          <w:kern w:val="0"/>
+          <w:lang w:val="en-US"/>
+          <w14:ligatures w14:val="none"/>
+        </w:rPr>
+        <w:t>Advantages Compared to Custom Implementations</w:t>
+      </w:r>
+    </w:p>
+    <w:p>
+      <w:pPr>
+        <w:tabs>
+          <w:tab w:val="num" w:pos="360"/>
+        </w:tabs>
+        <w:spacing w:after="120" w:line="240" w:lineRule="auto"/>
+        <w:ind w:left="360" w:hanging="360"/>
+        <w:contextualSpacing/>
+        <w:rPr>
+          <w:rFonts w:ascii="Cambria" w:eastAsia="MS Mincho" w:hAnsi="Cambria" w:cs="Times New Roman"/>
+          <w:kern w:val="0"/>
+          <w:lang w:val="en-US"/>
+          <w14:ligatures w14:val="none"/>
+        </w:rPr>
+      </w:pPr>
+      <w:r>
+        <w:rPr>
+          <w:rFonts w:ascii="Cambria" w:eastAsia="MS Mincho" w:hAnsi="Cambria" w:cs="Times New Roman"/>
+          <w:kern w:val="0"/>
+          <w:lang w:val="en-US"/>
+          <w14:ligatures w14:val="none"/>
+        </w:rPr>
+        <w:t>Fully standards</w:t>
+      </w:r>
+      <w:r>
+        <w:rPr>
+          <w:rFonts w:ascii="Cambria" w:eastAsia="MS Mincho" w:hAnsi="Cambria" w:cs="Times New Roman"/>
+          <w:kern w:val="0"/>
+          <w:lang w:val="en-US"/>
+          <w14:ligatures w14:val="none"/>
+        </w:rPr>
+        <w:noBreakHyphen/>
+        <w:t>compliant, including exotic edge</w:t>
+      </w:r>
+      <w:r>
+        <w:rPr>
+          <w:rFonts w:ascii="Cambria" w:eastAsia="MS Mincho" w:hAnsi="Cambria" w:cs="Times New Roman"/>
+          <w:kern w:val="0"/>
+          <w:lang w:val="en-US"/>
+          <w14:ligatures w14:val="none"/>
+        </w:rPr>
+        <w:noBreakHyphen/>
+        <w:t>cases.</w:t>
+      </w:r>
+    </w:p>
+    <w:p>
+      <w:pPr>
+        <w:tabs>
+          <w:tab w:val="num" w:pos="360"/>
+        </w:tabs>
+        <w:spacing w:after="120" w:line="240" w:lineRule="auto"/>
+        <w:ind w:left="360" w:hanging="360"/>
+        <w:contextualSpacing/>
+        <w:rPr>
+          <w:rFonts w:ascii="Cambria" w:eastAsia="MS Mincho" w:hAnsi="Cambria" w:cs="Times New Roman"/>
+          <w:kern w:val="0"/>
+          <w:lang w:val="en-US"/>
+          <w14:ligatures w14:val="none"/>
+        </w:rPr>
+      </w:pPr>
+      <w:r>
+        <w:rPr>
+          <w:rFonts w:ascii="Cambria" w:eastAsia="MS Mincho" w:hAnsi="Cambria" w:cs="Times New Roman"/>
+          <w:kern w:val="0"/>
+          <w:lang w:val="en-US"/>
+          <w14:ligatures w14:val="none"/>
+        </w:rPr>
+        <w:t>Open</w:t>
+      </w:r>
+      <w:r>
+        <w:rPr>
+          <w:rFonts w:ascii="Cambria" w:eastAsia="MS Mincho" w:hAnsi="Cambria" w:cs="Times New Roman"/>
+          <w:kern w:val="0"/>
+          <w:lang w:val="en-US"/>
+          <w14:ligatures w14:val="none"/>
+        </w:rPr>
+        <w:noBreakHyphen/>
+        <w:t>source and actively maintained.</w:t>
+      </w:r>
+    </w:p>
+    <w:p>
+      <w:pPr>
+        <w:tabs>
+          <w:tab w:val="num" w:pos="360"/>
+        </w:tabs>
+        <w:spacing w:after="120" w:line="240" w:lineRule="auto"/>
+        <w:ind w:left="360" w:hanging="360"/>
+        <w:contextualSpacing/>
+        <w:rPr>
+          <w:rFonts w:ascii="Cambria" w:eastAsia="MS Mincho" w:hAnsi="Cambria" w:cs="Times New Roman"/>
+          <w:kern w:val="0"/>
+          <w:lang w:val="en-US"/>
+          <w14:ligatures w14:val="none"/>
+        </w:rPr>
+      </w:pPr>
+      <w:r>
+        <w:rPr>
+          <w:rFonts w:ascii="Cambria" w:eastAsia="MS Mincho" w:hAnsi="Cambria" w:cs="Times New Roman"/>
+          <w:kern w:val="0"/>
+          <w:lang w:val="en-US"/>
+          <w14:ligatures w14:val="none"/>
+        </w:rPr>
+        <w:t>Faster and less error</w:t>
+      </w:r>
+      <w:r>
+        <w:rPr>
+          <w:rFonts w:ascii="Cambria" w:eastAsia="MS Mincho" w:hAnsi="Cambria" w:cs="Times New Roman"/>
+          <w:kern w:val="0"/>
+          <w:lang w:val="en-US"/>
+          <w14:ligatures w14:val="none"/>
+        </w:rPr>
+        <w:noBreakHyphen/>
+        <w:t>prone than hand</w:t>
+      </w:r>
+      <w:r>
+        <w:rPr>
+          <w:rFonts w:ascii="Cambria" w:eastAsia="MS Mincho" w:hAnsi="Cambria" w:cs="Times New Roman"/>
+          <w:kern w:val="0"/>
+          <w:lang w:val="en-US"/>
+          <w14:ligatures w14:val="none"/>
+        </w:rPr>
+        <w:noBreakHyphen/>
+        <w:t>written parsers.</w:t>
+      </w:r>
+    </w:p>
+    <w:p>
+      <w:pPr>
+        <w:keepNext/>
+        <w:keepLines/>
+        <w:spacing w:after="120" w:line="240" w:lineRule="auto"/>
+        <w:outlineLvl w:val="1"/>
         <w:rPr>
           <w:rFonts w:ascii="Calibri" w:eastAsia="MS Gothic" w:hAnsi="Calibri" w:cs="Times New Roman"/>
           <w:b/>
@@ -183,9 +2161,7 @@
           <w:lang w:val="en-US"/>
           <w14:ligatures w14:val="none"/>
         </w:rPr>
-        <w:t>json</w:t>
-      </w:r>
-      <w:proofErr w:type="spellEnd"/>
+      </w:pPr>
       <w:r>
         <w:rPr>
           <w:rFonts w:ascii="Calibri" w:eastAsia="MS Gothic" w:hAnsi="Calibri" w:cs="Times New Roman"/>
@@ -198,12 +2174,12 @@
           <w:lang w:val="en-US"/>
           <w14:ligatures w14:val="none"/>
         </w:rPr>
-        <w:t>-canonicalization</w:t>
-      </w:r>
-    </w:p>
-    <w:p>
-      <w:pPr>
-        <w:spacing w:after="200" w:line="276" w:lineRule="auto"/>
+        <w:t>3. Maven Dependency</w:t>
+      </w:r>
+    </w:p>
+    <w:p>
+      <w:pPr>
+        <w:spacing w:after="120" w:line="240" w:lineRule="auto"/>
         <w:rPr>
           <w:rFonts w:ascii="Cambria" w:eastAsia="MS Mincho" w:hAnsi="Cambria" w:cs="Times New Roman"/>
           <w:kern w:val="0"/>
@@ -218,9 +2194,8 @@
           <w:lang w:val="en-US"/>
           <w14:ligatures w14:val="none"/>
         </w:rPr>
-        <w:t>java-</w:t>
-      </w:r>
-      <w:proofErr w:type="spellStart"/>
+        <w:t>&lt;dependency&gt;</w:t>
+      </w:r>
       <w:r>
         <w:rPr>
           <w:rFonts w:ascii="Cambria" w:eastAsia="MS Mincho" w:hAnsi="Cambria" w:cs="Times New Roman"/>
@@ -228,9 +2203,9 @@
           <w:lang w:val="en-US"/>
           <w14:ligatures w14:val="none"/>
         </w:rPr>
-        <w:t>json</w:t>
-      </w:r>
-      <w:proofErr w:type="spellEnd"/>
+        <w:br/>
+        <w:t xml:space="preserve">    &lt;groupId&gt;org.erdtman&lt;/groupId&gt;</w:t>
+      </w:r>
       <w:r>
         <w:rPr>
           <w:rFonts w:ascii="Cambria" w:eastAsia="MS Mincho" w:hAnsi="Cambria" w:cs="Times New Roman"/>
@@ -238,745 +2213,8 @@
           <w:lang w:val="en-US"/>
           <w14:ligatures w14:val="none"/>
         </w:rPr>
-        <w:t>-canonicalization is the official and complete Java implementation of the JSON Canonicalization Scheme (JCS) as defined in RFC 8785. It is widely used as a reference library in cryptographic JSON signature environments and standards.</w:t>
-      </w:r>
-    </w:p>
-    <w:p>
-      <w:pPr>
-        <w:keepNext/>
-        <w:keepLines/>
-        <w:spacing w:before="200" w:after="0" w:line="276" w:lineRule="auto"/>
-        <w:outlineLvl w:val="2"/>
-        <w:rPr>
-          <w:rFonts w:ascii="Calibri" w:eastAsia="MS Gothic" w:hAnsi="Calibri" w:cs="Times New Roman"/>
-          <w:b/>
-          <w:bCs/>
-          <w:color w:val="156082" w:themeColor="accent1"/>
-          <w:kern w:val="0"/>
-          <w:lang w:val="en-US"/>
-          <w14:ligatures w14:val="none"/>
-        </w:rPr>
-      </w:pPr>
-      <w:r>
-        <w:rPr>
-          <w:rFonts w:ascii="Calibri" w:eastAsia="MS Gothic" w:hAnsi="Calibri" w:cs="Times New Roman"/>
-          <w:b/>
-          <w:bCs/>
-          <w:color w:val="156082" w:themeColor="accent1"/>
-          <w:kern w:val="0"/>
-          <w:lang w:val="en-US"/>
-          <w14:ligatures w14:val="none"/>
-        </w:rPr>
-        <w:t>Key Features</w:t>
-      </w:r>
-    </w:p>
-    <w:p>
-      <w:pPr>
-        <w:tabs>
-          <w:tab w:val="num" w:pos="360"/>
-        </w:tabs>
-        <w:spacing w:after="200" w:line="276" w:lineRule="auto"/>
-        <w:ind w:left="360" w:hanging="360"/>
-        <w:contextualSpacing/>
-        <w:rPr>
-          <w:rFonts w:ascii="Cambria" w:eastAsia="MS Mincho" w:hAnsi="Cambria" w:cs="Times New Roman"/>
-          <w:kern w:val="0"/>
-          <w:lang w:val="en-US"/>
-          <w14:ligatures w14:val="none"/>
-        </w:rPr>
-      </w:pPr>
-      <w:r>
-        <w:rPr>
-          <w:rFonts w:ascii="Cambria" w:eastAsia="MS Mincho" w:hAnsi="Cambria" w:cs="Times New Roman"/>
-          <w:kern w:val="0"/>
-          <w:lang w:val="en-US"/>
-          <w14:ligatures w14:val="none"/>
-        </w:rPr>
-        <w:t>100% RFC</w:t>
-      </w:r>
-      <w:r>
-        <w:rPr>
-          <w:rFonts w:ascii="Cambria" w:eastAsia="MS Mincho" w:hAnsi="Cambria" w:cs="Times New Roman"/>
-          <w:kern w:val="0"/>
-          <w:lang w:val="en-US"/>
-          <w14:ligatures w14:val="none"/>
-        </w:rPr>
-        <w:noBreakHyphen/>
-        <w:t>8785 compliant (string escaping, UTF handling, numeric normalization, key ordering).</w:t>
-      </w:r>
-    </w:p>
-    <w:p>
-      <w:pPr>
-        <w:tabs>
-          <w:tab w:val="num" w:pos="360"/>
-        </w:tabs>
-        <w:spacing w:after="200" w:line="276" w:lineRule="auto"/>
-        <w:ind w:left="360" w:hanging="360"/>
-        <w:contextualSpacing/>
-        <w:rPr>
-          <w:rFonts w:ascii="Cambria" w:eastAsia="MS Mincho" w:hAnsi="Cambria" w:cs="Times New Roman"/>
-          <w:kern w:val="0"/>
-          <w:lang w:val="en-US"/>
-          <w14:ligatures w14:val="none"/>
-        </w:rPr>
-      </w:pPr>
-      <w:r>
-        <w:rPr>
-          <w:rFonts w:ascii="Cambria" w:eastAsia="MS Mincho" w:hAnsi="Cambria" w:cs="Times New Roman"/>
-          <w:kern w:val="0"/>
-          <w:lang w:val="en-US"/>
-          <w14:ligatures w14:val="none"/>
-        </w:rPr>
-        <w:t>Deterministic JSON representation for cryptographic operations.</w:t>
-      </w:r>
-    </w:p>
-    <w:p>
-      <w:pPr>
-        <w:tabs>
-          <w:tab w:val="num" w:pos="360"/>
-        </w:tabs>
-        <w:spacing w:after="200" w:line="276" w:lineRule="auto"/>
-        <w:ind w:left="360" w:hanging="360"/>
-        <w:contextualSpacing/>
-        <w:rPr>
-          <w:rFonts w:ascii="Cambria" w:eastAsia="MS Mincho" w:hAnsi="Cambria" w:cs="Times New Roman"/>
-          <w:kern w:val="0"/>
-          <w:lang w:val="en-US"/>
-          <w14:ligatures w14:val="none"/>
-        </w:rPr>
-      </w:pPr>
-      <w:r>
-        <w:rPr>
-          <w:rFonts w:ascii="Cambria" w:eastAsia="MS Mincho" w:hAnsi="Cambria" w:cs="Times New Roman"/>
-          <w:kern w:val="0"/>
-          <w:lang w:val="en-US"/>
-          <w14:ligatures w14:val="none"/>
-        </w:rPr>
-        <w:t>No external dependencies beyond standard Java.</w:t>
-      </w:r>
-    </w:p>
-    <w:p>
-      <w:pPr>
-        <w:tabs>
-          <w:tab w:val="num" w:pos="360"/>
-        </w:tabs>
-        <w:spacing w:after="200" w:line="276" w:lineRule="auto"/>
-        <w:ind w:left="360" w:hanging="360"/>
-        <w:contextualSpacing/>
-        <w:rPr>
-          <w:rFonts w:ascii="Cambria" w:eastAsia="MS Mincho" w:hAnsi="Cambria" w:cs="Times New Roman"/>
-          <w:kern w:val="0"/>
-          <w:lang w:val="en-US"/>
-          <w14:ligatures w14:val="none"/>
-        </w:rPr>
-      </w:pPr>
-      <w:r>
-        <w:rPr>
-          <w:rFonts w:ascii="Cambria" w:eastAsia="MS Mincho" w:hAnsi="Cambria" w:cs="Times New Roman"/>
-          <w:kern w:val="0"/>
-          <w:lang w:val="en-US"/>
-          <w14:ligatures w14:val="none"/>
-        </w:rPr>
-        <w:t>Highly robust and optimized for performance.</w:t>
-      </w:r>
-    </w:p>
-    <w:p>
-      <w:pPr>
-        <w:tabs>
-          <w:tab w:val="num" w:pos="360"/>
-        </w:tabs>
-        <w:spacing w:after="200" w:line="276" w:lineRule="auto"/>
-        <w:ind w:left="360" w:hanging="360"/>
-        <w:contextualSpacing/>
-        <w:rPr>
-          <w:rFonts w:ascii="Cambria" w:eastAsia="MS Mincho" w:hAnsi="Cambria" w:cs="Times New Roman"/>
-          <w:kern w:val="0"/>
-          <w:lang w:val="en-US"/>
-          <w14:ligatures w14:val="none"/>
-        </w:rPr>
-      </w:pPr>
-      <w:r>
-        <w:rPr>
-          <w:rFonts w:ascii="Cambria" w:eastAsia="MS Mincho" w:hAnsi="Cambria" w:cs="Times New Roman"/>
-          <w:kern w:val="0"/>
-          <w:lang w:val="en-US"/>
-          <w14:ligatures w14:val="none"/>
-        </w:rPr>
-        <w:t>Supports both JSON objects and arrays at top level.</w:t>
-      </w:r>
-    </w:p>
-    <w:p>
-      <w:pPr>
-        <w:keepNext/>
-        <w:keepLines/>
-        <w:spacing w:before="200" w:after="0" w:line="276" w:lineRule="auto"/>
-        <w:outlineLvl w:val="2"/>
-        <w:rPr>
-          <w:rFonts w:ascii="Calibri" w:eastAsia="MS Gothic" w:hAnsi="Calibri" w:cs="Times New Roman"/>
-          <w:b/>
-          <w:bCs/>
-          <w:color w:val="156082" w:themeColor="accent1"/>
-          <w:kern w:val="0"/>
-          <w:lang w:val="en-US"/>
-          <w14:ligatures w14:val="none"/>
-        </w:rPr>
-      </w:pPr>
-      <w:r>
-        <w:rPr>
-          <w:rFonts w:ascii="Calibri" w:eastAsia="MS Gothic" w:hAnsi="Calibri" w:cs="Times New Roman"/>
-          <w:b/>
-          <w:bCs/>
-          <w:color w:val="156082" w:themeColor="accent1"/>
-          <w:kern w:val="0"/>
-          <w:lang w:val="en-US"/>
-          <w14:ligatures w14:val="none"/>
-        </w:rPr>
-        <w:t>Typical Use Cases</w:t>
-      </w:r>
-    </w:p>
-    <w:p>
-      <w:pPr>
-        <w:tabs>
-          <w:tab w:val="num" w:pos="360"/>
-        </w:tabs>
-        <w:spacing w:after="200" w:line="276" w:lineRule="auto"/>
-        <w:ind w:left="360" w:hanging="360"/>
-        <w:contextualSpacing/>
-        <w:rPr>
-          <w:rFonts w:ascii="Cambria" w:eastAsia="MS Mincho" w:hAnsi="Cambria" w:cs="Times New Roman"/>
-          <w:kern w:val="0"/>
-          <w:lang w:val="en-US"/>
-          <w14:ligatures w14:val="none"/>
-        </w:rPr>
-      </w:pPr>
-      <w:r>
-        <w:rPr>
-          <w:rFonts w:ascii="Cambria" w:eastAsia="MS Mincho" w:hAnsi="Cambria" w:cs="Times New Roman"/>
-          <w:kern w:val="0"/>
-          <w:lang w:val="en-US"/>
-          <w14:ligatures w14:val="none"/>
-        </w:rPr>
-        <w:t>Canonicalizing payloads for JWS (RFC 7515) signing.</w:t>
-      </w:r>
-    </w:p>
-    <w:p>
-      <w:pPr>
-        <w:tabs>
-          <w:tab w:val="num" w:pos="360"/>
-        </w:tabs>
-        <w:spacing w:after="200" w:line="276" w:lineRule="auto"/>
-        <w:ind w:left="360" w:hanging="360"/>
-        <w:contextualSpacing/>
-        <w:rPr>
-          <w:rFonts w:ascii="Cambria" w:eastAsia="MS Mincho" w:hAnsi="Cambria" w:cs="Times New Roman"/>
-          <w:kern w:val="0"/>
-          <w:lang w:val="en-US"/>
-          <w14:ligatures w14:val="none"/>
-        </w:rPr>
-      </w:pPr>
-      <w:proofErr w:type="spellStart"/>
-      <w:proofErr w:type="gramStart"/>
-      <w:r>
-        <w:rPr>
-          <w:rFonts w:ascii="Cambria" w:eastAsia="MS Mincho" w:hAnsi="Cambria" w:cs="Times New Roman"/>
-          <w:kern w:val="0"/>
-          <w:lang w:val="en-US"/>
-          <w14:ligatures w14:val="none"/>
-        </w:rPr>
-        <w:t>JAdES</w:t>
-      </w:r>
-      <w:proofErr w:type="spellEnd"/>
-      <w:proofErr w:type="gramEnd"/>
-      <w:r>
-        <w:rPr>
-          <w:rFonts w:ascii="Cambria" w:eastAsia="MS Mincho" w:hAnsi="Cambria" w:cs="Times New Roman"/>
-          <w:kern w:val="0"/>
-          <w:lang w:val="en-US"/>
-          <w14:ligatures w14:val="none"/>
-        </w:rPr>
-        <w:t xml:space="preserve"> signatures (ETSI TS 119 182</w:t>
-      </w:r>
-      <w:r>
-        <w:rPr>
-          <w:rFonts w:ascii="Cambria" w:eastAsia="MS Mincho" w:hAnsi="Cambria" w:cs="Times New Roman"/>
-          <w:kern w:val="0"/>
-          <w:lang w:val="en-US"/>
-          <w14:ligatures w14:val="none"/>
-        </w:rPr>
-        <w:noBreakHyphen/>
-        <w:t>1).</w:t>
-      </w:r>
-    </w:p>
-    <w:p>
-      <w:pPr>
-        <w:tabs>
-          <w:tab w:val="num" w:pos="360"/>
-        </w:tabs>
-        <w:spacing w:after="200" w:line="276" w:lineRule="auto"/>
-        <w:ind w:left="360" w:hanging="360"/>
-        <w:contextualSpacing/>
-        <w:rPr>
-          <w:rFonts w:ascii="Cambria" w:eastAsia="MS Mincho" w:hAnsi="Cambria" w:cs="Times New Roman"/>
-          <w:kern w:val="0"/>
-          <w:lang w:val="en-US"/>
-          <w14:ligatures w14:val="none"/>
-        </w:rPr>
-      </w:pPr>
-      <w:r>
-        <w:rPr>
-          <w:rFonts w:ascii="Cambria" w:eastAsia="MS Mincho" w:hAnsi="Cambria" w:cs="Times New Roman"/>
-          <w:kern w:val="0"/>
-          <w:lang w:val="en-US"/>
-          <w14:ligatures w14:val="none"/>
-        </w:rPr>
-        <w:t>Detached signatures in Berlin Group XS2A.</w:t>
-      </w:r>
-    </w:p>
-    <w:p>
-      <w:pPr>
-        <w:tabs>
-          <w:tab w:val="num" w:pos="360"/>
-        </w:tabs>
-        <w:spacing w:after="200" w:line="276" w:lineRule="auto"/>
-        <w:ind w:left="360" w:hanging="360"/>
-        <w:contextualSpacing/>
-        <w:rPr>
-          <w:rFonts w:ascii="Cambria" w:eastAsia="MS Mincho" w:hAnsi="Cambria" w:cs="Times New Roman"/>
-          <w:kern w:val="0"/>
-          <w:lang w:val="en-US"/>
-          <w14:ligatures w14:val="none"/>
-        </w:rPr>
-      </w:pPr>
-      <w:r>
-        <w:rPr>
-          <w:rFonts w:ascii="Cambria" w:eastAsia="MS Mincho" w:hAnsi="Cambria" w:cs="Times New Roman"/>
-          <w:kern w:val="0"/>
-          <w:lang w:val="en-US"/>
-          <w14:ligatures w14:val="none"/>
-        </w:rPr>
-        <w:t>Hash computation over JSON payloads.</w:t>
-      </w:r>
-    </w:p>
-    <w:p>
-      <w:pPr>
-        <w:tabs>
-          <w:tab w:val="num" w:pos="360"/>
-        </w:tabs>
-        <w:spacing w:after="200" w:line="276" w:lineRule="auto"/>
-        <w:ind w:left="360" w:hanging="360"/>
-        <w:contextualSpacing/>
-        <w:rPr>
-          <w:rFonts w:ascii="Cambria" w:eastAsia="MS Mincho" w:hAnsi="Cambria" w:cs="Times New Roman"/>
-          <w:kern w:val="0"/>
-          <w:lang w:val="en-US"/>
-          <w14:ligatures w14:val="none"/>
-        </w:rPr>
-      </w:pPr>
-      <w:r>
-        <w:rPr>
-          <w:rFonts w:ascii="Cambria" w:eastAsia="MS Mincho" w:hAnsi="Cambria" w:cs="Times New Roman"/>
-          <w:kern w:val="0"/>
-          <w:lang w:val="en-US"/>
-          <w14:ligatures w14:val="none"/>
-        </w:rPr>
-        <w:t xml:space="preserve">Signature verification </w:t>
-      </w:r>
-      <w:proofErr w:type="gramStart"/>
-      <w:r>
-        <w:rPr>
-          <w:rFonts w:ascii="Cambria" w:eastAsia="MS Mincho" w:hAnsi="Cambria" w:cs="Times New Roman"/>
-          <w:kern w:val="0"/>
-          <w:lang w:val="en-US"/>
-          <w14:ligatures w14:val="none"/>
-        </w:rPr>
-        <w:t>requiring</w:t>
-      </w:r>
-      <w:proofErr w:type="gramEnd"/>
-      <w:r>
-        <w:rPr>
-          <w:rFonts w:ascii="Cambria" w:eastAsia="MS Mincho" w:hAnsi="Cambria" w:cs="Times New Roman"/>
-          <w:kern w:val="0"/>
-          <w:lang w:val="en-US"/>
-          <w14:ligatures w14:val="none"/>
-        </w:rPr>
-        <w:t xml:space="preserve"> canonicalization.</w:t>
-      </w:r>
-    </w:p>
-    <w:p>
-      <w:pPr>
-        <w:keepNext/>
-        <w:keepLines/>
-        <w:spacing w:before="200" w:after="0" w:line="276" w:lineRule="auto"/>
-        <w:outlineLvl w:val="2"/>
-        <w:rPr>
-          <w:rFonts w:ascii="Calibri" w:eastAsia="MS Gothic" w:hAnsi="Calibri" w:cs="Times New Roman"/>
-          <w:b/>
-          <w:bCs/>
-          <w:color w:val="156082" w:themeColor="accent1"/>
-          <w:kern w:val="0"/>
-          <w:lang w:val="en-US"/>
-          <w14:ligatures w14:val="none"/>
-        </w:rPr>
-      </w:pPr>
-      <w:r>
-        <w:rPr>
-          <w:rFonts w:ascii="Calibri" w:eastAsia="MS Gothic" w:hAnsi="Calibri" w:cs="Times New Roman"/>
-          <w:b/>
-          <w:bCs/>
-          <w:color w:val="156082" w:themeColor="accent1"/>
-          <w:kern w:val="0"/>
-          <w:lang w:val="en-US"/>
-          <w14:ligatures w14:val="none"/>
-        </w:rPr>
-        <w:t>Advantages Compared to Custom Implementations</w:t>
-      </w:r>
-    </w:p>
-    <w:p>
-      <w:pPr>
-        <w:tabs>
-          <w:tab w:val="num" w:pos="360"/>
-        </w:tabs>
-        <w:spacing w:after="200" w:line="276" w:lineRule="auto"/>
-        <w:ind w:left="360" w:hanging="360"/>
-        <w:contextualSpacing/>
-        <w:rPr>
-          <w:rFonts w:ascii="Cambria" w:eastAsia="MS Mincho" w:hAnsi="Cambria" w:cs="Times New Roman"/>
-          <w:kern w:val="0"/>
-          <w:lang w:val="en-US"/>
-          <w14:ligatures w14:val="none"/>
-        </w:rPr>
-      </w:pPr>
-      <w:r>
-        <w:rPr>
-          <w:rFonts w:ascii="Cambria" w:eastAsia="MS Mincho" w:hAnsi="Cambria" w:cs="Times New Roman"/>
-          <w:kern w:val="0"/>
-          <w:lang w:val="en-US"/>
-          <w14:ligatures w14:val="none"/>
-        </w:rPr>
-        <w:t>Fully standards</w:t>
-      </w:r>
-      <w:r>
-        <w:rPr>
-          <w:rFonts w:ascii="Cambria" w:eastAsia="MS Mincho" w:hAnsi="Cambria" w:cs="Times New Roman"/>
-          <w:kern w:val="0"/>
-          <w:lang w:val="en-US"/>
-          <w14:ligatures w14:val="none"/>
-        </w:rPr>
-        <w:noBreakHyphen/>
-        <w:t>compliant, including exotic edge</w:t>
-      </w:r>
-      <w:r>
-        <w:rPr>
-          <w:rFonts w:ascii="Cambria" w:eastAsia="MS Mincho" w:hAnsi="Cambria" w:cs="Times New Roman"/>
-          <w:kern w:val="0"/>
-          <w:lang w:val="en-US"/>
-          <w14:ligatures w14:val="none"/>
-        </w:rPr>
-        <w:noBreakHyphen/>
-        <w:t>cases.</w:t>
-      </w:r>
-    </w:p>
-    <w:p>
-      <w:pPr>
-        <w:tabs>
-          <w:tab w:val="num" w:pos="360"/>
-        </w:tabs>
-        <w:spacing w:after="200" w:line="276" w:lineRule="auto"/>
-        <w:ind w:left="360" w:hanging="360"/>
-        <w:contextualSpacing/>
-        <w:rPr>
-          <w:rFonts w:ascii="Cambria" w:eastAsia="MS Mincho" w:hAnsi="Cambria" w:cs="Times New Roman"/>
-          <w:kern w:val="0"/>
-          <w:lang w:val="en-US"/>
-          <w14:ligatures w14:val="none"/>
-        </w:rPr>
-      </w:pPr>
-      <w:r>
-        <w:rPr>
-          <w:rFonts w:ascii="Cambria" w:eastAsia="MS Mincho" w:hAnsi="Cambria" w:cs="Times New Roman"/>
-          <w:kern w:val="0"/>
-          <w:lang w:val="en-US"/>
-          <w14:ligatures w14:val="none"/>
-        </w:rPr>
-        <w:t>Open</w:t>
-      </w:r>
-      <w:r>
-        <w:rPr>
-          <w:rFonts w:ascii="Cambria" w:eastAsia="MS Mincho" w:hAnsi="Cambria" w:cs="Times New Roman"/>
-          <w:kern w:val="0"/>
-          <w:lang w:val="en-US"/>
-          <w14:ligatures w14:val="none"/>
-        </w:rPr>
-        <w:noBreakHyphen/>
-        <w:t>source and actively maintained.</w:t>
-      </w:r>
-    </w:p>
-    <w:p>
-      <w:pPr>
-        <w:tabs>
-          <w:tab w:val="num" w:pos="360"/>
-        </w:tabs>
-        <w:spacing w:after="200" w:line="276" w:lineRule="auto"/>
-        <w:ind w:left="360" w:hanging="360"/>
-        <w:contextualSpacing/>
-        <w:rPr>
-          <w:rFonts w:ascii="Cambria" w:eastAsia="MS Mincho" w:hAnsi="Cambria" w:cs="Times New Roman"/>
-          <w:kern w:val="0"/>
-          <w:lang w:val="en-US"/>
-          <w14:ligatures w14:val="none"/>
-        </w:rPr>
-      </w:pPr>
-      <w:r>
-        <w:rPr>
-          <w:rFonts w:ascii="Cambria" w:eastAsia="MS Mincho" w:hAnsi="Cambria" w:cs="Times New Roman"/>
-          <w:kern w:val="0"/>
-          <w:lang w:val="en-US"/>
-          <w14:ligatures w14:val="none"/>
-        </w:rPr>
-        <w:t>Faster and less error</w:t>
-      </w:r>
-      <w:r>
-        <w:rPr>
-          <w:rFonts w:ascii="Cambria" w:eastAsia="MS Mincho" w:hAnsi="Cambria" w:cs="Times New Roman"/>
-          <w:kern w:val="0"/>
-          <w:lang w:val="en-US"/>
-          <w14:ligatures w14:val="none"/>
-        </w:rPr>
-        <w:noBreakHyphen/>
-        <w:t>prone than hand</w:t>
-      </w:r>
-      <w:r>
-        <w:rPr>
-          <w:rFonts w:ascii="Cambria" w:eastAsia="MS Mincho" w:hAnsi="Cambria" w:cs="Times New Roman"/>
-          <w:kern w:val="0"/>
-          <w:lang w:val="en-US"/>
-          <w14:ligatures w14:val="none"/>
-        </w:rPr>
-        <w:noBreakHyphen/>
-        <w:t>written parsers.</w:t>
-      </w:r>
-    </w:p>
-    <w:p>
-      <w:pPr>
-        <w:keepNext/>
-        <w:keepLines/>
-        <w:spacing w:before="200" w:after="0" w:line="276" w:lineRule="auto"/>
-        <w:outlineLvl w:val="1"/>
-        <w:rPr>
-          <w:rFonts w:ascii="Calibri" w:eastAsia="MS Gothic" w:hAnsi="Calibri" w:cs="Times New Roman"/>
-          <w:b/>
-          <w:bCs/>
-          <w:color w:val="156082" w:themeColor="accent1"/>
-          <w:kern w:val="0"/>
-          <w:sz w:val="26"/>
-          <w:szCs w:val="26"/>
-          <w:lang w:val="en-US"/>
-          <w14:ligatures w14:val="none"/>
-        </w:rPr>
-      </w:pPr>
-      <w:r>
-        <w:rPr>
-          <w:rFonts w:ascii="Calibri" w:eastAsia="MS Gothic" w:hAnsi="Calibri" w:cs="Times New Roman"/>
-          <w:b/>
-          <w:bCs/>
-          <w:color w:val="156082" w:themeColor="accent1"/>
-          <w:kern w:val="0"/>
-          <w:sz w:val="26"/>
-          <w:szCs w:val="26"/>
-          <w:lang w:val="en-US"/>
-          <w14:ligatures w14:val="none"/>
-        </w:rPr>
-        <w:t>3</w:t>
-      </w:r>
-      <w:proofErr w:type="gramStart"/>
-      <w:r>
-        <w:rPr>
-          <w:rFonts w:ascii="Calibri" w:eastAsia="MS Gothic" w:hAnsi="Calibri" w:cs="Times New Roman"/>
-          <w:b/>
-          <w:bCs/>
-          <w:color w:val="156082" w:themeColor="accent1"/>
-          <w:kern w:val="0"/>
-          <w:sz w:val="26"/>
-          <w:szCs w:val="26"/>
-          <w:lang w:val="en-US"/>
-          <w14:ligatures w14:val="none"/>
-        </w:rPr>
-        <w:t>. Maven</w:t>
-      </w:r>
-      <w:proofErr w:type="gramEnd"/>
-      <w:r>
-        <w:rPr>
-          <w:rFonts w:ascii="Calibri" w:eastAsia="MS Gothic" w:hAnsi="Calibri" w:cs="Times New Roman"/>
-          <w:b/>
-          <w:bCs/>
-          <w:color w:val="156082" w:themeColor="accent1"/>
-          <w:kern w:val="0"/>
-          <w:sz w:val="26"/>
-          <w:szCs w:val="26"/>
-          <w:lang w:val="en-US"/>
-          <w14:ligatures w14:val="none"/>
-        </w:rPr>
-        <w:t xml:space="preserve"> Dependency</w:t>
-      </w:r>
-    </w:p>
-    <w:p>
-      <w:pPr>
-        <w:spacing w:after="200" w:line="276" w:lineRule="auto"/>
-        <w:rPr>
-          <w:rFonts w:ascii="Cambria" w:eastAsia="MS Mincho" w:hAnsi="Cambria" w:cs="Times New Roman"/>
-          <w:kern w:val="0"/>
-          <w:lang w:val="en-US"/>
-          <w14:ligatures w14:val="none"/>
-        </w:rPr>
-      </w:pPr>
-      <w:r>
-        <w:rPr>
-          <w:rFonts w:ascii="Cambria" w:eastAsia="MS Mincho" w:hAnsi="Cambria" w:cs="Times New Roman"/>
-          <w:kern w:val="0"/>
-          <w:lang w:val="en-US"/>
-          <w14:ligatures w14:val="none"/>
-        </w:rPr>
-        <w:t>&lt;dependency&gt;</w:t>
-      </w:r>
-      <w:r>
-        <w:rPr>
-          <w:rFonts w:ascii="Cambria" w:eastAsia="MS Mincho" w:hAnsi="Cambria" w:cs="Times New Roman"/>
-          <w:kern w:val="0"/>
-          <w:lang w:val="en-US"/>
-          <w14:ligatures w14:val="none"/>
-        </w:rPr>
         <w:br/>
-        <w:t xml:space="preserve">    &lt;</w:t>
-      </w:r>
-      <w:proofErr w:type="spellStart"/>
-      <w:r>
-        <w:rPr>
-          <w:rFonts w:ascii="Cambria" w:eastAsia="MS Mincho" w:hAnsi="Cambria" w:cs="Times New Roman"/>
-          <w:kern w:val="0"/>
-          <w:lang w:val="en-US"/>
-          <w14:ligatures w14:val="none"/>
-        </w:rPr>
-        <w:t>groupId</w:t>
-      </w:r>
-      <w:proofErr w:type="spellEnd"/>
-      <w:r>
-        <w:rPr>
-          <w:rFonts w:ascii="Cambria" w:eastAsia="MS Mincho" w:hAnsi="Cambria" w:cs="Times New Roman"/>
-          <w:kern w:val="0"/>
-          <w:lang w:val="en-US"/>
-          <w14:ligatures w14:val="none"/>
-        </w:rPr>
-        <w:t>&gt;</w:t>
-      </w:r>
-      <w:proofErr w:type="spellStart"/>
-      <w:r>
-        <w:rPr>
-          <w:rFonts w:ascii="Cambria" w:eastAsia="MS Mincho" w:hAnsi="Cambria" w:cs="Times New Roman"/>
-          <w:kern w:val="0"/>
-          <w:lang w:val="en-US"/>
-          <w14:ligatures w14:val="none"/>
-        </w:rPr>
-        <w:t>org.erdtman</w:t>
-      </w:r>
-      <w:proofErr w:type="spellEnd"/>
-      <w:r>
-        <w:rPr>
-          <w:rFonts w:ascii="Cambria" w:eastAsia="MS Mincho" w:hAnsi="Cambria" w:cs="Times New Roman"/>
-          <w:kern w:val="0"/>
-          <w:lang w:val="en-US"/>
-          <w14:ligatures w14:val="none"/>
-        </w:rPr>
-        <w:t>&lt;/</w:t>
-      </w:r>
-      <w:proofErr w:type="spellStart"/>
-      <w:r>
-        <w:rPr>
-          <w:rFonts w:ascii="Cambria" w:eastAsia="MS Mincho" w:hAnsi="Cambria" w:cs="Times New Roman"/>
-          <w:kern w:val="0"/>
-          <w:lang w:val="en-US"/>
-          <w14:ligatures w14:val="none"/>
-        </w:rPr>
-        <w:t>groupId</w:t>
-      </w:r>
-      <w:proofErr w:type="spellEnd"/>
-      <w:r>
-        <w:rPr>
-          <w:rFonts w:ascii="Cambria" w:eastAsia="MS Mincho" w:hAnsi="Cambria" w:cs="Times New Roman"/>
-          <w:kern w:val="0"/>
-          <w:lang w:val="en-US"/>
-          <w14:ligatures w14:val="none"/>
-        </w:rPr>
-        <w:t>&gt;</w:t>
-      </w:r>
-      <w:r>
-        <w:rPr>
-          <w:rFonts w:ascii="Cambria" w:eastAsia="MS Mincho" w:hAnsi="Cambria" w:cs="Times New Roman"/>
-          <w:kern w:val="0"/>
-          <w:lang w:val="en-US"/>
-          <w14:ligatures w14:val="none"/>
-        </w:rPr>
-        <w:br/>
-        <w:t xml:space="preserve">    &lt;</w:t>
-      </w:r>
-      <w:proofErr w:type="spellStart"/>
-      <w:r>
-        <w:rPr>
-          <w:rFonts w:ascii="Cambria" w:eastAsia="MS Mincho" w:hAnsi="Cambria" w:cs="Times New Roman"/>
-          <w:kern w:val="0"/>
-          <w:lang w:val="en-US"/>
-          <w14:ligatures w14:val="none"/>
-        </w:rPr>
-        <w:t>artifactId</w:t>
-      </w:r>
-      <w:proofErr w:type="spellEnd"/>
-      <w:r>
-        <w:rPr>
-          <w:rFonts w:ascii="Cambria" w:eastAsia="MS Mincho" w:hAnsi="Cambria" w:cs="Times New Roman"/>
-          <w:kern w:val="0"/>
-          <w:lang w:val="en-US"/>
-          <w14:ligatures w14:val="none"/>
-        </w:rPr>
-        <w:t>&gt;java-</w:t>
-      </w:r>
-      <w:proofErr w:type="spellStart"/>
-      <w:r>
-        <w:rPr>
-          <w:rFonts w:ascii="Cambria" w:eastAsia="MS Mincho" w:hAnsi="Cambria" w:cs="Times New Roman"/>
-          <w:kern w:val="0"/>
-          <w:lang w:val="en-US"/>
-          <w14:ligatures w14:val="none"/>
-        </w:rPr>
-        <w:t>json</w:t>
-      </w:r>
-      <w:proofErr w:type="spellEnd"/>
-      <w:r>
-        <w:rPr>
-          <w:rFonts w:ascii="Cambria" w:eastAsia="MS Mincho" w:hAnsi="Cambria" w:cs="Times New Roman"/>
-          <w:kern w:val="0"/>
-          <w:lang w:val="en-US"/>
-          <w14:ligatures w14:val="none"/>
-        </w:rPr>
-        <w:t>-canonicalization&lt;/</w:t>
-      </w:r>
-      <w:proofErr w:type="spellStart"/>
-      <w:r>
-        <w:rPr>
-          <w:rFonts w:ascii="Cambria" w:eastAsia="MS Mincho" w:hAnsi="Cambria" w:cs="Times New Roman"/>
-          <w:kern w:val="0"/>
-          <w:lang w:val="en-US"/>
-          <w14:ligatures w14:val="none"/>
-        </w:rPr>
-        <w:t>artifactId</w:t>
-      </w:r>
-      <w:proofErr w:type="spellEnd"/>
-      <w:r>
-        <w:rPr>
-          <w:rFonts w:ascii="Cambria" w:eastAsia="MS Mincho" w:hAnsi="Cambria" w:cs="Times New Roman"/>
-          <w:kern w:val="0"/>
-          <w:lang w:val="en-US"/>
-          <w14:ligatures w14:val="none"/>
-        </w:rPr>
-        <w:t>&gt;</w:t>
+        <w:t xml:space="preserve">    &lt;artifactId&gt;java-json-canonicalization&lt;/artifactId&gt;</w:t>
       </w:r>
       <w:r>
         <w:rPr>
@@ -999,10 +2237,1100 @@
         <w:t>&lt;/dependency&gt;</w:t>
       </w:r>
     </w:p>
-    <w:p/>
+    <w:p>
+      <w:pPr>
+        <w:spacing w:after="120" w:line="240" w:lineRule="auto"/>
+      </w:pPr>
+    </w:p>
+    <w:p>
+      <w:pPr>
+        <w:pStyle w:val="berschrift2"/>
+      </w:pPr>
+      <w:r>
+        <w:t>Some others … (when productive code is the target)</w:t>
+      </w:r>
+    </w:p>
+    <w:p>
+      <w:pPr>
+        <w:spacing w:after="120" w:line="240" w:lineRule="auto"/>
+        <w:rPr>
+          <w:b/>
+          <w:bCs/>
+        </w:rPr>
+      </w:pPr>
+      <w:r>
+        <w:rPr>
+          <w:b/>
+          <w:bCs/>
+        </w:rPr>
+        <w:t>package artificialrobotics.com.SigningAuthorisation.examples;</w:t>
+      </w:r>
+    </w:p>
+    <w:p>
+      <w:pPr>
+        <w:spacing w:after="120" w:line="240" w:lineRule="auto"/>
+      </w:pPr>
+      <w:r>
+        <w:pict w14:anchorId="173351E3">
+          <v:rect id="_x0000_i1028" style="width:0;height:1.5pt" o:hralign="center" o:hrstd="t" o:hr="t" fillcolor="#a0a0a0" stroked="f"/>
+        </w:pict>
+      </w:r>
+    </w:p>
+    <w:p>
+      <w:pPr>
+        <w:pStyle w:val="berschrift3"/>
+        <w:spacing w:before="0" w:after="120" w:line="240" w:lineRule="auto"/>
+      </w:pPr>
+      <w:r>
+        <w:t>A) Helper Methods Used in Both Sign Test Class and Verify Test Class</w:t>
+      </w:r>
+    </w:p>
+    <w:p>
+      <w:pPr>
+        <w:spacing w:after="120" w:line="240" w:lineRule="auto"/>
+      </w:pPr>
+      <w:r>
+        <w:t>The test implementations for signing and verification deliberately include a number of helper methods that replace functionality typically provided by mature JOSE/JWS libraries. These helpers are introduced to improve transparency, traceability, and didactic clarity, and to make the cryptographic data flow explicitly visible during testing.</w:t>
+      </w:r>
+    </w:p>
+    <w:p>
+      <w:pPr>
+        <w:spacing w:after="120" w:line="240" w:lineRule="auto"/>
+      </w:pPr>
+      <w:r>
+        <w:rPr>
+          <w:u w:val="single"/>
+        </w:rPr>
+        <w:t xml:space="preserve">The following characteristics apply to helper methods used in </w:t>
+      </w:r>
+      <w:r>
+        <w:rPr>
+          <w:b/>
+          <w:bCs/>
+          <w:u w:val="single"/>
+        </w:rPr>
+        <w:t>both</w:t>
+      </w:r>
+      <w:r>
+        <w:rPr>
+          <w:u w:val="single"/>
+        </w:rPr>
+        <w:t xml:space="preserve"> the Sign Test Class and the Verify Test Class</w:t>
+      </w:r>
+      <w:r>
+        <w:t>:</w:t>
+      </w:r>
+    </w:p>
+    <w:p>
+      <w:pPr>
+        <w:pStyle w:val="berschrift4"/>
+        <w:spacing w:before="0" w:after="120" w:line="240" w:lineRule="auto"/>
+      </w:pPr>
+      <w:r>
+        <w:t xml:space="preserve">A.1 </w:t>
+      </w:r>
+      <w:r>
+        <w:rPr>
+          <w:rStyle w:val="berschrift4Zchn"/>
+        </w:rPr>
+        <w:t>Manual</w:t>
+      </w:r>
+      <w:r>
+        <w:t xml:space="preserve"> JSON Handling and Parsing</w:t>
+      </w:r>
+    </w:p>
+    <w:p>
+      <w:pPr>
+        <w:spacing w:after="120" w:line="240" w:lineRule="auto"/>
+      </w:pPr>
+      <w:r>
+        <w:t>JSON processing is performed using lightweight, custom helper methods instead of full-featured JSON libraries.</w:t>
+      </w:r>
+    </w:p>
+    <w:p>
+      <w:pPr>
+        <w:spacing w:after="120" w:line="240" w:lineRule="auto"/>
+      </w:pPr>
+      <w:r>
+        <w:t>Examples include:</w:t>
+      </w:r>
+    </w:p>
+    <w:p>
+      <w:pPr>
+        <w:numPr>
+          <w:ilvl w:val="0"/>
+          <w:numId w:val="17"/>
+        </w:numPr>
+        <w:spacing w:after="120" w:line="240" w:lineRule="auto"/>
+      </w:pPr>
+      <w:r>
+        <w:lastRenderedPageBreak/>
+        <w:t>Manual extraction of individual claims (e.g. alg, sub, sigT) using pattern matching,</w:t>
+      </w:r>
+    </w:p>
+    <w:p>
+      <w:pPr>
+        <w:numPr>
+          <w:ilvl w:val="0"/>
+          <w:numId w:val="17"/>
+        </w:numPr>
+        <w:spacing w:after="120" w:line="240" w:lineRule="auto"/>
+      </w:pPr>
+      <w:r>
+        <w:t>Manual insertion of header parameters such as x5c.</w:t>
+      </w:r>
+    </w:p>
+    <w:p>
+      <w:pPr>
+        <w:spacing w:after="120" w:line="240" w:lineRule="auto"/>
+      </w:pPr>
+      <w:r>
+        <w:t>These helpers:</w:t>
+      </w:r>
+    </w:p>
+    <w:p>
+      <w:pPr>
+        <w:numPr>
+          <w:ilvl w:val="0"/>
+          <w:numId w:val="18"/>
+        </w:numPr>
+        <w:spacing w:after="120" w:line="240" w:lineRule="auto"/>
+      </w:pPr>
+      <w:r>
+        <w:t>Do not perform full JSON schema validation,</w:t>
+      </w:r>
+    </w:p>
+    <w:p>
+      <w:pPr>
+        <w:numPr>
+          <w:ilvl w:val="0"/>
+          <w:numId w:val="18"/>
+        </w:numPr>
+        <w:spacing w:after="120" w:line="240" w:lineRule="auto"/>
+      </w:pPr>
+      <w:r>
+        <w:t>Do not protect against malformed or adversarial JSON input,</w:t>
+      </w:r>
+    </w:p>
+    <w:p>
+      <w:pPr>
+        <w:numPr>
+          <w:ilvl w:val="0"/>
+          <w:numId w:val="18"/>
+        </w:numPr>
+        <w:spacing w:after="120" w:line="240" w:lineRule="auto"/>
+      </w:pPr>
+      <w:r>
+        <w:t>Assume well-formed input produced by controlled test data.</w:t>
+      </w:r>
+    </w:p>
+    <w:p>
+      <w:pPr>
+        <w:spacing w:after="120" w:line="240" w:lineRule="auto"/>
+      </w:pPr>
+      <w:r>
+        <w:t>Production-grade implementations SHOULD use robust JSON parsers with strict validation and well-defined error handling.</w:t>
+      </w:r>
+    </w:p>
+    <w:p>
+      <w:pPr>
+        <w:spacing w:after="120" w:line="240" w:lineRule="auto"/>
+      </w:pPr>
+      <w:r>
+        <w:pict w14:anchorId="26D92E02">
+          <v:rect id="_x0000_i1029" style="width:0;height:1.5pt" o:hralign="center" o:hrstd="t" o:hr="t" fillcolor="#a0a0a0" stroked="f"/>
+        </w:pict>
+      </w:r>
+    </w:p>
+    <w:p>
+      <w:pPr>
+        <w:pStyle w:val="berschrift4"/>
+        <w:spacing w:before="0" w:after="120" w:line="240" w:lineRule="auto"/>
+      </w:pPr>
+      <w:r>
+        <w:t>A.2 Explicit Base64 and Base64URL Encoding/Decoding</w:t>
+      </w:r>
+    </w:p>
+    <w:p>
+      <w:pPr>
+        <w:spacing w:after="120" w:line="240" w:lineRule="auto"/>
+      </w:pPr>
+      <w:r>
+        <w:t>Base64 and Base64URL operations are performed directly using standard library primitives.</w:t>
+      </w:r>
+    </w:p>
+    <w:p>
+      <w:pPr>
+        <w:spacing w:after="120" w:line="240" w:lineRule="auto"/>
+      </w:pPr>
+      <w:r>
+        <w:t>These helpers:</w:t>
+      </w:r>
+    </w:p>
+    <w:p>
+      <w:pPr>
+        <w:numPr>
+          <w:ilvl w:val="0"/>
+          <w:numId w:val="19"/>
+        </w:numPr>
+        <w:spacing w:after="120" w:line="240" w:lineRule="auto"/>
+      </w:pPr>
+      <w:r>
+        <w:t>Assume correct padding and encoding context,</w:t>
+      </w:r>
+    </w:p>
+    <w:p>
+      <w:pPr>
+        <w:numPr>
+          <w:ilvl w:val="0"/>
+          <w:numId w:val="19"/>
+        </w:numPr>
+        <w:spacing w:after="120" w:line="240" w:lineRule="auto"/>
+      </w:pPr>
+      <w:r>
+        <w:t>Do not include defensive checks against malformed or truncated input,</w:t>
+      </w:r>
+    </w:p>
+    <w:p>
+      <w:pPr>
+        <w:numPr>
+          <w:ilvl w:val="0"/>
+          <w:numId w:val="19"/>
+        </w:numPr>
+        <w:spacing w:after="120" w:line="240" w:lineRule="auto"/>
+      </w:pPr>
+      <w:r>
+        <w:t>Do not abstract encoding concerns behind reusable, domain-safe APIs.</w:t>
+      </w:r>
+    </w:p>
+    <w:p>
+      <w:pPr>
+        <w:spacing w:after="120" w:line="240" w:lineRule="auto"/>
+      </w:pPr>
+      <w:r>
+        <w:t>In production systems, Base64URL handling SHOULD be centralized and validated to avoid subtle interoperability and security issues.</w:t>
+      </w:r>
+    </w:p>
+    <w:p>
+      <w:pPr>
+        <w:spacing w:after="120" w:line="240" w:lineRule="auto"/>
+      </w:pPr>
+      <w:r>
+        <w:pict w14:anchorId="74C6D392">
+          <v:rect id="_x0000_i1030" style="width:0;height:1.5pt" o:hralign="center" o:hrstd="t" o:hr="t" fillcolor="#a0a0a0" stroked="f"/>
+        </w:pict>
+      </w:r>
+    </w:p>
+    <w:p>
+      <w:pPr>
+        <w:pStyle w:val="berschrift4"/>
+        <w:spacing w:before="0" w:after="120" w:line="240" w:lineRule="auto"/>
+      </w:pPr>
+      <w:r>
+        <w:t>A.3 Simplified Certificate Handling</w:t>
+      </w:r>
+    </w:p>
+    <w:p>
+      <w:pPr>
+        <w:spacing w:after="120" w:line="240" w:lineRule="auto"/>
+      </w:pPr>
+      <w:r>
+        <w:t>Certificate processing in the test classes is intentionally minimal:</w:t>
+      </w:r>
+    </w:p>
+    <w:p>
+      <w:pPr>
+        <w:numPr>
+          <w:ilvl w:val="0"/>
+          <w:numId w:val="20"/>
+        </w:numPr>
+        <w:spacing w:after="120" w:line="240" w:lineRule="auto"/>
+      </w:pPr>
+      <w:r>
+        <w:t>Only the leaf certificate (x5c[0]) is processed,</w:t>
+      </w:r>
+    </w:p>
+    <w:p>
+      <w:pPr>
+        <w:numPr>
+          <w:ilvl w:val="0"/>
+          <w:numId w:val="20"/>
+        </w:numPr>
+        <w:spacing w:after="120" w:line="240" w:lineRule="auto"/>
+      </w:pPr>
+      <w:r>
+        <w:t>Certificate chains are not validated,</w:t>
+      </w:r>
+    </w:p>
+    <w:p>
+      <w:pPr>
+        <w:numPr>
+          <w:ilvl w:val="0"/>
+          <w:numId w:val="20"/>
+        </w:numPr>
+        <w:spacing w:after="120" w:line="240" w:lineRule="auto"/>
+      </w:pPr>
+      <w:r>
+        <w:t>No trust anchors, revocation checks (CRL/OCSP), or validity checks are performed.</w:t>
+      </w:r>
+    </w:p>
+    <w:p>
+      <w:pPr>
+        <w:spacing w:after="120" w:line="240" w:lineRule="auto"/>
+      </w:pPr>
+      <w:r>
+        <w:t>These helpers exist solely to extract the public key for cryptographic verification.</w:t>
+      </w:r>
+    </w:p>
+    <w:p>
+      <w:pPr>
+        <w:spacing w:after="120" w:line="240" w:lineRule="auto"/>
+      </w:pPr>
+      <w:r>
+        <w:t>In production environments, certificate handling MUST include full path validation, trust evaluation, validity period checks, and revocation handling in accordance with applicable security policies.</w:t>
+      </w:r>
+    </w:p>
+    <w:p>
+      <w:pPr>
+        <w:spacing w:after="120" w:line="240" w:lineRule="auto"/>
+      </w:pPr>
+      <w:r>
+        <w:pict w14:anchorId="0AAF87DF">
+          <v:rect id="_x0000_i1031" style="width:0;height:1.5pt" o:hralign="center" o:hrstd="t" o:hr="t" fillcolor="#a0a0a0" stroked="f"/>
+        </w:pict>
+      </w:r>
+    </w:p>
+    <w:p>
+      <w:pPr>
+        <w:pStyle w:val="berschrift3"/>
+        <w:spacing w:before="0" w:after="120" w:line="240" w:lineRule="auto"/>
+      </w:pPr>
+      <w:r>
+        <w:t>B) Helper Methods Specific to the Sign Test Class</w:t>
+      </w:r>
+    </w:p>
+    <w:p>
+      <w:pPr>
+        <w:spacing w:after="120" w:line="240" w:lineRule="auto"/>
+      </w:pPr>
+      <w:r>
+        <w:t>The Sign Test Class includes additional helper methods that are exclusively relevant to signature creation and test-driven signing workflows.</w:t>
+      </w:r>
+    </w:p>
+    <w:p>
+      <w:pPr>
+        <w:pStyle w:val="berschrift4"/>
+        <w:spacing w:before="0" w:after="120" w:line="240" w:lineRule="auto"/>
+      </w:pPr>
+      <w:r>
+        <w:t>B.1 Manual JSON Compaction (jsonMinify)</w:t>
+      </w:r>
+    </w:p>
+    <w:p>
+      <w:pPr>
+        <w:spacing w:after="120" w:line="240" w:lineRule="auto"/>
+      </w:pPr>
+      <w:r>
+        <w:t>The Sign Test Class includes a helper method that removes insignificant whitespace from JSON objects while preserving:</w:t>
+      </w:r>
+    </w:p>
+    <w:p>
+      <w:pPr>
+        <w:numPr>
+          <w:ilvl w:val="0"/>
+          <w:numId w:val="21"/>
+        </w:numPr>
+        <w:spacing w:after="120" w:line="240" w:lineRule="auto"/>
+      </w:pPr>
+      <w:r>
+        <w:t>String literals,</w:t>
+      </w:r>
+    </w:p>
+    <w:p>
+      <w:pPr>
+        <w:numPr>
+          <w:ilvl w:val="0"/>
+          <w:numId w:val="21"/>
+        </w:numPr>
+        <w:spacing w:after="120" w:line="240" w:lineRule="auto"/>
+      </w:pPr>
+      <w:r>
+        <w:t>Member order,</w:t>
+      </w:r>
+    </w:p>
+    <w:p>
+      <w:pPr>
+        <w:numPr>
+          <w:ilvl w:val="0"/>
+          <w:numId w:val="21"/>
+        </w:numPr>
+        <w:spacing w:after="120" w:line="240" w:lineRule="auto"/>
+      </w:pPr>
+      <w:r>
+        <w:t>Escaping semantics.</w:t>
+      </w:r>
+    </w:p>
+    <w:p>
+      <w:pPr>
+        <w:spacing w:after="120" w:line="240" w:lineRule="auto"/>
+      </w:pPr>
+      <w:r>
+        <w:t>This method:</w:t>
+      </w:r>
+    </w:p>
+    <w:p>
+      <w:pPr>
+        <w:numPr>
+          <w:ilvl w:val="0"/>
+          <w:numId w:val="22"/>
+        </w:numPr>
+        <w:spacing w:after="120" w:line="240" w:lineRule="auto"/>
+      </w:pPr>
+      <w:r>
+        <w:t xml:space="preserve">Is </w:t>
+      </w:r>
+      <w:r>
+        <w:rPr>
+          <w:b/>
+          <w:bCs/>
+        </w:rPr>
+        <w:t>not</w:t>
+      </w:r>
+      <w:r>
+        <w:t xml:space="preserve"> a canonicalization algorithm,</w:t>
+      </w:r>
+    </w:p>
+    <w:p>
+      <w:pPr>
+        <w:numPr>
+          <w:ilvl w:val="0"/>
+          <w:numId w:val="22"/>
+        </w:numPr>
+        <w:spacing w:after="120" w:line="240" w:lineRule="auto"/>
+      </w:pPr>
+      <w:r>
+        <w:t>Does not reorder object members,</w:t>
+      </w:r>
+    </w:p>
+    <w:p>
+      <w:pPr>
+        <w:numPr>
+          <w:ilvl w:val="0"/>
+          <w:numId w:val="22"/>
+        </w:numPr>
+        <w:spacing w:after="120" w:line="240" w:lineRule="auto"/>
+      </w:pPr>
+      <w:r>
+        <w:t>Does not normalize numbers or Unicode.</w:t>
+      </w:r>
+    </w:p>
+    <w:p>
+      <w:pPr>
+        <w:spacing w:after="120" w:line="240" w:lineRule="auto"/>
+      </w:pPr>
+      <w:r>
+        <w:lastRenderedPageBreak/>
+        <w:t>Its sole purpose is to ensure deterministic byte sequences for the protected header prior to Base64URL encoding.</w:t>
+      </w:r>
+    </w:p>
+    <w:p>
+      <w:pPr>
+        <w:spacing w:after="120" w:line="240" w:lineRule="auto"/>
+      </w:pPr>
+      <w:r>
+        <w:t>In production systems, either:</w:t>
+      </w:r>
+    </w:p>
+    <w:p>
+      <w:pPr>
+        <w:numPr>
+          <w:ilvl w:val="0"/>
+          <w:numId w:val="23"/>
+        </w:numPr>
+        <w:spacing w:after="120" w:line="240" w:lineRule="auto"/>
+      </w:pPr>
+      <w:r>
+        <w:t>A well-defined canonicalization scheme MUST be used, or</w:t>
+      </w:r>
+    </w:p>
+    <w:p>
+      <w:pPr>
+        <w:numPr>
+          <w:ilvl w:val="0"/>
+          <w:numId w:val="23"/>
+        </w:numPr>
+        <w:spacing w:after="120" w:line="240" w:lineRule="auto"/>
+      </w:pPr>
+      <w:r>
+        <w:t>JSON generation MUST be strictly controlled to guarantee byte-level stability.</w:t>
+      </w:r>
+    </w:p>
+    <w:p>
+      <w:pPr>
+        <w:spacing w:after="120" w:line="240" w:lineRule="auto"/>
+      </w:pPr>
+      <w:r>
+        <w:pict w14:anchorId="0AFC24FF">
+          <v:rect id="_x0000_i1032" style="width:0;height:1.5pt" o:hralign="center" o:hrstd="t" o:hr="t" fillcolor="#a0a0a0" stroked="f"/>
+        </w:pict>
+      </w:r>
+    </w:p>
+    <w:p>
+      <w:pPr>
+        <w:pStyle w:val="berschrift4"/>
+        <w:spacing w:before="0" w:after="120" w:line="240" w:lineRule="auto"/>
+      </w:pPr>
+      <w:r>
+        <w:t>B.2 Explicit Pre-Hash Construction</w:t>
+      </w:r>
+    </w:p>
+    <w:p>
+      <w:pPr>
+        <w:spacing w:after="120" w:line="240" w:lineRule="auto"/>
+      </w:pPr>
+      <w:r>
+        <w:t>The Sign Test Class explicitly computes the hash over the JWS Signing Input:</w:t>
+      </w:r>
+    </w:p>
+    <w:p>
+      <w:pPr>
+        <w:spacing w:after="120" w:line="240" w:lineRule="auto"/>
+      </w:pPr>
+      <w:r>
+        <w:t>ASCII(BASE64URL(protected) || "." || BASE64URL(payload))</w:t>
+      </w:r>
+    </w:p>
+    <w:p>
+      <w:pPr>
+        <w:spacing w:after="120" w:line="240" w:lineRule="auto"/>
+      </w:pPr>
+      <w:r>
+        <w:t>This helper exists to:</w:t>
+      </w:r>
+    </w:p>
+    <w:p>
+      <w:pPr>
+        <w:numPr>
+          <w:ilvl w:val="0"/>
+          <w:numId w:val="24"/>
+        </w:numPr>
+        <w:spacing w:after="120" w:line="240" w:lineRule="auto"/>
+      </w:pPr>
+      <w:r>
+        <w:t>Demonstrate the pre-hash model,</w:t>
+      </w:r>
+    </w:p>
+    <w:p>
+      <w:pPr>
+        <w:numPr>
+          <w:ilvl w:val="0"/>
+          <w:numId w:val="24"/>
+        </w:numPr>
+        <w:spacing w:after="120" w:line="240" w:lineRule="auto"/>
+      </w:pPr>
+      <w:r>
+        <w:t>Enable testing of HSM-like signing workflows,</w:t>
+      </w:r>
+    </w:p>
+    <w:p>
+      <w:pPr>
+        <w:numPr>
+          <w:ilvl w:val="0"/>
+          <w:numId w:val="24"/>
+        </w:numPr>
+        <w:spacing w:after="120" w:line="240" w:lineRule="auto"/>
+      </w:pPr>
+      <w:r>
+        <w:t>Make the signing input auditable and reproducible.</w:t>
+      </w:r>
+    </w:p>
+    <w:p>
+      <w:pPr>
+        <w:spacing w:after="120" w:line="240" w:lineRule="auto"/>
+      </w:pPr>
+      <w:r>
+        <w:t>While cryptographically sound, this approach:</w:t>
+      </w:r>
+    </w:p>
+    <w:p>
+      <w:pPr>
+        <w:numPr>
+          <w:ilvl w:val="0"/>
+          <w:numId w:val="25"/>
+        </w:numPr>
+        <w:spacing w:after="120" w:line="240" w:lineRule="auto"/>
+      </w:pPr>
+      <w:r>
+        <w:t>Deviates from the default JWS processing model for ES algorithms,</w:t>
+      </w:r>
+    </w:p>
+    <w:p>
+      <w:pPr>
+        <w:numPr>
+          <w:ilvl w:val="0"/>
+          <w:numId w:val="25"/>
+        </w:numPr>
+        <w:spacing w:after="120" w:line="240" w:lineRule="auto"/>
+      </w:pPr>
+      <w:r>
+        <w:t>Requires strict coordination with the verification process.</w:t>
+      </w:r>
+    </w:p>
+    <w:p>
+      <w:pPr>
+        <w:spacing w:after="120" w:line="240" w:lineRule="auto"/>
+      </w:pPr>
+      <w:r>
+        <w:t>In production systems, pre-hash models SHOULD only be used when operationally required and clearly specified.</w:t>
+      </w:r>
+    </w:p>
+    <w:p>
+      <w:pPr>
+        <w:spacing w:after="120" w:line="240" w:lineRule="auto"/>
+      </w:pPr>
+      <w:r>
+        <w:pict w14:anchorId="0623F9D8">
+          <v:rect id="_x0000_i1033" style="width:0;height:1.5pt" o:hralign="center" o:hrstd="t" o:hr="t" fillcolor="#a0a0a0" stroked="f"/>
+        </w:pict>
+      </w:r>
+    </w:p>
+    <w:p>
+      <w:pPr>
+        <w:pStyle w:val="berschrift4"/>
+        <w:spacing w:before="0" w:after="120" w:line="240" w:lineRule="auto"/>
+      </w:pPr>
+      <w:r>
+        <w:t>B.3 Direct Use of Low-Level Signature Engines</w:t>
+      </w:r>
+    </w:p>
+    <w:p>
+      <w:pPr>
+        <w:spacing w:after="120" w:line="240" w:lineRule="auto"/>
+      </w:pPr>
+      <w:r>
+        <w:t>The Sign Test Class directly instantiates JCA/BC Signature objects such as:</w:t>
+      </w:r>
+    </w:p>
+    <w:p>
+      <w:pPr>
+        <w:numPr>
+          <w:ilvl w:val="0"/>
+          <w:numId w:val="26"/>
+        </w:numPr>
+        <w:spacing w:after="120" w:line="240" w:lineRule="auto"/>
+      </w:pPr>
+      <w:r>
+        <w:t>RAWRSASSA-PSS,</w:t>
+      </w:r>
+    </w:p>
+    <w:p>
+      <w:pPr>
+        <w:numPr>
+          <w:ilvl w:val="0"/>
+          <w:numId w:val="26"/>
+        </w:numPr>
+        <w:spacing w:after="120" w:line="240" w:lineRule="auto"/>
+      </w:pPr>
+      <w:r>
+        <w:t>NONEwithECDSA.</w:t>
+      </w:r>
+    </w:p>
+    <w:p>
+      <w:pPr>
+        <w:spacing w:after="120" w:line="240" w:lineRule="auto"/>
+      </w:pPr>
+      <w:r>
+        <w:t>This is done to:</w:t>
+      </w:r>
+    </w:p>
+    <w:p>
+      <w:pPr>
+        <w:numPr>
+          <w:ilvl w:val="0"/>
+          <w:numId w:val="27"/>
+        </w:numPr>
+        <w:spacing w:after="120" w:line="240" w:lineRule="auto"/>
+      </w:pPr>
+      <w:r>
+        <w:t>Explicitly control hashing behavior,</w:t>
+      </w:r>
+    </w:p>
+    <w:p>
+      <w:pPr>
+        <w:numPr>
+          <w:ilvl w:val="0"/>
+          <w:numId w:val="27"/>
+        </w:numPr>
+        <w:spacing w:after="120" w:line="240" w:lineRule="auto"/>
+      </w:pPr>
+      <w:r>
+        <w:t>Avoid hidden transformations performed by higher-level abstractions.</w:t>
+      </w:r>
+    </w:p>
+    <w:p>
+      <w:pPr>
+        <w:spacing w:after="120" w:line="240" w:lineRule="auto"/>
+      </w:pPr>
+      <w:r>
+        <w:t>In production, this approach SHOULD be encapsulated behind hardened cryptographic services and key management layers to reduce the risk of misconfiguration.</w:t>
+      </w:r>
+    </w:p>
+    <w:p>
+      <w:pPr>
+        <w:spacing w:after="120" w:line="240" w:lineRule="auto"/>
+      </w:pPr>
+      <w:r>
+        <w:pict w14:anchorId="2D349794">
+          <v:rect id="_x0000_i1034" style="width:0;height:1.5pt" o:hralign="center" o:hrstd="t" o:hr="t" fillcolor="#a0a0a0" stroked="f"/>
+        </w:pict>
+      </w:r>
+    </w:p>
+    <w:p>
+      <w:pPr>
+        <w:pStyle w:val="berschrift3"/>
+        <w:spacing w:before="0" w:after="120" w:line="240" w:lineRule="auto"/>
+      </w:pPr>
+      <w:r>
+        <w:t>C) Helper Methods Specific to the Verify Test Class</w:t>
+      </w:r>
+    </w:p>
+    <w:p>
+      <w:pPr>
+        <w:spacing w:after="120" w:line="240" w:lineRule="auto"/>
+      </w:pPr>
+      <w:r>
+        <w:t>The Verify Test Class contains helper methods tailored to verification logic and test-time inspection of signed data.</w:t>
+      </w:r>
+    </w:p>
+    <w:p>
+      <w:pPr>
+        <w:pStyle w:val="berschrift4"/>
+        <w:spacing w:before="0" w:after="120" w:line="240" w:lineRule="auto"/>
+      </w:pPr>
+      <w:r>
+        <w:t>C.1 Manual Reconstruction of the JWS Signing Input</w:t>
+      </w:r>
+    </w:p>
+    <w:p>
+      <w:pPr>
+        <w:spacing w:after="120" w:line="240" w:lineRule="auto"/>
+      </w:pPr>
+      <w:r>
+        <w:t>The Verify Test Class manually reconstructs the JWS Signing Input from:</w:t>
+      </w:r>
+    </w:p>
+    <w:p>
+      <w:pPr>
+        <w:numPr>
+          <w:ilvl w:val="0"/>
+          <w:numId w:val="28"/>
+        </w:numPr>
+        <w:spacing w:after="120" w:line="240" w:lineRule="auto"/>
+      </w:pPr>
+      <w:r>
+        <w:t>The Base64URL-encoded protected header,</w:t>
+      </w:r>
+    </w:p>
+    <w:p>
+      <w:pPr>
+        <w:numPr>
+          <w:ilvl w:val="0"/>
+          <w:numId w:val="28"/>
+        </w:numPr>
+        <w:spacing w:after="120" w:line="240" w:lineRule="auto"/>
+      </w:pPr>
+      <w:r>
+        <w:t>The externally supplied payload or payload hash.</w:t>
+      </w:r>
+    </w:p>
+    <w:p>
+      <w:pPr>
+        <w:spacing w:after="120" w:line="240" w:lineRule="auto"/>
+      </w:pPr>
+      <w:r>
+        <w:t>This helper:</w:t>
+      </w:r>
+    </w:p>
+    <w:p>
+      <w:pPr>
+        <w:numPr>
+          <w:ilvl w:val="0"/>
+          <w:numId w:val="29"/>
+        </w:numPr>
+        <w:spacing w:after="120" w:line="240" w:lineRule="auto"/>
+      </w:pPr>
+      <w:r>
+        <w:t>Assumes correct canonicalization decisions have already been made,</w:t>
+      </w:r>
+    </w:p>
+    <w:p>
+      <w:pPr>
+        <w:numPr>
+          <w:ilvl w:val="0"/>
+          <w:numId w:val="29"/>
+        </w:numPr>
+        <w:spacing w:after="120" w:line="240" w:lineRule="auto"/>
+      </w:pPr>
+      <w:r>
+        <w:t>Does not attempt payload recovery or normalization.</w:t>
+      </w:r>
+    </w:p>
+    <w:p>
+      <w:pPr>
+        <w:spacing w:after="120" w:line="240" w:lineRule="auto"/>
+      </w:pPr>
+      <w:r>
+        <w:t>In production systems, reconstruction logic SHOULD be tightly coupled to the signing policy and protected by strict input validation.</w:t>
+      </w:r>
+    </w:p>
+    <w:p>
+      <w:pPr>
+        <w:spacing w:after="120" w:line="240" w:lineRule="auto"/>
+      </w:pPr>
+      <w:r>
+        <w:lastRenderedPageBreak/>
+        <w:pict w14:anchorId="55A7E6E0">
+          <v:rect id="_x0000_i1035" style="width:0;height:1.5pt" o:hralign="center" o:hrstd="t" o:hr="t" fillcolor="#a0a0a0" stroked="f"/>
+        </w:pict>
+      </w:r>
+    </w:p>
+    <w:p>
+      <w:pPr>
+        <w:pStyle w:val="berschrift4"/>
+        <w:spacing w:before="0" w:after="120" w:line="240" w:lineRule="auto"/>
+      </w:pPr>
+      <w:r>
+        <w:t>C.2 Simplified Algorithm Dispatch Based on Protected Header</w:t>
+      </w:r>
+    </w:p>
+    <w:p>
+      <w:pPr>
+        <w:spacing w:after="120" w:line="240" w:lineRule="auto"/>
+      </w:pPr>
+      <w:r>
+        <w:t>The verification logic derives the algorithm exclusively from the protected header and applies the corresponding verification procedure.</w:t>
+      </w:r>
+    </w:p>
+    <w:p>
+      <w:pPr>
+        <w:spacing w:after="120" w:line="240" w:lineRule="auto"/>
+      </w:pPr>
+      <w:r>
+        <w:t>While this is correct from a protocol perspective, the test implementation:</w:t>
+      </w:r>
+    </w:p>
+    <w:p>
+      <w:pPr>
+        <w:numPr>
+          <w:ilvl w:val="0"/>
+          <w:numId w:val="30"/>
+        </w:numPr>
+        <w:spacing w:after="120" w:line="240" w:lineRule="auto"/>
+      </w:pPr>
+      <w:r>
+        <w:t>Assumes the algorithm value is trustworthy once the signature verifies,</w:t>
+      </w:r>
+    </w:p>
+    <w:p>
+      <w:pPr>
+        <w:numPr>
+          <w:ilvl w:val="0"/>
+          <w:numId w:val="30"/>
+        </w:numPr>
+        <w:spacing w:after="120" w:line="240" w:lineRule="auto"/>
+      </w:pPr>
+      <w:r>
+        <w:t>Does not enforce algorithm allowlists or policy constraints.</w:t>
+      </w:r>
+    </w:p>
+    <w:p>
+      <w:pPr>
+        <w:spacing w:after="120" w:line="240" w:lineRule="auto"/>
+      </w:pPr>
+      <w:r>
+        <w:t>Production-grade verifiers SHOULD enforce explicit algorithm policies and reject unexpected or weak algorithms independent of signature validity.</w:t>
+      </w:r>
+    </w:p>
+    <w:p>
+      <w:pPr>
+        <w:spacing w:after="120" w:line="240" w:lineRule="auto"/>
+      </w:pPr>
+      <w:r>
+        <w:pict w14:anchorId="2550FE9C">
+          <v:rect id="_x0000_i1036" style="width:0;height:1.5pt" o:hralign="center" o:hrstd="t" o:hr="t" fillcolor="#a0a0a0" stroked="f"/>
+        </w:pict>
+      </w:r>
+    </w:p>
+    <w:p>
+      <w:pPr>
+        <w:pStyle w:val="berschrift4"/>
+        <w:spacing w:before="0" w:after="120" w:line="240" w:lineRule="auto"/>
+      </w:pPr>
+      <w:r>
+        <w:t>C.3 Absence of Semantic Payload Validation</w:t>
+      </w:r>
+    </w:p>
+    <w:p>
+      <w:pPr>
+        <w:spacing w:after="120" w:line="240" w:lineRule="auto"/>
+      </w:pPr>
+      <w:r>
+        <w:t>The Verify Test Class focuses strictly on cryptographic verification and intentionally excludes:</w:t>
+      </w:r>
+    </w:p>
+    <w:p>
+      <w:pPr>
+        <w:numPr>
+          <w:ilvl w:val="0"/>
+          <w:numId w:val="31"/>
+        </w:numPr>
+        <w:spacing w:after="120" w:line="240" w:lineRule="auto"/>
+      </w:pPr>
+      <w:r>
+        <w:t>Business-level validation,</w:t>
+      </w:r>
+    </w:p>
+    <w:p>
+      <w:pPr>
+        <w:numPr>
+          <w:ilvl w:val="0"/>
+          <w:numId w:val="31"/>
+        </w:numPr>
+        <w:spacing w:after="120" w:line="240" w:lineRule="auto"/>
+      </w:pPr>
+      <w:r>
+        <w:t>Cross-checks beyond minimal linkage (e.g. sub ↔ payload identifier),</w:t>
+      </w:r>
+    </w:p>
+    <w:p>
+      <w:pPr>
+        <w:numPr>
+          <w:ilvl w:val="0"/>
+          <w:numId w:val="31"/>
+        </w:numPr>
+        <w:spacing w:after="120" w:line="240" w:lineRule="auto"/>
+      </w:pPr>
+      <w:r>
+        <w:t>Contextual authorization or semantic interpretation.</w:t>
+      </w:r>
+    </w:p>
+    <w:p>
+      <w:pPr>
+        <w:spacing w:after="120" w:line="240" w:lineRule="auto"/>
+      </w:pPr>
+      <w:r>
+        <w:t>This separation is intentional to keep cryptographic correctness testable in isolation.</w:t>
+      </w:r>
+    </w:p>
+    <w:p>
+      <w:pPr>
+        <w:spacing w:after="120" w:line="240" w:lineRule="auto"/>
+      </w:pPr>
+      <w:r>
+        <w:t>In production systems, cryptographic verification MUST be complemented by semantic, contextual, and authorization checks as defined by the surrounding business process.</w:t>
+      </w:r>
+    </w:p>
+    <w:p>
+      <w:pPr>
+        <w:spacing w:after="120" w:line="240" w:lineRule="auto"/>
+      </w:pPr>
+      <w:r>
+        <w:pict w14:anchorId="2F447B58">
+          <v:rect id="_x0000_i1037" style="width:0;height:1.5pt" o:hralign="center" o:hrstd="t" o:hr="t" fillcolor="#a0a0a0" stroked="f"/>
+        </w:pict>
+      </w:r>
+    </w:p>
+    <w:p>
+      <w:pPr>
+        <w:pStyle w:val="berschrift2"/>
+        <w:spacing w:before="0" w:after="120" w:line="240" w:lineRule="auto"/>
+      </w:pPr>
+      <w:r>
+        <w:t>Final Remark</w:t>
+      </w:r>
+    </w:p>
+    <w:p>
+      <w:pPr>
+        <w:spacing w:after="120" w:line="240" w:lineRule="auto"/>
+      </w:pPr>
+      <w:r>
+        <w:t xml:space="preserve">The helper methods described above are </w:t>
+      </w:r>
+      <w:r>
+        <w:rPr>
+          <w:b/>
+          <w:bCs/>
+        </w:rPr>
+        <w:t>explicitly designed for transparency, testability, and protocol exploration</w:t>
+      </w:r>
+      <w:r>
+        <w:t>. They deliberately trade robustness and completeness for clarity and control.</w:t>
+      </w:r>
+    </w:p>
+    <w:p>
+      <w:pPr>
+        <w:spacing w:after="120" w:line="240" w:lineRule="auto"/>
+      </w:pPr>
+      <w:r>
+        <w:t>They MUST NOT be reused unmodified in production systems.</w:t>
+      </w:r>
+      <w:r>
+        <w:br/>
+        <w:t>Instead, they SHOULD be replaced by:</w:t>
+      </w:r>
+    </w:p>
+    <w:p>
+      <w:pPr>
+        <w:numPr>
+          <w:ilvl w:val="0"/>
+          <w:numId w:val="32"/>
+        </w:numPr>
+        <w:spacing w:after="120" w:line="240" w:lineRule="auto"/>
+      </w:pPr>
+      <w:r>
+        <w:t>Mature JOSE/JWS libraries,</w:t>
+      </w:r>
+    </w:p>
+    <w:p>
+      <w:pPr>
+        <w:numPr>
+          <w:ilvl w:val="0"/>
+          <w:numId w:val="32"/>
+        </w:numPr>
+        <w:spacing w:after="120" w:line="240" w:lineRule="auto"/>
+      </w:pPr>
+      <w:r>
+        <w:t>Centralized cryptographic services,</w:t>
+      </w:r>
+    </w:p>
+    <w:p>
+      <w:pPr>
+        <w:numPr>
+          <w:ilvl w:val="0"/>
+          <w:numId w:val="32"/>
+        </w:numPr>
+        <w:spacing w:after="120" w:line="240" w:lineRule="auto"/>
+      </w:pPr>
+      <w:r>
+        <w:t>Fully validated JSON and certificate processing pipelines.</w:t>
+      </w:r>
+    </w:p>
+    <w:p>
+      <w:pPr>
+        <w:spacing w:after="120" w:line="240" w:lineRule="auto"/>
+      </w:pPr>
+      <w:r>
+        <w:t>Their primary value lies in making protocol behavior observable and verifiable during design, testing, and auditing phases.</w:t>
+      </w:r>
+    </w:p>
+    <w:p>
+      <w:pPr>
+        <w:spacing w:after="120" w:line="240" w:lineRule="auto"/>
+      </w:pPr>
+    </w:p>
     <w:sectPr>
       <w:pgSz w:w="11906" w:h="16838"/>
-      <w:pgMar w:top="1417" w:right="1417" w:bottom="1134" w:left="1417" w:header="708" w:footer="708" w:gutter="0"/>
+      <w:pgMar w:top="720" w:right="720" w:bottom="720" w:left="720" w:header="708" w:footer="708" w:gutter="0"/>
       <w:cols w:space="708"/>
       <w:docGrid w:linePitch="360"/>
     </w:sectPr>
@@ -1013,6 +3341,155 @@
 <file path=word/numbering.xml><?xml version="1.0" encoding="utf-8"?>
 <w:numbering xmlns:wpc="http://schemas.microsoft.com/office/word/2010/wordprocessingCanvas" xmlns:cx="http://schemas.microsoft.com/office/drawing/2014/chartex" xmlns:cx1="http://schemas.microsoft.com/office/drawing/2015/9/8/chartex" xmlns:cx2="http://schemas.microsoft.com/office/drawing/2015/10/21/chartex" xmlns:cx3="http://schemas.microsoft.com/office/drawing/2016/5/9/chartex" xmlns:cx4="http://schemas.microsoft.com/office/drawing/2016/5/10/chartex" xmlns:cx5="http://schemas.microsoft.com/office/drawing/2016/5/11/chartex" xmlns:cx6="http://schemas.microsoft.com/office/drawing/2016/5/12/chartex" xmlns:cx7="http://schemas.microsoft.com/office/drawing/2016/5/13/chartex" xmlns:cx8="http://schemas.microsoft.com/office/drawing/2016/5/14/chartex" xmlns:mc="http://schemas.openxmlformats.org/markup-compatibility/2006" xmlns:aink="http://schemas.microsoft.com/office/drawing/2016/ink" xmlns:am3d="http://schemas.microsoft.com/office/drawing/2017/model3d" xmlns:o="urn:schemas-microsoft-com:office:office" xmlns:oel="http://schemas.microsoft.com/office/2019/extlst" xmlns:r="http://schemas.openxmlformats.org/officeDocument/2006/relationships" xmlns:m="http://schemas.openxmlformats.org/officeDocument/2006/math" xmlns:v="urn:schemas-microsoft-com:vml" xmlns:wp14="http://schemas.microsoft.com/office/word/2010/wordprocessingDrawing" xmlns:wp="http://schemas.openxmlformats.org/drawingml/2006/wordprocessingDrawing" xmlns:w10="urn:schemas-microsoft-com:office:word" xmlns:w="http://schemas.openxmlformats.org/wordprocessingml/2006/main" xmlns:w14="http://schemas.microsoft.com/office/word/2010/wordml" xmlns:w15="http://schemas.microsoft.com/office/word/2012/wordml" xmlns:w16cex="http://schemas.microsoft.com/office/word/2018/wordml/cex" xmlns:w16cid="http://schemas.microsoft.com/office/word/2016/wordml/cid" xmlns:w16="http://schemas.microsoft.com/office/word/2018/wordml" xmlns:w16du="http://schemas.microsoft.com/office/word/2023/wordml/word16du" xmlns:w16sdtdh="http://schemas.microsoft.com/office/word/2020/wordml/sdtdatahash" xmlns:w16sdtfl="http://schemas.microsoft.com/office/word/2024/wordml/sdtformatlock" xmlns:w16se="http://schemas.microsoft.com/office/word/2015/wordml/symex" xmlns:wpg="http://schemas.microsoft.com/office/word/2010/wordprocessingGroup" xmlns:wpi="http://schemas.microsoft.com/office/word/2010/wordprocessingInk" xmlns:wne="http://schemas.microsoft.com/office/word/2006/wordml" xmlns:wps="http://schemas.microsoft.com/office/word/2010/wordprocessingShape" mc:Ignorable="w14 w15 w16se w16cid w16 w16cex w16sdtdh w16sdtfl w16du wp14">
   <w:abstractNum w:abstractNumId="0" w15:restartNumberingAfterBreak="0">
+    <w:nsid w:val="09227DE1"/>
+    <w:multiLevelType w:val="multilevel"/>
+    <w:tmpl w:val="E7100DE4"/>
+    <w:lvl w:ilvl="0">
+      <w:start w:val="1"/>
+      <w:numFmt w:val="bullet"/>
+      <w:lvlText w:val=""/>
+      <w:lvlJc w:val="left"/>
+      <w:pPr>
+        <w:tabs>
+          <w:tab w:val="num" w:pos="720"/>
+        </w:tabs>
+        <w:ind w:left="720" w:hanging="360"/>
+      </w:pPr>
+      <w:rPr>
+        <w:rFonts w:ascii="Symbol" w:hAnsi="Symbol" w:hint="default"/>
+        <w:sz w:val="20"/>
+      </w:rPr>
+    </w:lvl>
+    <w:lvl w:ilvl="1" w:tentative="1">
+      <w:start w:val="1"/>
+      <w:numFmt w:val="bullet"/>
+      <w:lvlText w:val="o"/>
+      <w:lvlJc w:val="left"/>
+      <w:pPr>
+        <w:tabs>
+          <w:tab w:val="num" w:pos="1440"/>
+        </w:tabs>
+        <w:ind w:left="1440" w:hanging="360"/>
+      </w:pPr>
+      <w:rPr>
+        <w:rFonts w:ascii="Courier New" w:hAnsi="Courier New" w:hint="default"/>
+        <w:sz w:val="20"/>
+      </w:rPr>
+    </w:lvl>
+    <w:lvl w:ilvl="2" w:tentative="1">
+      <w:start w:val="1"/>
+      <w:numFmt w:val="bullet"/>
+      <w:lvlText w:val=""/>
+      <w:lvlJc w:val="left"/>
+      <w:pPr>
+        <w:tabs>
+          <w:tab w:val="num" w:pos="2160"/>
+        </w:tabs>
+        <w:ind w:left="2160" w:hanging="360"/>
+      </w:pPr>
+      <w:rPr>
+        <w:rFonts w:ascii="Wingdings" w:hAnsi="Wingdings" w:hint="default"/>
+        <w:sz w:val="20"/>
+      </w:rPr>
+    </w:lvl>
+    <w:lvl w:ilvl="3" w:tentative="1">
+      <w:start w:val="1"/>
+      <w:numFmt w:val="bullet"/>
+      <w:lvlText w:val=""/>
+      <w:lvlJc w:val="left"/>
+      <w:pPr>
+        <w:tabs>
+          <w:tab w:val="num" w:pos="2880"/>
+        </w:tabs>
+        <w:ind w:left="2880" w:hanging="360"/>
+      </w:pPr>
+      <w:rPr>
+        <w:rFonts w:ascii="Wingdings" w:hAnsi="Wingdings" w:hint="default"/>
+        <w:sz w:val="20"/>
+      </w:rPr>
+    </w:lvl>
+    <w:lvl w:ilvl="4" w:tentative="1">
+      <w:start w:val="1"/>
+      <w:numFmt w:val="bullet"/>
+      <w:lvlText w:val=""/>
+      <w:lvlJc w:val="left"/>
+      <w:pPr>
+        <w:tabs>
+          <w:tab w:val="num" w:pos="3600"/>
+        </w:tabs>
+        <w:ind w:left="3600" w:hanging="360"/>
+      </w:pPr>
+      <w:rPr>
+        <w:rFonts w:ascii="Wingdings" w:hAnsi="Wingdings" w:hint="default"/>
+        <w:sz w:val="20"/>
+      </w:rPr>
+    </w:lvl>
+    <w:lvl w:ilvl="5" w:tentative="1">
+      <w:start w:val="1"/>
+      <w:numFmt w:val="bullet"/>
+      <w:lvlText w:val=""/>
+      <w:lvlJc w:val="left"/>
+      <w:pPr>
+        <w:tabs>
+          <w:tab w:val="num" w:pos="4320"/>
+        </w:tabs>
+        <w:ind w:left="4320" w:hanging="360"/>
+      </w:pPr>
+      <w:rPr>
+        <w:rFonts w:ascii="Wingdings" w:hAnsi="Wingdings" w:hint="default"/>
+        <w:sz w:val="20"/>
+      </w:rPr>
+    </w:lvl>
+    <w:lvl w:ilvl="6" w:tentative="1">
+      <w:start w:val="1"/>
+      <w:numFmt w:val="bullet"/>
+      <w:lvlText w:val=""/>
+      <w:lvlJc w:val="left"/>
+      <w:pPr>
+        <w:tabs>
+          <w:tab w:val="num" w:pos="5040"/>
+        </w:tabs>
+        <w:ind w:left="5040" w:hanging="360"/>
+      </w:pPr>
+      <w:rPr>
+        <w:rFonts w:ascii="Wingdings" w:hAnsi="Wingdings" w:hint="default"/>
+        <w:sz w:val="20"/>
+      </w:rPr>
+    </w:lvl>
+    <w:lvl w:ilvl="7" w:tentative="1">
+      <w:start w:val="1"/>
+      <w:numFmt w:val="bullet"/>
+      <w:lvlText w:val=""/>
+      <w:lvlJc w:val="left"/>
+      <w:pPr>
+        <w:tabs>
+          <w:tab w:val="num" w:pos="5760"/>
+        </w:tabs>
+        <w:ind w:left="5760" w:hanging="360"/>
+      </w:pPr>
+      <w:rPr>
+        <w:rFonts w:ascii="Wingdings" w:hAnsi="Wingdings" w:hint="default"/>
+        <w:sz w:val="20"/>
+      </w:rPr>
+    </w:lvl>
+    <w:lvl w:ilvl="8" w:tentative="1">
+      <w:start w:val="1"/>
+      <w:numFmt w:val="bullet"/>
+      <w:lvlText w:val=""/>
+      <w:lvlJc w:val="left"/>
+      <w:pPr>
+        <w:tabs>
+          <w:tab w:val="num" w:pos="6480"/>
+        </w:tabs>
+        <w:ind w:left="6480" w:hanging="360"/>
+      </w:pPr>
+      <w:rPr>
+        <w:rFonts w:ascii="Wingdings" w:hAnsi="Wingdings" w:hint="default"/>
+        <w:sz w:val="20"/>
+      </w:rPr>
+    </w:lvl>
+  </w:abstractNum>
+  <w:abstractNum w:abstractNumId="1" w15:restartNumberingAfterBreak="0">
     <w:nsid w:val="0BA56D28"/>
     <w:multiLevelType w:val="multilevel"/>
     <w:tmpl w:val="B8F89760"/>
@@ -1161,7 +3638,156 @@
       </w:rPr>
     </w:lvl>
   </w:abstractNum>
-  <w:abstractNum w:abstractNumId="1" w15:restartNumberingAfterBreak="0">
+  <w:abstractNum w:abstractNumId="2" w15:restartNumberingAfterBreak="0">
+    <w:nsid w:val="128F258D"/>
+    <w:multiLevelType w:val="multilevel"/>
+    <w:tmpl w:val="805E3684"/>
+    <w:lvl w:ilvl="0">
+      <w:start w:val="1"/>
+      <w:numFmt w:val="bullet"/>
+      <w:lvlText w:val=""/>
+      <w:lvlJc w:val="left"/>
+      <w:pPr>
+        <w:tabs>
+          <w:tab w:val="num" w:pos="720"/>
+        </w:tabs>
+        <w:ind w:left="720" w:hanging="360"/>
+      </w:pPr>
+      <w:rPr>
+        <w:rFonts w:ascii="Symbol" w:hAnsi="Symbol" w:hint="default"/>
+        <w:sz w:val="20"/>
+      </w:rPr>
+    </w:lvl>
+    <w:lvl w:ilvl="1" w:tentative="1">
+      <w:start w:val="1"/>
+      <w:numFmt w:val="bullet"/>
+      <w:lvlText w:val="o"/>
+      <w:lvlJc w:val="left"/>
+      <w:pPr>
+        <w:tabs>
+          <w:tab w:val="num" w:pos="1440"/>
+        </w:tabs>
+        <w:ind w:left="1440" w:hanging="360"/>
+      </w:pPr>
+      <w:rPr>
+        <w:rFonts w:ascii="Courier New" w:hAnsi="Courier New" w:hint="default"/>
+        <w:sz w:val="20"/>
+      </w:rPr>
+    </w:lvl>
+    <w:lvl w:ilvl="2" w:tentative="1">
+      <w:start w:val="1"/>
+      <w:numFmt w:val="bullet"/>
+      <w:lvlText w:val=""/>
+      <w:lvlJc w:val="left"/>
+      <w:pPr>
+        <w:tabs>
+          <w:tab w:val="num" w:pos="2160"/>
+        </w:tabs>
+        <w:ind w:left="2160" w:hanging="360"/>
+      </w:pPr>
+      <w:rPr>
+        <w:rFonts w:ascii="Wingdings" w:hAnsi="Wingdings" w:hint="default"/>
+        <w:sz w:val="20"/>
+      </w:rPr>
+    </w:lvl>
+    <w:lvl w:ilvl="3" w:tentative="1">
+      <w:start w:val="1"/>
+      <w:numFmt w:val="bullet"/>
+      <w:lvlText w:val=""/>
+      <w:lvlJc w:val="left"/>
+      <w:pPr>
+        <w:tabs>
+          <w:tab w:val="num" w:pos="2880"/>
+        </w:tabs>
+        <w:ind w:left="2880" w:hanging="360"/>
+      </w:pPr>
+      <w:rPr>
+        <w:rFonts w:ascii="Wingdings" w:hAnsi="Wingdings" w:hint="default"/>
+        <w:sz w:val="20"/>
+      </w:rPr>
+    </w:lvl>
+    <w:lvl w:ilvl="4" w:tentative="1">
+      <w:start w:val="1"/>
+      <w:numFmt w:val="bullet"/>
+      <w:lvlText w:val=""/>
+      <w:lvlJc w:val="left"/>
+      <w:pPr>
+        <w:tabs>
+          <w:tab w:val="num" w:pos="3600"/>
+        </w:tabs>
+        <w:ind w:left="3600" w:hanging="360"/>
+      </w:pPr>
+      <w:rPr>
+        <w:rFonts w:ascii="Wingdings" w:hAnsi="Wingdings" w:hint="default"/>
+        <w:sz w:val="20"/>
+      </w:rPr>
+    </w:lvl>
+    <w:lvl w:ilvl="5" w:tentative="1">
+      <w:start w:val="1"/>
+      <w:numFmt w:val="bullet"/>
+      <w:lvlText w:val=""/>
+      <w:lvlJc w:val="left"/>
+      <w:pPr>
+        <w:tabs>
+          <w:tab w:val="num" w:pos="4320"/>
+        </w:tabs>
+        <w:ind w:left="4320" w:hanging="360"/>
+      </w:pPr>
+      <w:rPr>
+        <w:rFonts w:ascii="Wingdings" w:hAnsi="Wingdings" w:hint="default"/>
+        <w:sz w:val="20"/>
+      </w:rPr>
+    </w:lvl>
+    <w:lvl w:ilvl="6" w:tentative="1">
+      <w:start w:val="1"/>
+      <w:numFmt w:val="bullet"/>
+      <w:lvlText w:val=""/>
+      <w:lvlJc w:val="left"/>
+      <w:pPr>
+        <w:tabs>
+          <w:tab w:val="num" w:pos="5040"/>
+        </w:tabs>
+        <w:ind w:left="5040" w:hanging="360"/>
+      </w:pPr>
+      <w:rPr>
+        <w:rFonts w:ascii="Wingdings" w:hAnsi="Wingdings" w:hint="default"/>
+        <w:sz w:val="20"/>
+      </w:rPr>
+    </w:lvl>
+    <w:lvl w:ilvl="7" w:tentative="1">
+      <w:start w:val="1"/>
+      <w:numFmt w:val="bullet"/>
+      <w:lvlText w:val=""/>
+      <w:lvlJc w:val="left"/>
+      <w:pPr>
+        <w:tabs>
+          <w:tab w:val="num" w:pos="5760"/>
+        </w:tabs>
+        <w:ind w:left="5760" w:hanging="360"/>
+      </w:pPr>
+      <w:rPr>
+        <w:rFonts w:ascii="Wingdings" w:hAnsi="Wingdings" w:hint="default"/>
+        <w:sz w:val="20"/>
+      </w:rPr>
+    </w:lvl>
+    <w:lvl w:ilvl="8" w:tentative="1">
+      <w:start w:val="1"/>
+      <w:numFmt w:val="bullet"/>
+      <w:lvlText w:val=""/>
+      <w:lvlJc w:val="left"/>
+      <w:pPr>
+        <w:tabs>
+          <w:tab w:val="num" w:pos="6480"/>
+        </w:tabs>
+        <w:ind w:left="6480" w:hanging="360"/>
+      </w:pPr>
+      <w:rPr>
+        <w:rFonts w:ascii="Wingdings" w:hAnsi="Wingdings" w:hint="default"/>
+        <w:sz w:val="20"/>
+      </w:rPr>
+    </w:lvl>
+  </w:abstractNum>
+  <w:abstractNum w:abstractNumId="3" w15:restartNumberingAfterBreak="0">
     <w:nsid w:val="17681387"/>
     <w:multiLevelType w:val="multilevel"/>
     <w:tmpl w:val="8FFC3C2E"/>
@@ -1310,7 +3936,752 @@
       </w:rPr>
     </w:lvl>
   </w:abstractNum>
-  <w:abstractNum w:abstractNumId="2" w15:restartNumberingAfterBreak="0">
+  <w:abstractNum w:abstractNumId="4" w15:restartNumberingAfterBreak="0">
+    <w:nsid w:val="17F26380"/>
+    <w:multiLevelType w:val="multilevel"/>
+    <w:tmpl w:val="CF441444"/>
+    <w:lvl w:ilvl="0">
+      <w:start w:val="1"/>
+      <w:numFmt w:val="bullet"/>
+      <w:lvlText w:val=""/>
+      <w:lvlJc w:val="left"/>
+      <w:pPr>
+        <w:tabs>
+          <w:tab w:val="num" w:pos="720"/>
+        </w:tabs>
+        <w:ind w:left="720" w:hanging="360"/>
+      </w:pPr>
+      <w:rPr>
+        <w:rFonts w:ascii="Symbol" w:hAnsi="Symbol" w:hint="default"/>
+        <w:sz w:val="20"/>
+      </w:rPr>
+    </w:lvl>
+    <w:lvl w:ilvl="1" w:tentative="1">
+      <w:start w:val="1"/>
+      <w:numFmt w:val="bullet"/>
+      <w:lvlText w:val="o"/>
+      <w:lvlJc w:val="left"/>
+      <w:pPr>
+        <w:tabs>
+          <w:tab w:val="num" w:pos="1440"/>
+        </w:tabs>
+        <w:ind w:left="1440" w:hanging="360"/>
+      </w:pPr>
+      <w:rPr>
+        <w:rFonts w:ascii="Courier New" w:hAnsi="Courier New" w:hint="default"/>
+        <w:sz w:val="20"/>
+      </w:rPr>
+    </w:lvl>
+    <w:lvl w:ilvl="2" w:tentative="1">
+      <w:start w:val="1"/>
+      <w:numFmt w:val="bullet"/>
+      <w:lvlText w:val=""/>
+      <w:lvlJc w:val="left"/>
+      <w:pPr>
+        <w:tabs>
+          <w:tab w:val="num" w:pos="2160"/>
+        </w:tabs>
+        <w:ind w:left="2160" w:hanging="360"/>
+      </w:pPr>
+      <w:rPr>
+        <w:rFonts w:ascii="Wingdings" w:hAnsi="Wingdings" w:hint="default"/>
+        <w:sz w:val="20"/>
+      </w:rPr>
+    </w:lvl>
+    <w:lvl w:ilvl="3" w:tentative="1">
+      <w:start w:val="1"/>
+      <w:numFmt w:val="bullet"/>
+      <w:lvlText w:val=""/>
+      <w:lvlJc w:val="left"/>
+      <w:pPr>
+        <w:tabs>
+          <w:tab w:val="num" w:pos="2880"/>
+        </w:tabs>
+        <w:ind w:left="2880" w:hanging="360"/>
+      </w:pPr>
+      <w:rPr>
+        <w:rFonts w:ascii="Wingdings" w:hAnsi="Wingdings" w:hint="default"/>
+        <w:sz w:val="20"/>
+      </w:rPr>
+    </w:lvl>
+    <w:lvl w:ilvl="4" w:tentative="1">
+      <w:start w:val="1"/>
+      <w:numFmt w:val="bullet"/>
+      <w:lvlText w:val=""/>
+      <w:lvlJc w:val="left"/>
+      <w:pPr>
+        <w:tabs>
+          <w:tab w:val="num" w:pos="3600"/>
+        </w:tabs>
+        <w:ind w:left="3600" w:hanging="360"/>
+      </w:pPr>
+      <w:rPr>
+        <w:rFonts w:ascii="Wingdings" w:hAnsi="Wingdings" w:hint="default"/>
+        <w:sz w:val="20"/>
+      </w:rPr>
+    </w:lvl>
+    <w:lvl w:ilvl="5" w:tentative="1">
+      <w:start w:val="1"/>
+      <w:numFmt w:val="bullet"/>
+      <w:lvlText w:val=""/>
+      <w:lvlJc w:val="left"/>
+      <w:pPr>
+        <w:tabs>
+          <w:tab w:val="num" w:pos="4320"/>
+        </w:tabs>
+        <w:ind w:left="4320" w:hanging="360"/>
+      </w:pPr>
+      <w:rPr>
+        <w:rFonts w:ascii="Wingdings" w:hAnsi="Wingdings" w:hint="default"/>
+        <w:sz w:val="20"/>
+      </w:rPr>
+    </w:lvl>
+    <w:lvl w:ilvl="6" w:tentative="1">
+      <w:start w:val="1"/>
+      <w:numFmt w:val="bullet"/>
+      <w:lvlText w:val=""/>
+      <w:lvlJc w:val="left"/>
+      <w:pPr>
+        <w:tabs>
+          <w:tab w:val="num" w:pos="5040"/>
+        </w:tabs>
+        <w:ind w:left="5040" w:hanging="360"/>
+      </w:pPr>
+      <w:rPr>
+        <w:rFonts w:ascii="Wingdings" w:hAnsi="Wingdings" w:hint="default"/>
+        <w:sz w:val="20"/>
+      </w:rPr>
+    </w:lvl>
+    <w:lvl w:ilvl="7" w:tentative="1">
+      <w:start w:val="1"/>
+      <w:numFmt w:val="bullet"/>
+      <w:lvlText w:val=""/>
+      <w:lvlJc w:val="left"/>
+      <w:pPr>
+        <w:tabs>
+          <w:tab w:val="num" w:pos="5760"/>
+        </w:tabs>
+        <w:ind w:left="5760" w:hanging="360"/>
+      </w:pPr>
+      <w:rPr>
+        <w:rFonts w:ascii="Wingdings" w:hAnsi="Wingdings" w:hint="default"/>
+        <w:sz w:val="20"/>
+      </w:rPr>
+    </w:lvl>
+    <w:lvl w:ilvl="8" w:tentative="1">
+      <w:start w:val="1"/>
+      <w:numFmt w:val="bullet"/>
+      <w:lvlText w:val=""/>
+      <w:lvlJc w:val="left"/>
+      <w:pPr>
+        <w:tabs>
+          <w:tab w:val="num" w:pos="6480"/>
+        </w:tabs>
+        <w:ind w:left="6480" w:hanging="360"/>
+      </w:pPr>
+      <w:rPr>
+        <w:rFonts w:ascii="Wingdings" w:hAnsi="Wingdings" w:hint="default"/>
+        <w:sz w:val="20"/>
+      </w:rPr>
+    </w:lvl>
+  </w:abstractNum>
+  <w:abstractNum w:abstractNumId="5" w15:restartNumberingAfterBreak="0">
+    <w:nsid w:val="18466940"/>
+    <w:multiLevelType w:val="multilevel"/>
+    <w:tmpl w:val="21482CF4"/>
+    <w:lvl w:ilvl="0">
+      <w:start w:val="1"/>
+      <w:numFmt w:val="bullet"/>
+      <w:lvlText w:val=""/>
+      <w:lvlJc w:val="left"/>
+      <w:pPr>
+        <w:tabs>
+          <w:tab w:val="num" w:pos="720"/>
+        </w:tabs>
+        <w:ind w:left="720" w:hanging="360"/>
+      </w:pPr>
+      <w:rPr>
+        <w:rFonts w:ascii="Symbol" w:hAnsi="Symbol" w:hint="default"/>
+        <w:sz w:val="20"/>
+      </w:rPr>
+    </w:lvl>
+    <w:lvl w:ilvl="1" w:tentative="1">
+      <w:start w:val="1"/>
+      <w:numFmt w:val="bullet"/>
+      <w:lvlText w:val="o"/>
+      <w:lvlJc w:val="left"/>
+      <w:pPr>
+        <w:tabs>
+          <w:tab w:val="num" w:pos="1440"/>
+        </w:tabs>
+        <w:ind w:left="1440" w:hanging="360"/>
+      </w:pPr>
+      <w:rPr>
+        <w:rFonts w:ascii="Courier New" w:hAnsi="Courier New" w:hint="default"/>
+        <w:sz w:val="20"/>
+      </w:rPr>
+    </w:lvl>
+    <w:lvl w:ilvl="2" w:tentative="1">
+      <w:start w:val="1"/>
+      <w:numFmt w:val="bullet"/>
+      <w:lvlText w:val=""/>
+      <w:lvlJc w:val="left"/>
+      <w:pPr>
+        <w:tabs>
+          <w:tab w:val="num" w:pos="2160"/>
+        </w:tabs>
+        <w:ind w:left="2160" w:hanging="360"/>
+      </w:pPr>
+      <w:rPr>
+        <w:rFonts w:ascii="Wingdings" w:hAnsi="Wingdings" w:hint="default"/>
+        <w:sz w:val="20"/>
+      </w:rPr>
+    </w:lvl>
+    <w:lvl w:ilvl="3" w:tentative="1">
+      <w:start w:val="1"/>
+      <w:numFmt w:val="bullet"/>
+      <w:lvlText w:val=""/>
+      <w:lvlJc w:val="left"/>
+      <w:pPr>
+        <w:tabs>
+          <w:tab w:val="num" w:pos="2880"/>
+        </w:tabs>
+        <w:ind w:left="2880" w:hanging="360"/>
+      </w:pPr>
+      <w:rPr>
+        <w:rFonts w:ascii="Wingdings" w:hAnsi="Wingdings" w:hint="default"/>
+        <w:sz w:val="20"/>
+      </w:rPr>
+    </w:lvl>
+    <w:lvl w:ilvl="4" w:tentative="1">
+      <w:start w:val="1"/>
+      <w:numFmt w:val="bullet"/>
+      <w:lvlText w:val=""/>
+      <w:lvlJc w:val="left"/>
+      <w:pPr>
+        <w:tabs>
+          <w:tab w:val="num" w:pos="3600"/>
+        </w:tabs>
+        <w:ind w:left="3600" w:hanging="360"/>
+      </w:pPr>
+      <w:rPr>
+        <w:rFonts w:ascii="Wingdings" w:hAnsi="Wingdings" w:hint="default"/>
+        <w:sz w:val="20"/>
+      </w:rPr>
+    </w:lvl>
+    <w:lvl w:ilvl="5" w:tentative="1">
+      <w:start w:val="1"/>
+      <w:numFmt w:val="bullet"/>
+      <w:lvlText w:val=""/>
+      <w:lvlJc w:val="left"/>
+      <w:pPr>
+        <w:tabs>
+          <w:tab w:val="num" w:pos="4320"/>
+        </w:tabs>
+        <w:ind w:left="4320" w:hanging="360"/>
+      </w:pPr>
+      <w:rPr>
+        <w:rFonts w:ascii="Wingdings" w:hAnsi="Wingdings" w:hint="default"/>
+        <w:sz w:val="20"/>
+      </w:rPr>
+    </w:lvl>
+    <w:lvl w:ilvl="6" w:tentative="1">
+      <w:start w:val="1"/>
+      <w:numFmt w:val="bullet"/>
+      <w:lvlText w:val=""/>
+      <w:lvlJc w:val="left"/>
+      <w:pPr>
+        <w:tabs>
+          <w:tab w:val="num" w:pos="5040"/>
+        </w:tabs>
+        <w:ind w:left="5040" w:hanging="360"/>
+      </w:pPr>
+      <w:rPr>
+        <w:rFonts w:ascii="Wingdings" w:hAnsi="Wingdings" w:hint="default"/>
+        <w:sz w:val="20"/>
+      </w:rPr>
+    </w:lvl>
+    <w:lvl w:ilvl="7" w:tentative="1">
+      <w:start w:val="1"/>
+      <w:numFmt w:val="bullet"/>
+      <w:lvlText w:val=""/>
+      <w:lvlJc w:val="left"/>
+      <w:pPr>
+        <w:tabs>
+          <w:tab w:val="num" w:pos="5760"/>
+        </w:tabs>
+        <w:ind w:left="5760" w:hanging="360"/>
+      </w:pPr>
+      <w:rPr>
+        <w:rFonts w:ascii="Wingdings" w:hAnsi="Wingdings" w:hint="default"/>
+        <w:sz w:val="20"/>
+      </w:rPr>
+    </w:lvl>
+    <w:lvl w:ilvl="8" w:tentative="1">
+      <w:start w:val="1"/>
+      <w:numFmt w:val="bullet"/>
+      <w:lvlText w:val=""/>
+      <w:lvlJc w:val="left"/>
+      <w:pPr>
+        <w:tabs>
+          <w:tab w:val="num" w:pos="6480"/>
+        </w:tabs>
+        <w:ind w:left="6480" w:hanging="360"/>
+      </w:pPr>
+      <w:rPr>
+        <w:rFonts w:ascii="Wingdings" w:hAnsi="Wingdings" w:hint="default"/>
+        <w:sz w:val="20"/>
+      </w:rPr>
+    </w:lvl>
+  </w:abstractNum>
+  <w:abstractNum w:abstractNumId="6" w15:restartNumberingAfterBreak="0">
+    <w:nsid w:val="18F93D6E"/>
+    <w:multiLevelType w:val="multilevel"/>
+    <w:tmpl w:val="B1208C5A"/>
+    <w:lvl w:ilvl="0">
+      <w:start w:val="1"/>
+      <w:numFmt w:val="bullet"/>
+      <w:lvlText w:val=""/>
+      <w:lvlJc w:val="left"/>
+      <w:pPr>
+        <w:tabs>
+          <w:tab w:val="num" w:pos="720"/>
+        </w:tabs>
+        <w:ind w:left="720" w:hanging="360"/>
+      </w:pPr>
+      <w:rPr>
+        <w:rFonts w:ascii="Symbol" w:hAnsi="Symbol" w:hint="default"/>
+        <w:sz w:val="20"/>
+      </w:rPr>
+    </w:lvl>
+    <w:lvl w:ilvl="1" w:tentative="1">
+      <w:start w:val="1"/>
+      <w:numFmt w:val="bullet"/>
+      <w:lvlText w:val="o"/>
+      <w:lvlJc w:val="left"/>
+      <w:pPr>
+        <w:tabs>
+          <w:tab w:val="num" w:pos="1440"/>
+        </w:tabs>
+        <w:ind w:left="1440" w:hanging="360"/>
+      </w:pPr>
+      <w:rPr>
+        <w:rFonts w:ascii="Courier New" w:hAnsi="Courier New" w:hint="default"/>
+        <w:sz w:val="20"/>
+      </w:rPr>
+    </w:lvl>
+    <w:lvl w:ilvl="2" w:tentative="1">
+      <w:start w:val="1"/>
+      <w:numFmt w:val="bullet"/>
+      <w:lvlText w:val=""/>
+      <w:lvlJc w:val="left"/>
+      <w:pPr>
+        <w:tabs>
+          <w:tab w:val="num" w:pos="2160"/>
+        </w:tabs>
+        <w:ind w:left="2160" w:hanging="360"/>
+      </w:pPr>
+      <w:rPr>
+        <w:rFonts w:ascii="Wingdings" w:hAnsi="Wingdings" w:hint="default"/>
+        <w:sz w:val="20"/>
+      </w:rPr>
+    </w:lvl>
+    <w:lvl w:ilvl="3" w:tentative="1">
+      <w:start w:val="1"/>
+      <w:numFmt w:val="bullet"/>
+      <w:lvlText w:val=""/>
+      <w:lvlJc w:val="left"/>
+      <w:pPr>
+        <w:tabs>
+          <w:tab w:val="num" w:pos="2880"/>
+        </w:tabs>
+        <w:ind w:left="2880" w:hanging="360"/>
+      </w:pPr>
+      <w:rPr>
+        <w:rFonts w:ascii="Wingdings" w:hAnsi="Wingdings" w:hint="default"/>
+        <w:sz w:val="20"/>
+      </w:rPr>
+    </w:lvl>
+    <w:lvl w:ilvl="4" w:tentative="1">
+      <w:start w:val="1"/>
+      <w:numFmt w:val="bullet"/>
+      <w:lvlText w:val=""/>
+      <w:lvlJc w:val="left"/>
+      <w:pPr>
+        <w:tabs>
+          <w:tab w:val="num" w:pos="3600"/>
+        </w:tabs>
+        <w:ind w:left="3600" w:hanging="360"/>
+      </w:pPr>
+      <w:rPr>
+        <w:rFonts w:ascii="Wingdings" w:hAnsi="Wingdings" w:hint="default"/>
+        <w:sz w:val="20"/>
+      </w:rPr>
+    </w:lvl>
+    <w:lvl w:ilvl="5" w:tentative="1">
+      <w:start w:val="1"/>
+      <w:numFmt w:val="bullet"/>
+      <w:lvlText w:val=""/>
+      <w:lvlJc w:val="left"/>
+      <w:pPr>
+        <w:tabs>
+          <w:tab w:val="num" w:pos="4320"/>
+        </w:tabs>
+        <w:ind w:left="4320" w:hanging="360"/>
+      </w:pPr>
+      <w:rPr>
+        <w:rFonts w:ascii="Wingdings" w:hAnsi="Wingdings" w:hint="default"/>
+        <w:sz w:val="20"/>
+      </w:rPr>
+    </w:lvl>
+    <w:lvl w:ilvl="6" w:tentative="1">
+      <w:start w:val="1"/>
+      <w:numFmt w:val="bullet"/>
+      <w:lvlText w:val=""/>
+      <w:lvlJc w:val="left"/>
+      <w:pPr>
+        <w:tabs>
+          <w:tab w:val="num" w:pos="5040"/>
+        </w:tabs>
+        <w:ind w:left="5040" w:hanging="360"/>
+      </w:pPr>
+      <w:rPr>
+        <w:rFonts w:ascii="Wingdings" w:hAnsi="Wingdings" w:hint="default"/>
+        <w:sz w:val="20"/>
+      </w:rPr>
+    </w:lvl>
+    <w:lvl w:ilvl="7" w:tentative="1">
+      <w:start w:val="1"/>
+      <w:numFmt w:val="bullet"/>
+      <w:lvlText w:val=""/>
+      <w:lvlJc w:val="left"/>
+      <w:pPr>
+        <w:tabs>
+          <w:tab w:val="num" w:pos="5760"/>
+        </w:tabs>
+        <w:ind w:left="5760" w:hanging="360"/>
+      </w:pPr>
+      <w:rPr>
+        <w:rFonts w:ascii="Wingdings" w:hAnsi="Wingdings" w:hint="default"/>
+        <w:sz w:val="20"/>
+      </w:rPr>
+    </w:lvl>
+    <w:lvl w:ilvl="8" w:tentative="1">
+      <w:start w:val="1"/>
+      <w:numFmt w:val="bullet"/>
+      <w:lvlText w:val=""/>
+      <w:lvlJc w:val="left"/>
+      <w:pPr>
+        <w:tabs>
+          <w:tab w:val="num" w:pos="6480"/>
+        </w:tabs>
+        <w:ind w:left="6480" w:hanging="360"/>
+      </w:pPr>
+      <w:rPr>
+        <w:rFonts w:ascii="Wingdings" w:hAnsi="Wingdings" w:hint="default"/>
+        <w:sz w:val="20"/>
+      </w:rPr>
+    </w:lvl>
+  </w:abstractNum>
+  <w:abstractNum w:abstractNumId="7" w15:restartNumberingAfterBreak="0">
+    <w:nsid w:val="1D6A3270"/>
+    <w:multiLevelType w:val="multilevel"/>
+    <w:tmpl w:val="6378500C"/>
+    <w:lvl w:ilvl="0">
+      <w:start w:val="1"/>
+      <w:numFmt w:val="bullet"/>
+      <w:lvlText w:val=""/>
+      <w:lvlJc w:val="left"/>
+      <w:pPr>
+        <w:tabs>
+          <w:tab w:val="num" w:pos="720"/>
+        </w:tabs>
+        <w:ind w:left="720" w:hanging="360"/>
+      </w:pPr>
+      <w:rPr>
+        <w:rFonts w:ascii="Symbol" w:hAnsi="Symbol" w:hint="default"/>
+        <w:sz w:val="20"/>
+      </w:rPr>
+    </w:lvl>
+    <w:lvl w:ilvl="1" w:tentative="1">
+      <w:start w:val="1"/>
+      <w:numFmt w:val="bullet"/>
+      <w:lvlText w:val="o"/>
+      <w:lvlJc w:val="left"/>
+      <w:pPr>
+        <w:tabs>
+          <w:tab w:val="num" w:pos="1440"/>
+        </w:tabs>
+        <w:ind w:left="1440" w:hanging="360"/>
+      </w:pPr>
+      <w:rPr>
+        <w:rFonts w:ascii="Courier New" w:hAnsi="Courier New" w:hint="default"/>
+        <w:sz w:val="20"/>
+      </w:rPr>
+    </w:lvl>
+    <w:lvl w:ilvl="2" w:tentative="1">
+      <w:start w:val="1"/>
+      <w:numFmt w:val="bullet"/>
+      <w:lvlText w:val=""/>
+      <w:lvlJc w:val="left"/>
+      <w:pPr>
+        <w:tabs>
+          <w:tab w:val="num" w:pos="2160"/>
+        </w:tabs>
+        <w:ind w:left="2160" w:hanging="360"/>
+      </w:pPr>
+      <w:rPr>
+        <w:rFonts w:ascii="Wingdings" w:hAnsi="Wingdings" w:hint="default"/>
+        <w:sz w:val="20"/>
+      </w:rPr>
+    </w:lvl>
+    <w:lvl w:ilvl="3" w:tentative="1">
+      <w:start w:val="1"/>
+      <w:numFmt w:val="bullet"/>
+      <w:lvlText w:val=""/>
+      <w:lvlJc w:val="left"/>
+      <w:pPr>
+        <w:tabs>
+          <w:tab w:val="num" w:pos="2880"/>
+        </w:tabs>
+        <w:ind w:left="2880" w:hanging="360"/>
+      </w:pPr>
+      <w:rPr>
+        <w:rFonts w:ascii="Wingdings" w:hAnsi="Wingdings" w:hint="default"/>
+        <w:sz w:val="20"/>
+      </w:rPr>
+    </w:lvl>
+    <w:lvl w:ilvl="4" w:tentative="1">
+      <w:start w:val="1"/>
+      <w:numFmt w:val="bullet"/>
+      <w:lvlText w:val=""/>
+      <w:lvlJc w:val="left"/>
+      <w:pPr>
+        <w:tabs>
+          <w:tab w:val="num" w:pos="3600"/>
+        </w:tabs>
+        <w:ind w:left="3600" w:hanging="360"/>
+      </w:pPr>
+      <w:rPr>
+        <w:rFonts w:ascii="Wingdings" w:hAnsi="Wingdings" w:hint="default"/>
+        <w:sz w:val="20"/>
+      </w:rPr>
+    </w:lvl>
+    <w:lvl w:ilvl="5" w:tentative="1">
+      <w:start w:val="1"/>
+      <w:numFmt w:val="bullet"/>
+      <w:lvlText w:val=""/>
+      <w:lvlJc w:val="left"/>
+      <w:pPr>
+        <w:tabs>
+          <w:tab w:val="num" w:pos="4320"/>
+        </w:tabs>
+        <w:ind w:left="4320" w:hanging="360"/>
+      </w:pPr>
+      <w:rPr>
+        <w:rFonts w:ascii="Wingdings" w:hAnsi="Wingdings" w:hint="default"/>
+        <w:sz w:val="20"/>
+      </w:rPr>
+    </w:lvl>
+    <w:lvl w:ilvl="6" w:tentative="1">
+      <w:start w:val="1"/>
+      <w:numFmt w:val="bullet"/>
+      <w:lvlText w:val=""/>
+      <w:lvlJc w:val="left"/>
+      <w:pPr>
+        <w:tabs>
+          <w:tab w:val="num" w:pos="5040"/>
+        </w:tabs>
+        <w:ind w:left="5040" w:hanging="360"/>
+      </w:pPr>
+      <w:rPr>
+        <w:rFonts w:ascii="Wingdings" w:hAnsi="Wingdings" w:hint="default"/>
+        <w:sz w:val="20"/>
+      </w:rPr>
+    </w:lvl>
+    <w:lvl w:ilvl="7" w:tentative="1">
+      <w:start w:val="1"/>
+      <w:numFmt w:val="bullet"/>
+      <w:lvlText w:val=""/>
+      <w:lvlJc w:val="left"/>
+      <w:pPr>
+        <w:tabs>
+          <w:tab w:val="num" w:pos="5760"/>
+        </w:tabs>
+        <w:ind w:left="5760" w:hanging="360"/>
+      </w:pPr>
+      <w:rPr>
+        <w:rFonts w:ascii="Wingdings" w:hAnsi="Wingdings" w:hint="default"/>
+        <w:sz w:val="20"/>
+      </w:rPr>
+    </w:lvl>
+    <w:lvl w:ilvl="8" w:tentative="1">
+      <w:start w:val="1"/>
+      <w:numFmt w:val="bullet"/>
+      <w:lvlText w:val=""/>
+      <w:lvlJc w:val="left"/>
+      <w:pPr>
+        <w:tabs>
+          <w:tab w:val="num" w:pos="6480"/>
+        </w:tabs>
+        <w:ind w:left="6480" w:hanging="360"/>
+      </w:pPr>
+      <w:rPr>
+        <w:rFonts w:ascii="Wingdings" w:hAnsi="Wingdings" w:hint="default"/>
+        <w:sz w:val="20"/>
+      </w:rPr>
+    </w:lvl>
+  </w:abstractNum>
+  <w:abstractNum w:abstractNumId="8" w15:restartNumberingAfterBreak="0">
+    <w:nsid w:val="1E0C5D4F"/>
+    <w:multiLevelType w:val="multilevel"/>
+    <w:tmpl w:val="D00AC452"/>
+    <w:lvl w:ilvl="0">
+      <w:start w:val="1"/>
+      <w:numFmt w:val="bullet"/>
+      <w:lvlText w:val=""/>
+      <w:lvlJc w:val="left"/>
+      <w:pPr>
+        <w:tabs>
+          <w:tab w:val="num" w:pos="720"/>
+        </w:tabs>
+        <w:ind w:left="720" w:hanging="360"/>
+      </w:pPr>
+      <w:rPr>
+        <w:rFonts w:ascii="Symbol" w:hAnsi="Symbol" w:hint="default"/>
+        <w:sz w:val="20"/>
+      </w:rPr>
+    </w:lvl>
+    <w:lvl w:ilvl="1" w:tentative="1">
+      <w:start w:val="1"/>
+      <w:numFmt w:val="bullet"/>
+      <w:lvlText w:val="o"/>
+      <w:lvlJc w:val="left"/>
+      <w:pPr>
+        <w:tabs>
+          <w:tab w:val="num" w:pos="1440"/>
+        </w:tabs>
+        <w:ind w:left="1440" w:hanging="360"/>
+      </w:pPr>
+      <w:rPr>
+        <w:rFonts w:ascii="Courier New" w:hAnsi="Courier New" w:hint="default"/>
+        <w:sz w:val="20"/>
+      </w:rPr>
+    </w:lvl>
+    <w:lvl w:ilvl="2" w:tentative="1">
+      <w:start w:val="1"/>
+      <w:numFmt w:val="bullet"/>
+      <w:lvlText w:val=""/>
+      <w:lvlJc w:val="left"/>
+      <w:pPr>
+        <w:tabs>
+          <w:tab w:val="num" w:pos="2160"/>
+        </w:tabs>
+        <w:ind w:left="2160" w:hanging="360"/>
+      </w:pPr>
+      <w:rPr>
+        <w:rFonts w:ascii="Wingdings" w:hAnsi="Wingdings" w:hint="default"/>
+        <w:sz w:val="20"/>
+      </w:rPr>
+    </w:lvl>
+    <w:lvl w:ilvl="3" w:tentative="1">
+      <w:start w:val="1"/>
+      <w:numFmt w:val="bullet"/>
+      <w:lvlText w:val=""/>
+      <w:lvlJc w:val="left"/>
+      <w:pPr>
+        <w:tabs>
+          <w:tab w:val="num" w:pos="2880"/>
+        </w:tabs>
+        <w:ind w:left="2880" w:hanging="360"/>
+      </w:pPr>
+      <w:rPr>
+        <w:rFonts w:ascii="Wingdings" w:hAnsi="Wingdings" w:hint="default"/>
+        <w:sz w:val="20"/>
+      </w:rPr>
+    </w:lvl>
+    <w:lvl w:ilvl="4" w:tentative="1">
+      <w:start w:val="1"/>
+      <w:numFmt w:val="bullet"/>
+      <w:lvlText w:val=""/>
+      <w:lvlJc w:val="left"/>
+      <w:pPr>
+        <w:tabs>
+          <w:tab w:val="num" w:pos="3600"/>
+        </w:tabs>
+        <w:ind w:left="3600" w:hanging="360"/>
+      </w:pPr>
+      <w:rPr>
+        <w:rFonts w:ascii="Wingdings" w:hAnsi="Wingdings" w:hint="default"/>
+        <w:sz w:val="20"/>
+      </w:rPr>
+    </w:lvl>
+    <w:lvl w:ilvl="5" w:tentative="1">
+      <w:start w:val="1"/>
+      <w:numFmt w:val="bullet"/>
+      <w:lvlText w:val=""/>
+      <w:lvlJc w:val="left"/>
+      <w:pPr>
+        <w:tabs>
+          <w:tab w:val="num" w:pos="4320"/>
+        </w:tabs>
+        <w:ind w:left="4320" w:hanging="360"/>
+      </w:pPr>
+      <w:rPr>
+        <w:rFonts w:ascii="Wingdings" w:hAnsi="Wingdings" w:hint="default"/>
+        <w:sz w:val="20"/>
+      </w:rPr>
+    </w:lvl>
+    <w:lvl w:ilvl="6" w:tentative="1">
+      <w:start w:val="1"/>
+      <w:numFmt w:val="bullet"/>
+      <w:lvlText w:val=""/>
+      <w:lvlJc w:val="left"/>
+      <w:pPr>
+        <w:tabs>
+          <w:tab w:val="num" w:pos="5040"/>
+        </w:tabs>
+        <w:ind w:left="5040" w:hanging="360"/>
+      </w:pPr>
+      <w:rPr>
+        <w:rFonts w:ascii="Wingdings" w:hAnsi="Wingdings" w:hint="default"/>
+        <w:sz w:val="20"/>
+      </w:rPr>
+    </w:lvl>
+    <w:lvl w:ilvl="7" w:tentative="1">
+      <w:start w:val="1"/>
+      <w:numFmt w:val="bullet"/>
+      <w:lvlText w:val=""/>
+      <w:lvlJc w:val="left"/>
+      <w:pPr>
+        <w:tabs>
+          <w:tab w:val="num" w:pos="5760"/>
+        </w:tabs>
+        <w:ind w:left="5760" w:hanging="360"/>
+      </w:pPr>
+      <w:rPr>
+        <w:rFonts w:ascii="Wingdings" w:hAnsi="Wingdings" w:hint="default"/>
+        <w:sz w:val="20"/>
+      </w:rPr>
+    </w:lvl>
+    <w:lvl w:ilvl="8" w:tentative="1">
+      <w:start w:val="1"/>
+      <w:numFmt w:val="bullet"/>
+      <w:lvlText w:val=""/>
+      <w:lvlJc w:val="left"/>
+      <w:pPr>
+        <w:tabs>
+          <w:tab w:val="num" w:pos="6480"/>
+        </w:tabs>
+        <w:ind w:left="6480" w:hanging="360"/>
+      </w:pPr>
+      <w:rPr>
+        <w:rFonts w:ascii="Wingdings" w:hAnsi="Wingdings" w:hint="default"/>
+        <w:sz w:val="20"/>
+      </w:rPr>
+    </w:lvl>
+  </w:abstractNum>
+  <w:abstractNum w:abstractNumId="9" w15:restartNumberingAfterBreak="0">
     <w:nsid w:val="23A65B2A"/>
     <w:multiLevelType w:val="multilevel"/>
     <w:tmpl w:val="6B38B2BC"/>
@@ -1459,7 +4830,2689 @@
       </w:rPr>
     </w:lvl>
   </w:abstractNum>
-  <w:abstractNum w:abstractNumId="3" w15:restartNumberingAfterBreak="0">
+  <w:abstractNum w:abstractNumId="10" w15:restartNumberingAfterBreak="0">
+    <w:nsid w:val="2C643D66"/>
+    <w:multiLevelType w:val="multilevel"/>
+    <w:tmpl w:val="860E68FC"/>
+    <w:lvl w:ilvl="0">
+      <w:start w:val="1"/>
+      <w:numFmt w:val="bullet"/>
+      <w:lvlText w:val=""/>
+      <w:lvlJc w:val="left"/>
+      <w:pPr>
+        <w:tabs>
+          <w:tab w:val="num" w:pos="720"/>
+        </w:tabs>
+        <w:ind w:left="720" w:hanging="360"/>
+      </w:pPr>
+      <w:rPr>
+        <w:rFonts w:ascii="Symbol" w:hAnsi="Symbol" w:hint="default"/>
+        <w:sz w:val="20"/>
+      </w:rPr>
+    </w:lvl>
+    <w:lvl w:ilvl="1" w:tentative="1">
+      <w:start w:val="1"/>
+      <w:numFmt w:val="bullet"/>
+      <w:lvlText w:val="o"/>
+      <w:lvlJc w:val="left"/>
+      <w:pPr>
+        <w:tabs>
+          <w:tab w:val="num" w:pos="1440"/>
+        </w:tabs>
+        <w:ind w:left="1440" w:hanging="360"/>
+      </w:pPr>
+      <w:rPr>
+        <w:rFonts w:ascii="Courier New" w:hAnsi="Courier New" w:hint="default"/>
+        <w:sz w:val="20"/>
+      </w:rPr>
+    </w:lvl>
+    <w:lvl w:ilvl="2" w:tentative="1">
+      <w:start w:val="1"/>
+      <w:numFmt w:val="bullet"/>
+      <w:lvlText w:val=""/>
+      <w:lvlJc w:val="left"/>
+      <w:pPr>
+        <w:tabs>
+          <w:tab w:val="num" w:pos="2160"/>
+        </w:tabs>
+        <w:ind w:left="2160" w:hanging="360"/>
+      </w:pPr>
+      <w:rPr>
+        <w:rFonts w:ascii="Wingdings" w:hAnsi="Wingdings" w:hint="default"/>
+        <w:sz w:val="20"/>
+      </w:rPr>
+    </w:lvl>
+    <w:lvl w:ilvl="3" w:tentative="1">
+      <w:start w:val="1"/>
+      <w:numFmt w:val="bullet"/>
+      <w:lvlText w:val=""/>
+      <w:lvlJc w:val="left"/>
+      <w:pPr>
+        <w:tabs>
+          <w:tab w:val="num" w:pos="2880"/>
+        </w:tabs>
+        <w:ind w:left="2880" w:hanging="360"/>
+      </w:pPr>
+      <w:rPr>
+        <w:rFonts w:ascii="Wingdings" w:hAnsi="Wingdings" w:hint="default"/>
+        <w:sz w:val="20"/>
+      </w:rPr>
+    </w:lvl>
+    <w:lvl w:ilvl="4" w:tentative="1">
+      <w:start w:val="1"/>
+      <w:numFmt w:val="bullet"/>
+      <w:lvlText w:val=""/>
+      <w:lvlJc w:val="left"/>
+      <w:pPr>
+        <w:tabs>
+          <w:tab w:val="num" w:pos="3600"/>
+        </w:tabs>
+        <w:ind w:left="3600" w:hanging="360"/>
+      </w:pPr>
+      <w:rPr>
+        <w:rFonts w:ascii="Wingdings" w:hAnsi="Wingdings" w:hint="default"/>
+        <w:sz w:val="20"/>
+      </w:rPr>
+    </w:lvl>
+    <w:lvl w:ilvl="5" w:tentative="1">
+      <w:start w:val="1"/>
+      <w:numFmt w:val="bullet"/>
+      <w:lvlText w:val=""/>
+      <w:lvlJc w:val="left"/>
+      <w:pPr>
+        <w:tabs>
+          <w:tab w:val="num" w:pos="4320"/>
+        </w:tabs>
+        <w:ind w:left="4320" w:hanging="360"/>
+      </w:pPr>
+      <w:rPr>
+        <w:rFonts w:ascii="Wingdings" w:hAnsi="Wingdings" w:hint="default"/>
+        <w:sz w:val="20"/>
+      </w:rPr>
+    </w:lvl>
+    <w:lvl w:ilvl="6" w:tentative="1">
+      <w:start w:val="1"/>
+      <w:numFmt w:val="bullet"/>
+      <w:lvlText w:val=""/>
+      <w:lvlJc w:val="left"/>
+      <w:pPr>
+        <w:tabs>
+          <w:tab w:val="num" w:pos="5040"/>
+        </w:tabs>
+        <w:ind w:left="5040" w:hanging="360"/>
+      </w:pPr>
+      <w:rPr>
+        <w:rFonts w:ascii="Wingdings" w:hAnsi="Wingdings" w:hint="default"/>
+        <w:sz w:val="20"/>
+      </w:rPr>
+    </w:lvl>
+    <w:lvl w:ilvl="7" w:tentative="1">
+      <w:start w:val="1"/>
+      <w:numFmt w:val="bullet"/>
+      <w:lvlText w:val=""/>
+      <w:lvlJc w:val="left"/>
+      <w:pPr>
+        <w:tabs>
+          <w:tab w:val="num" w:pos="5760"/>
+        </w:tabs>
+        <w:ind w:left="5760" w:hanging="360"/>
+      </w:pPr>
+      <w:rPr>
+        <w:rFonts w:ascii="Wingdings" w:hAnsi="Wingdings" w:hint="default"/>
+        <w:sz w:val="20"/>
+      </w:rPr>
+    </w:lvl>
+    <w:lvl w:ilvl="8" w:tentative="1">
+      <w:start w:val="1"/>
+      <w:numFmt w:val="bullet"/>
+      <w:lvlText w:val=""/>
+      <w:lvlJc w:val="left"/>
+      <w:pPr>
+        <w:tabs>
+          <w:tab w:val="num" w:pos="6480"/>
+        </w:tabs>
+        <w:ind w:left="6480" w:hanging="360"/>
+      </w:pPr>
+      <w:rPr>
+        <w:rFonts w:ascii="Wingdings" w:hAnsi="Wingdings" w:hint="default"/>
+        <w:sz w:val="20"/>
+      </w:rPr>
+    </w:lvl>
+  </w:abstractNum>
+  <w:abstractNum w:abstractNumId="11" w15:restartNumberingAfterBreak="0">
+    <w:nsid w:val="2D6B2747"/>
+    <w:multiLevelType w:val="multilevel"/>
+    <w:tmpl w:val="1D92BBA6"/>
+    <w:lvl w:ilvl="0">
+      <w:start w:val="1"/>
+      <w:numFmt w:val="bullet"/>
+      <w:lvlText w:val=""/>
+      <w:lvlJc w:val="left"/>
+      <w:pPr>
+        <w:tabs>
+          <w:tab w:val="num" w:pos="720"/>
+        </w:tabs>
+        <w:ind w:left="720" w:hanging="360"/>
+      </w:pPr>
+      <w:rPr>
+        <w:rFonts w:ascii="Symbol" w:hAnsi="Symbol" w:hint="default"/>
+        <w:sz w:val="20"/>
+      </w:rPr>
+    </w:lvl>
+    <w:lvl w:ilvl="1" w:tentative="1">
+      <w:start w:val="1"/>
+      <w:numFmt w:val="bullet"/>
+      <w:lvlText w:val="o"/>
+      <w:lvlJc w:val="left"/>
+      <w:pPr>
+        <w:tabs>
+          <w:tab w:val="num" w:pos="1440"/>
+        </w:tabs>
+        <w:ind w:left="1440" w:hanging="360"/>
+      </w:pPr>
+      <w:rPr>
+        <w:rFonts w:ascii="Courier New" w:hAnsi="Courier New" w:hint="default"/>
+        <w:sz w:val="20"/>
+      </w:rPr>
+    </w:lvl>
+    <w:lvl w:ilvl="2" w:tentative="1">
+      <w:start w:val="1"/>
+      <w:numFmt w:val="bullet"/>
+      <w:lvlText w:val=""/>
+      <w:lvlJc w:val="left"/>
+      <w:pPr>
+        <w:tabs>
+          <w:tab w:val="num" w:pos="2160"/>
+        </w:tabs>
+        <w:ind w:left="2160" w:hanging="360"/>
+      </w:pPr>
+      <w:rPr>
+        <w:rFonts w:ascii="Wingdings" w:hAnsi="Wingdings" w:hint="default"/>
+        <w:sz w:val="20"/>
+      </w:rPr>
+    </w:lvl>
+    <w:lvl w:ilvl="3" w:tentative="1">
+      <w:start w:val="1"/>
+      <w:numFmt w:val="bullet"/>
+      <w:lvlText w:val=""/>
+      <w:lvlJc w:val="left"/>
+      <w:pPr>
+        <w:tabs>
+          <w:tab w:val="num" w:pos="2880"/>
+        </w:tabs>
+        <w:ind w:left="2880" w:hanging="360"/>
+      </w:pPr>
+      <w:rPr>
+        <w:rFonts w:ascii="Wingdings" w:hAnsi="Wingdings" w:hint="default"/>
+        <w:sz w:val="20"/>
+      </w:rPr>
+    </w:lvl>
+    <w:lvl w:ilvl="4" w:tentative="1">
+      <w:start w:val="1"/>
+      <w:numFmt w:val="bullet"/>
+      <w:lvlText w:val=""/>
+      <w:lvlJc w:val="left"/>
+      <w:pPr>
+        <w:tabs>
+          <w:tab w:val="num" w:pos="3600"/>
+        </w:tabs>
+        <w:ind w:left="3600" w:hanging="360"/>
+      </w:pPr>
+      <w:rPr>
+        <w:rFonts w:ascii="Wingdings" w:hAnsi="Wingdings" w:hint="default"/>
+        <w:sz w:val="20"/>
+      </w:rPr>
+    </w:lvl>
+    <w:lvl w:ilvl="5" w:tentative="1">
+      <w:start w:val="1"/>
+      <w:numFmt w:val="bullet"/>
+      <w:lvlText w:val=""/>
+      <w:lvlJc w:val="left"/>
+      <w:pPr>
+        <w:tabs>
+          <w:tab w:val="num" w:pos="4320"/>
+        </w:tabs>
+        <w:ind w:left="4320" w:hanging="360"/>
+      </w:pPr>
+      <w:rPr>
+        <w:rFonts w:ascii="Wingdings" w:hAnsi="Wingdings" w:hint="default"/>
+        <w:sz w:val="20"/>
+      </w:rPr>
+    </w:lvl>
+    <w:lvl w:ilvl="6" w:tentative="1">
+      <w:start w:val="1"/>
+      <w:numFmt w:val="bullet"/>
+      <w:lvlText w:val=""/>
+      <w:lvlJc w:val="left"/>
+      <w:pPr>
+        <w:tabs>
+          <w:tab w:val="num" w:pos="5040"/>
+        </w:tabs>
+        <w:ind w:left="5040" w:hanging="360"/>
+      </w:pPr>
+      <w:rPr>
+        <w:rFonts w:ascii="Wingdings" w:hAnsi="Wingdings" w:hint="default"/>
+        <w:sz w:val="20"/>
+      </w:rPr>
+    </w:lvl>
+    <w:lvl w:ilvl="7" w:tentative="1">
+      <w:start w:val="1"/>
+      <w:numFmt w:val="bullet"/>
+      <w:lvlText w:val=""/>
+      <w:lvlJc w:val="left"/>
+      <w:pPr>
+        <w:tabs>
+          <w:tab w:val="num" w:pos="5760"/>
+        </w:tabs>
+        <w:ind w:left="5760" w:hanging="360"/>
+      </w:pPr>
+      <w:rPr>
+        <w:rFonts w:ascii="Wingdings" w:hAnsi="Wingdings" w:hint="default"/>
+        <w:sz w:val="20"/>
+      </w:rPr>
+    </w:lvl>
+    <w:lvl w:ilvl="8" w:tentative="1">
+      <w:start w:val="1"/>
+      <w:numFmt w:val="bullet"/>
+      <w:lvlText w:val=""/>
+      <w:lvlJc w:val="left"/>
+      <w:pPr>
+        <w:tabs>
+          <w:tab w:val="num" w:pos="6480"/>
+        </w:tabs>
+        <w:ind w:left="6480" w:hanging="360"/>
+      </w:pPr>
+      <w:rPr>
+        <w:rFonts w:ascii="Wingdings" w:hAnsi="Wingdings" w:hint="default"/>
+        <w:sz w:val="20"/>
+      </w:rPr>
+    </w:lvl>
+  </w:abstractNum>
+  <w:abstractNum w:abstractNumId="12" w15:restartNumberingAfterBreak="0">
+    <w:nsid w:val="3BEB71D5"/>
+    <w:multiLevelType w:val="multilevel"/>
+    <w:tmpl w:val="8ACC3EF6"/>
+    <w:lvl w:ilvl="0">
+      <w:start w:val="1"/>
+      <w:numFmt w:val="bullet"/>
+      <w:lvlText w:val=""/>
+      <w:lvlJc w:val="left"/>
+      <w:pPr>
+        <w:tabs>
+          <w:tab w:val="num" w:pos="720"/>
+        </w:tabs>
+        <w:ind w:left="720" w:hanging="360"/>
+      </w:pPr>
+      <w:rPr>
+        <w:rFonts w:ascii="Symbol" w:hAnsi="Symbol" w:hint="default"/>
+        <w:sz w:val="20"/>
+      </w:rPr>
+    </w:lvl>
+    <w:lvl w:ilvl="1" w:tentative="1">
+      <w:start w:val="1"/>
+      <w:numFmt w:val="bullet"/>
+      <w:lvlText w:val="o"/>
+      <w:lvlJc w:val="left"/>
+      <w:pPr>
+        <w:tabs>
+          <w:tab w:val="num" w:pos="1440"/>
+        </w:tabs>
+        <w:ind w:left="1440" w:hanging="360"/>
+      </w:pPr>
+      <w:rPr>
+        <w:rFonts w:ascii="Courier New" w:hAnsi="Courier New" w:hint="default"/>
+        <w:sz w:val="20"/>
+      </w:rPr>
+    </w:lvl>
+    <w:lvl w:ilvl="2" w:tentative="1">
+      <w:start w:val="1"/>
+      <w:numFmt w:val="bullet"/>
+      <w:lvlText w:val=""/>
+      <w:lvlJc w:val="left"/>
+      <w:pPr>
+        <w:tabs>
+          <w:tab w:val="num" w:pos="2160"/>
+        </w:tabs>
+        <w:ind w:left="2160" w:hanging="360"/>
+      </w:pPr>
+      <w:rPr>
+        <w:rFonts w:ascii="Wingdings" w:hAnsi="Wingdings" w:hint="default"/>
+        <w:sz w:val="20"/>
+      </w:rPr>
+    </w:lvl>
+    <w:lvl w:ilvl="3" w:tentative="1">
+      <w:start w:val="1"/>
+      <w:numFmt w:val="bullet"/>
+      <w:lvlText w:val=""/>
+      <w:lvlJc w:val="left"/>
+      <w:pPr>
+        <w:tabs>
+          <w:tab w:val="num" w:pos="2880"/>
+        </w:tabs>
+        <w:ind w:left="2880" w:hanging="360"/>
+      </w:pPr>
+      <w:rPr>
+        <w:rFonts w:ascii="Wingdings" w:hAnsi="Wingdings" w:hint="default"/>
+        <w:sz w:val="20"/>
+      </w:rPr>
+    </w:lvl>
+    <w:lvl w:ilvl="4" w:tentative="1">
+      <w:start w:val="1"/>
+      <w:numFmt w:val="bullet"/>
+      <w:lvlText w:val=""/>
+      <w:lvlJc w:val="left"/>
+      <w:pPr>
+        <w:tabs>
+          <w:tab w:val="num" w:pos="3600"/>
+        </w:tabs>
+        <w:ind w:left="3600" w:hanging="360"/>
+      </w:pPr>
+      <w:rPr>
+        <w:rFonts w:ascii="Wingdings" w:hAnsi="Wingdings" w:hint="default"/>
+        <w:sz w:val="20"/>
+      </w:rPr>
+    </w:lvl>
+    <w:lvl w:ilvl="5" w:tentative="1">
+      <w:start w:val="1"/>
+      <w:numFmt w:val="bullet"/>
+      <w:lvlText w:val=""/>
+      <w:lvlJc w:val="left"/>
+      <w:pPr>
+        <w:tabs>
+          <w:tab w:val="num" w:pos="4320"/>
+        </w:tabs>
+        <w:ind w:left="4320" w:hanging="360"/>
+      </w:pPr>
+      <w:rPr>
+        <w:rFonts w:ascii="Wingdings" w:hAnsi="Wingdings" w:hint="default"/>
+        <w:sz w:val="20"/>
+      </w:rPr>
+    </w:lvl>
+    <w:lvl w:ilvl="6" w:tentative="1">
+      <w:start w:val="1"/>
+      <w:numFmt w:val="bullet"/>
+      <w:lvlText w:val=""/>
+      <w:lvlJc w:val="left"/>
+      <w:pPr>
+        <w:tabs>
+          <w:tab w:val="num" w:pos="5040"/>
+        </w:tabs>
+        <w:ind w:left="5040" w:hanging="360"/>
+      </w:pPr>
+      <w:rPr>
+        <w:rFonts w:ascii="Wingdings" w:hAnsi="Wingdings" w:hint="default"/>
+        <w:sz w:val="20"/>
+      </w:rPr>
+    </w:lvl>
+    <w:lvl w:ilvl="7" w:tentative="1">
+      <w:start w:val="1"/>
+      <w:numFmt w:val="bullet"/>
+      <w:lvlText w:val=""/>
+      <w:lvlJc w:val="left"/>
+      <w:pPr>
+        <w:tabs>
+          <w:tab w:val="num" w:pos="5760"/>
+        </w:tabs>
+        <w:ind w:left="5760" w:hanging="360"/>
+      </w:pPr>
+      <w:rPr>
+        <w:rFonts w:ascii="Wingdings" w:hAnsi="Wingdings" w:hint="default"/>
+        <w:sz w:val="20"/>
+      </w:rPr>
+    </w:lvl>
+    <w:lvl w:ilvl="8" w:tentative="1">
+      <w:start w:val="1"/>
+      <w:numFmt w:val="bullet"/>
+      <w:lvlText w:val=""/>
+      <w:lvlJc w:val="left"/>
+      <w:pPr>
+        <w:tabs>
+          <w:tab w:val="num" w:pos="6480"/>
+        </w:tabs>
+        <w:ind w:left="6480" w:hanging="360"/>
+      </w:pPr>
+      <w:rPr>
+        <w:rFonts w:ascii="Wingdings" w:hAnsi="Wingdings" w:hint="default"/>
+        <w:sz w:val="20"/>
+      </w:rPr>
+    </w:lvl>
+  </w:abstractNum>
+  <w:abstractNum w:abstractNumId="13" w15:restartNumberingAfterBreak="0">
+    <w:nsid w:val="3D7B4674"/>
+    <w:multiLevelType w:val="multilevel"/>
+    <w:tmpl w:val="3F12266E"/>
+    <w:lvl w:ilvl="0">
+      <w:start w:val="1"/>
+      <w:numFmt w:val="bullet"/>
+      <w:lvlText w:val=""/>
+      <w:lvlJc w:val="left"/>
+      <w:pPr>
+        <w:tabs>
+          <w:tab w:val="num" w:pos="720"/>
+        </w:tabs>
+        <w:ind w:left="720" w:hanging="360"/>
+      </w:pPr>
+      <w:rPr>
+        <w:rFonts w:ascii="Symbol" w:hAnsi="Symbol" w:hint="default"/>
+        <w:sz w:val="20"/>
+      </w:rPr>
+    </w:lvl>
+    <w:lvl w:ilvl="1" w:tentative="1">
+      <w:start w:val="1"/>
+      <w:numFmt w:val="bullet"/>
+      <w:lvlText w:val="o"/>
+      <w:lvlJc w:val="left"/>
+      <w:pPr>
+        <w:tabs>
+          <w:tab w:val="num" w:pos="1440"/>
+        </w:tabs>
+        <w:ind w:left="1440" w:hanging="360"/>
+      </w:pPr>
+      <w:rPr>
+        <w:rFonts w:ascii="Courier New" w:hAnsi="Courier New" w:hint="default"/>
+        <w:sz w:val="20"/>
+      </w:rPr>
+    </w:lvl>
+    <w:lvl w:ilvl="2" w:tentative="1">
+      <w:start w:val="1"/>
+      <w:numFmt w:val="bullet"/>
+      <w:lvlText w:val=""/>
+      <w:lvlJc w:val="left"/>
+      <w:pPr>
+        <w:tabs>
+          <w:tab w:val="num" w:pos="2160"/>
+        </w:tabs>
+        <w:ind w:left="2160" w:hanging="360"/>
+      </w:pPr>
+      <w:rPr>
+        <w:rFonts w:ascii="Wingdings" w:hAnsi="Wingdings" w:hint="default"/>
+        <w:sz w:val="20"/>
+      </w:rPr>
+    </w:lvl>
+    <w:lvl w:ilvl="3" w:tentative="1">
+      <w:start w:val="1"/>
+      <w:numFmt w:val="bullet"/>
+      <w:lvlText w:val=""/>
+      <w:lvlJc w:val="left"/>
+      <w:pPr>
+        <w:tabs>
+          <w:tab w:val="num" w:pos="2880"/>
+        </w:tabs>
+        <w:ind w:left="2880" w:hanging="360"/>
+      </w:pPr>
+      <w:rPr>
+        <w:rFonts w:ascii="Wingdings" w:hAnsi="Wingdings" w:hint="default"/>
+        <w:sz w:val="20"/>
+      </w:rPr>
+    </w:lvl>
+    <w:lvl w:ilvl="4" w:tentative="1">
+      <w:start w:val="1"/>
+      <w:numFmt w:val="bullet"/>
+      <w:lvlText w:val=""/>
+      <w:lvlJc w:val="left"/>
+      <w:pPr>
+        <w:tabs>
+          <w:tab w:val="num" w:pos="3600"/>
+        </w:tabs>
+        <w:ind w:left="3600" w:hanging="360"/>
+      </w:pPr>
+      <w:rPr>
+        <w:rFonts w:ascii="Wingdings" w:hAnsi="Wingdings" w:hint="default"/>
+        <w:sz w:val="20"/>
+      </w:rPr>
+    </w:lvl>
+    <w:lvl w:ilvl="5" w:tentative="1">
+      <w:start w:val="1"/>
+      <w:numFmt w:val="bullet"/>
+      <w:lvlText w:val=""/>
+      <w:lvlJc w:val="left"/>
+      <w:pPr>
+        <w:tabs>
+          <w:tab w:val="num" w:pos="4320"/>
+        </w:tabs>
+        <w:ind w:left="4320" w:hanging="360"/>
+      </w:pPr>
+      <w:rPr>
+        <w:rFonts w:ascii="Wingdings" w:hAnsi="Wingdings" w:hint="default"/>
+        <w:sz w:val="20"/>
+      </w:rPr>
+    </w:lvl>
+    <w:lvl w:ilvl="6" w:tentative="1">
+      <w:start w:val="1"/>
+      <w:numFmt w:val="bullet"/>
+      <w:lvlText w:val=""/>
+      <w:lvlJc w:val="left"/>
+      <w:pPr>
+        <w:tabs>
+          <w:tab w:val="num" w:pos="5040"/>
+        </w:tabs>
+        <w:ind w:left="5040" w:hanging="360"/>
+      </w:pPr>
+      <w:rPr>
+        <w:rFonts w:ascii="Wingdings" w:hAnsi="Wingdings" w:hint="default"/>
+        <w:sz w:val="20"/>
+      </w:rPr>
+    </w:lvl>
+    <w:lvl w:ilvl="7" w:tentative="1">
+      <w:start w:val="1"/>
+      <w:numFmt w:val="bullet"/>
+      <w:lvlText w:val=""/>
+      <w:lvlJc w:val="left"/>
+      <w:pPr>
+        <w:tabs>
+          <w:tab w:val="num" w:pos="5760"/>
+        </w:tabs>
+        <w:ind w:left="5760" w:hanging="360"/>
+      </w:pPr>
+      <w:rPr>
+        <w:rFonts w:ascii="Wingdings" w:hAnsi="Wingdings" w:hint="default"/>
+        <w:sz w:val="20"/>
+      </w:rPr>
+    </w:lvl>
+    <w:lvl w:ilvl="8" w:tentative="1">
+      <w:start w:val="1"/>
+      <w:numFmt w:val="bullet"/>
+      <w:lvlText w:val=""/>
+      <w:lvlJc w:val="left"/>
+      <w:pPr>
+        <w:tabs>
+          <w:tab w:val="num" w:pos="6480"/>
+        </w:tabs>
+        <w:ind w:left="6480" w:hanging="360"/>
+      </w:pPr>
+      <w:rPr>
+        <w:rFonts w:ascii="Wingdings" w:hAnsi="Wingdings" w:hint="default"/>
+        <w:sz w:val="20"/>
+      </w:rPr>
+    </w:lvl>
+  </w:abstractNum>
+  <w:abstractNum w:abstractNumId="14" w15:restartNumberingAfterBreak="0">
+    <w:nsid w:val="3E8A6D0F"/>
+    <w:multiLevelType w:val="multilevel"/>
+    <w:tmpl w:val="505E925C"/>
+    <w:lvl w:ilvl="0">
+      <w:start w:val="1"/>
+      <w:numFmt w:val="bullet"/>
+      <w:lvlText w:val=""/>
+      <w:lvlJc w:val="left"/>
+      <w:pPr>
+        <w:tabs>
+          <w:tab w:val="num" w:pos="720"/>
+        </w:tabs>
+        <w:ind w:left="720" w:hanging="360"/>
+      </w:pPr>
+      <w:rPr>
+        <w:rFonts w:ascii="Symbol" w:hAnsi="Symbol" w:hint="default"/>
+        <w:sz w:val="20"/>
+      </w:rPr>
+    </w:lvl>
+    <w:lvl w:ilvl="1" w:tentative="1">
+      <w:start w:val="1"/>
+      <w:numFmt w:val="bullet"/>
+      <w:lvlText w:val="o"/>
+      <w:lvlJc w:val="left"/>
+      <w:pPr>
+        <w:tabs>
+          <w:tab w:val="num" w:pos="1440"/>
+        </w:tabs>
+        <w:ind w:left="1440" w:hanging="360"/>
+      </w:pPr>
+      <w:rPr>
+        <w:rFonts w:ascii="Courier New" w:hAnsi="Courier New" w:hint="default"/>
+        <w:sz w:val="20"/>
+      </w:rPr>
+    </w:lvl>
+    <w:lvl w:ilvl="2" w:tentative="1">
+      <w:start w:val="1"/>
+      <w:numFmt w:val="bullet"/>
+      <w:lvlText w:val=""/>
+      <w:lvlJc w:val="left"/>
+      <w:pPr>
+        <w:tabs>
+          <w:tab w:val="num" w:pos="2160"/>
+        </w:tabs>
+        <w:ind w:left="2160" w:hanging="360"/>
+      </w:pPr>
+      <w:rPr>
+        <w:rFonts w:ascii="Wingdings" w:hAnsi="Wingdings" w:hint="default"/>
+        <w:sz w:val="20"/>
+      </w:rPr>
+    </w:lvl>
+    <w:lvl w:ilvl="3" w:tentative="1">
+      <w:start w:val="1"/>
+      <w:numFmt w:val="bullet"/>
+      <w:lvlText w:val=""/>
+      <w:lvlJc w:val="left"/>
+      <w:pPr>
+        <w:tabs>
+          <w:tab w:val="num" w:pos="2880"/>
+        </w:tabs>
+        <w:ind w:left="2880" w:hanging="360"/>
+      </w:pPr>
+      <w:rPr>
+        <w:rFonts w:ascii="Wingdings" w:hAnsi="Wingdings" w:hint="default"/>
+        <w:sz w:val="20"/>
+      </w:rPr>
+    </w:lvl>
+    <w:lvl w:ilvl="4" w:tentative="1">
+      <w:start w:val="1"/>
+      <w:numFmt w:val="bullet"/>
+      <w:lvlText w:val=""/>
+      <w:lvlJc w:val="left"/>
+      <w:pPr>
+        <w:tabs>
+          <w:tab w:val="num" w:pos="3600"/>
+        </w:tabs>
+        <w:ind w:left="3600" w:hanging="360"/>
+      </w:pPr>
+      <w:rPr>
+        <w:rFonts w:ascii="Wingdings" w:hAnsi="Wingdings" w:hint="default"/>
+        <w:sz w:val="20"/>
+      </w:rPr>
+    </w:lvl>
+    <w:lvl w:ilvl="5" w:tentative="1">
+      <w:start w:val="1"/>
+      <w:numFmt w:val="bullet"/>
+      <w:lvlText w:val=""/>
+      <w:lvlJc w:val="left"/>
+      <w:pPr>
+        <w:tabs>
+          <w:tab w:val="num" w:pos="4320"/>
+        </w:tabs>
+        <w:ind w:left="4320" w:hanging="360"/>
+      </w:pPr>
+      <w:rPr>
+        <w:rFonts w:ascii="Wingdings" w:hAnsi="Wingdings" w:hint="default"/>
+        <w:sz w:val="20"/>
+      </w:rPr>
+    </w:lvl>
+    <w:lvl w:ilvl="6" w:tentative="1">
+      <w:start w:val="1"/>
+      <w:numFmt w:val="bullet"/>
+      <w:lvlText w:val=""/>
+      <w:lvlJc w:val="left"/>
+      <w:pPr>
+        <w:tabs>
+          <w:tab w:val="num" w:pos="5040"/>
+        </w:tabs>
+        <w:ind w:left="5040" w:hanging="360"/>
+      </w:pPr>
+      <w:rPr>
+        <w:rFonts w:ascii="Wingdings" w:hAnsi="Wingdings" w:hint="default"/>
+        <w:sz w:val="20"/>
+      </w:rPr>
+    </w:lvl>
+    <w:lvl w:ilvl="7" w:tentative="1">
+      <w:start w:val="1"/>
+      <w:numFmt w:val="bullet"/>
+      <w:lvlText w:val=""/>
+      <w:lvlJc w:val="left"/>
+      <w:pPr>
+        <w:tabs>
+          <w:tab w:val="num" w:pos="5760"/>
+        </w:tabs>
+        <w:ind w:left="5760" w:hanging="360"/>
+      </w:pPr>
+      <w:rPr>
+        <w:rFonts w:ascii="Wingdings" w:hAnsi="Wingdings" w:hint="default"/>
+        <w:sz w:val="20"/>
+      </w:rPr>
+    </w:lvl>
+    <w:lvl w:ilvl="8" w:tentative="1">
+      <w:start w:val="1"/>
+      <w:numFmt w:val="bullet"/>
+      <w:lvlText w:val=""/>
+      <w:lvlJc w:val="left"/>
+      <w:pPr>
+        <w:tabs>
+          <w:tab w:val="num" w:pos="6480"/>
+        </w:tabs>
+        <w:ind w:left="6480" w:hanging="360"/>
+      </w:pPr>
+      <w:rPr>
+        <w:rFonts w:ascii="Wingdings" w:hAnsi="Wingdings" w:hint="default"/>
+        <w:sz w:val="20"/>
+      </w:rPr>
+    </w:lvl>
+  </w:abstractNum>
+  <w:abstractNum w:abstractNumId="15" w15:restartNumberingAfterBreak="0">
+    <w:nsid w:val="3FB83181"/>
+    <w:multiLevelType w:val="multilevel"/>
+    <w:tmpl w:val="D936A7AE"/>
+    <w:lvl w:ilvl="0">
+      <w:start w:val="1"/>
+      <w:numFmt w:val="bullet"/>
+      <w:lvlText w:val=""/>
+      <w:lvlJc w:val="left"/>
+      <w:pPr>
+        <w:tabs>
+          <w:tab w:val="num" w:pos="720"/>
+        </w:tabs>
+        <w:ind w:left="720" w:hanging="360"/>
+      </w:pPr>
+      <w:rPr>
+        <w:rFonts w:ascii="Symbol" w:hAnsi="Symbol" w:hint="default"/>
+        <w:sz w:val="20"/>
+      </w:rPr>
+    </w:lvl>
+    <w:lvl w:ilvl="1" w:tentative="1">
+      <w:start w:val="1"/>
+      <w:numFmt w:val="bullet"/>
+      <w:lvlText w:val="o"/>
+      <w:lvlJc w:val="left"/>
+      <w:pPr>
+        <w:tabs>
+          <w:tab w:val="num" w:pos="1440"/>
+        </w:tabs>
+        <w:ind w:left="1440" w:hanging="360"/>
+      </w:pPr>
+      <w:rPr>
+        <w:rFonts w:ascii="Courier New" w:hAnsi="Courier New" w:hint="default"/>
+        <w:sz w:val="20"/>
+      </w:rPr>
+    </w:lvl>
+    <w:lvl w:ilvl="2" w:tentative="1">
+      <w:start w:val="1"/>
+      <w:numFmt w:val="bullet"/>
+      <w:lvlText w:val=""/>
+      <w:lvlJc w:val="left"/>
+      <w:pPr>
+        <w:tabs>
+          <w:tab w:val="num" w:pos="2160"/>
+        </w:tabs>
+        <w:ind w:left="2160" w:hanging="360"/>
+      </w:pPr>
+      <w:rPr>
+        <w:rFonts w:ascii="Wingdings" w:hAnsi="Wingdings" w:hint="default"/>
+        <w:sz w:val="20"/>
+      </w:rPr>
+    </w:lvl>
+    <w:lvl w:ilvl="3" w:tentative="1">
+      <w:start w:val="1"/>
+      <w:numFmt w:val="bullet"/>
+      <w:lvlText w:val=""/>
+      <w:lvlJc w:val="left"/>
+      <w:pPr>
+        <w:tabs>
+          <w:tab w:val="num" w:pos="2880"/>
+        </w:tabs>
+        <w:ind w:left="2880" w:hanging="360"/>
+      </w:pPr>
+      <w:rPr>
+        <w:rFonts w:ascii="Wingdings" w:hAnsi="Wingdings" w:hint="default"/>
+        <w:sz w:val="20"/>
+      </w:rPr>
+    </w:lvl>
+    <w:lvl w:ilvl="4" w:tentative="1">
+      <w:start w:val="1"/>
+      <w:numFmt w:val="bullet"/>
+      <w:lvlText w:val=""/>
+      <w:lvlJc w:val="left"/>
+      <w:pPr>
+        <w:tabs>
+          <w:tab w:val="num" w:pos="3600"/>
+        </w:tabs>
+        <w:ind w:left="3600" w:hanging="360"/>
+      </w:pPr>
+      <w:rPr>
+        <w:rFonts w:ascii="Wingdings" w:hAnsi="Wingdings" w:hint="default"/>
+        <w:sz w:val="20"/>
+      </w:rPr>
+    </w:lvl>
+    <w:lvl w:ilvl="5" w:tentative="1">
+      <w:start w:val="1"/>
+      <w:numFmt w:val="bullet"/>
+      <w:lvlText w:val=""/>
+      <w:lvlJc w:val="left"/>
+      <w:pPr>
+        <w:tabs>
+          <w:tab w:val="num" w:pos="4320"/>
+        </w:tabs>
+        <w:ind w:left="4320" w:hanging="360"/>
+      </w:pPr>
+      <w:rPr>
+        <w:rFonts w:ascii="Wingdings" w:hAnsi="Wingdings" w:hint="default"/>
+        <w:sz w:val="20"/>
+      </w:rPr>
+    </w:lvl>
+    <w:lvl w:ilvl="6" w:tentative="1">
+      <w:start w:val="1"/>
+      <w:numFmt w:val="bullet"/>
+      <w:lvlText w:val=""/>
+      <w:lvlJc w:val="left"/>
+      <w:pPr>
+        <w:tabs>
+          <w:tab w:val="num" w:pos="5040"/>
+        </w:tabs>
+        <w:ind w:left="5040" w:hanging="360"/>
+      </w:pPr>
+      <w:rPr>
+        <w:rFonts w:ascii="Wingdings" w:hAnsi="Wingdings" w:hint="default"/>
+        <w:sz w:val="20"/>
+      </w:rPr>
+    </w:lvl>
+    <w:lvl w:ilvl="7" w:tentative="1">
+      <w:start w:val="1"/>
+      <w:numFmt w:val="bullet"/>
+      <w:lvlText w:val=""/>
+      <w:lvlJc w:val="left"/>
+      <w:pPr>
+        <w:tabs>
+          <w:tab w:val="num" w:pos="5760"/>
+        </w:tabs>
+        <w:ind w:left="5760" w:hanging="360"/>
+      </w:pPr>
+      <w:rPr>
+        <w:rFonts w:ascii="Wingdings" w:hAnsi="Wingdings" w:hint="default"/>
+        <w:sz w:val="20"/>
+      </w:rPr>
+    </w:lvl>
+    <w:lvl w:ilvl="8" w:tentative="1">
+      <w:start w:val="1"/>
+      <w:numFmt w:val="bullet"/>
+      <w:lvlText w:val=""/>
+      <w:lvlJc w:val="left"/>
+      <w:pPr>
+        <w:tabs>
+          <w:tab w:val="num" w:pos="6480"/>
+        </w:tabs>
+        <w:ind w:left="6480" w:hanging="360"/>
+      </w:pPr>
+      <w:rPr>
+        <w:rFonts w:ascii="Wingdings" w:hAnsi="Wingdings" w:hint="default"/>
+        <w:sz w:val="20"/>
+      </w:rPr>
+    </w:lvl>
+  </w:abstractNum>
+  <w:abstractNum w:abstractNumId="16" w15:restartNumberingAfterBreak="0">
+    <w:nsid w:val="42615508"/>
+    <w:multiLevelType w:val="multilevel"/>
+    <w:tmpl w:val="B77E05E6"/>
+    <w:lvl w:ilvl="0">
+      <w:start w:val="1"/>
+      <w:numFmt w:val="bullet"/>
+      <w:lvlText w:val=""/>
+      <w:lvlJc w:val="left"/>
+      <w:pPr>
+        <w:tabs>
+          <w:tab w:val="num" w:pos="720"/>
+        </w:tabs>
+        <w:ind w:left="720" w:hanging="360"/>
+      </w:pPr>
+      <w:rPr>
+        <w:rFonts w:ascii="Symbol" w:hAnsi="Symbol" w:hint="default"/>
+        <w:sz w:val="20"/>
+      </w:rPr>
+    </w:lvl>
+    <w:lvl w:ilvl="1" w:tentative="1">
+      <w:start w:val="1"/>
+      <w:numFmt w:val="bullet"/>
+      <w:lvlText w:val="o"/>
+      <w:lvlJc w:val="left"/>
+      <w:pPr>
+        <w:tabs>
+          <w:tab w:val="num" w:pos="1440"/>
+        </w:tabs>
+        <w:ind w:left="1440" w:hanging="360"/>
+      </w:pPr>
+      <w:rPr>
+        <w:rFonts w:ascii="Courier New" w:hAnsi="Courier New" w:hint="default"/>
+        <w:sz w:val="20"/>
+      </w:rPr>
+    </w:lvl>
+    <w:lvl w:ilvl="2" w:tentative="1">
+      <w:start w:val="1"/>
+      <w:numFmt w:val="bullet"/>
+      <w:lvlText w:val=""/>
+      <w:lvlJc w:val="left"/>
+      <w:pPr>
+        <w:tabs>
+          <w:tab w:val="num" w:pos="2160"/>
+        </w:tabs>
+        <w:ind w:left="2160" w:hanging="360"/>
+      </w:pPr>
+      <w:rPr>
+        <w:rFonts w:ascii="Wingdings" w:hAnsi="Wingdings" w:hint="default"/>
+        <w:sz w:val="20"/>
+      </w:rPr>
+    </w:lvl>
+    <w:lvl w:ilvl="3" w:tentative="1">
+      <w:start w:val="1"/>
+      <w:numFmt w:val="bullet"/>
+      <w:lvlText w:val=""/>
+      <w:lvlJc w:val="left"/>
+      <w:pPr>
+        <w:tabs>
+          <w:tab w:val="num" w:pos="2880"/>
+        </w:tabs>
+        <w:ind w:left="2880" w:hanging="360"/>
+      </w:pPr>
+      <w:rPr>
+        <w:rFonts w:ascii="Wingdings" w:hAnsi="Wingdings" w:hint="default"/>
+        <w:sz w:val="20"/>
+      </w:rPr>
+    </w:lvl>
+    <w:lvl w:ilvl="4" w:tentative="1">
+      <w:start w:val="1"/>
+      <w:numFmt w:val="bullet"/>
+      <w:lvlText w:val=""/>
+      <w:lvlJc w:val="left"/>
+      <w:pPr>
+        <w:tabs>
+          <w:tab w:val="num" w:pos="3600"/>
+        </w:tabs>
+        <w:ind w:left="3600" w:hanging="360"/>
+      </w:pPr>
+      <w:rPr>
+        <w:rFonts w:ascii="Wingdings" w:hAnsi="Wingdings" w:hint="default"/>
+        <w:sz w:val="20"/>
+      </w:rPr>
+    </w:lvl>
+    <w:lvl w:ilvl="5" w:tentative="1">
+      <w:start w:val="1"/>
+      <w:numFmt w:val="bullet"/>
+      <w:lvlText w:val=""/>
+      <w:lvlJc w:val="left"/>
+      <w:pPr>
+        <w:tabs>
+          <w:tab w:val="num" w:pos="4320"/>
+        </w:tabs>
+        <w:ind w:left="4320" w:hanging="360"/>
+      </w:pPr>
+      <w:rPr>
+        <w:rFonts w:ascii="Wingdings" w:hAnsi="Wingdings" w:hint="default"/>
+        <w:sz w:val="20"/>
+      </w:rPr>
+    </w:lvl>
+    <w:lvl w:ilvl="6" w:tentative="1">
+      <w:start w:val="1"/>
+      <w:numFmt w:val="bullet"/>
+      <w:lvlText w:val=""/>
+      <w:lvlJc w:val="left"/>
+      <w:pPr>
+        <w:tabs>
+          <w:tab w:val="num" w:pos="5040"/>
+        </w:tabs>
+        <w:ind w:left="5040" w:hanging="360"/>
+      </w:pPr>
+      <w:rPr>
+        <w:rFonts w:ascii="Wingdings" w:hAnsi="Wingdings" w:hint="default"/>
+        <w:sz w:val="20"/>
+      </w:rPr>
+    </w:lvl>
+    <w:lvl w:ilvl="7" w:tentative="1">
+      <w:start w:val="1"/>
+      <w:numFmt w:val="bullet"/>
+      <w:lvlText w:val=""/>
+      <w:lvlJc w:val="left"/>
+      <w:pPr>
+        <w:tabs>
+          <w:tab w:val="num" w:pos="5760"/>
+        </w:tabs>
+        <w:ind w:left="5760" w:hanging="360"/>
+      </w:pPr>
+      <w:rPr>
+        <w:rFonts w:ascii="Wingdings" w:hAnsi="Wingdings" w:hint="default"/>
+        <w:sz w:val="20"/>
+      </w:rPr>
+    </w:lvl>
+    <w:lvl w:ilvl="8" w:tentative="1">
+      <w:start w:val="1"/>
+      <w:numFmt w:val="bullet"/>
+      <w:lvlText w:val=""/>
+      <w:lvlJc w:val="left"/>
+      <w:pPr>
+        <w:tabs>
+          <w:tab w:val="num" w:pos="6480"/>
+        </w:tabs>
+        <w:ind w:left="6480" w:hanging="360"/>
+      </w:pPr>
+      <w:rPr>
+        <w:rFonts w:ascii="Wingdings" w:hAnsi="Wingdings" w:hint="default"/>
+        <w:sz w:val="20"/>
+      </w:rPr>
+    </w:lvl>
+  </w:abstractNum>
+  <w:abstractNum w:abstractNumId="17" w15:restartNumberingAfterBreak="0">
+    <w:nsid w:val="43C05ACC"/>
+    <w:multiLevelType w:val="multilevel"/>
+    <w:tmpl w:val="FA901E1C"/>
+    <w:lvl w:ilvl="0">
+      <w:start w:val="1"/>
+      <w:numFmt w:val="bullet"/>
+      <w:lvlText w:val=""/>
+      <w:lvlJc w:val="left"/>
+      <w:pPr>
+        <w:tabs>
+          <w:tab w:val="num" w:pos="720"/>
+        </w:tabs>
+        <w:ind w:left="720" w:hanging="360"/>
+      </w:pPr>
+      <w:rPr>
+        <w:rFonts w:ascii="Symbol" w:hAnsi="Symbol" w:hint="default"/>
+        <w:sz w:val="20"/>
+      </w:rPr>
+    </w:lvl>
+    <w:lvl w:ilvl="1" w:tentative="1">
+      <w:start w:val="1"/>
+      <w:numFmt w:val="bullet"/>
+      <w:lvlText w:val="o"/>
+      <w:lvlJc w:val="left"/>
+      <w:pPr>
+        <w:tabs>
+          <w:tab w:val="num" w:pos="1440"/>
+        </w:tabs>
+        <w:ind w:left="1440" w:hanging="360"/>
+      </w:pPr>
+      <w:rPr>
+        <w:rFonts w:ascii="Courier New" w:hAnsi="Courier New" w:hint="default"/>
+        <w:sz w:val="20"/>
+      </w:rPr>
+    </w:lvl>
+    <w:lvl w:ilvl="2" w:tentative="1">
+      <w:start w:val="1"/>
+      <w:numFmt w:val="bullet"/>
+      <w:lvlText w:val=""/>
+      <w:lvlJc w:val="left"/>
+      <w:pPr>
+        <w:tabs>
+          <w:tab w:val="num" w:pos="2160"/>
+        </w:tabs>
+        <w:ind w:left="2160" w:hanging="360"/>
+      </w:pPr>
+      <w:rPr>
+        <w:rFonts w:ascii="Wingdings" w:hAnsi="Wingdings" w:hint="default"/>
+        <w:sz w:val="20"/>
+      </w:rPr>
+    </w:lvl>
+    <w:lvl w:ilvl="3" w:tentative="1">
+      <w:start w:val="1"/>
+      <w:numFmt w:val="bullet"/>
+      <w:lvlText w:val=""/>
+      <w:lvlJc w:val="left"/>
+      <w:pPr>
+        <w:tabs>
+          <w:tab w:val="num" w:pos="2880"/>
+        </w:tabs>
+        <w:ind w:left="2880" w:hanging="360"/>
+      </w:pPr>
+      <w:rPr>
+        <w:rFonts w:ascii="Wingdings" w:hAnsi="Wingdings" w:hint="default"/>
+        <w:sz w:val="20"/>
+      </w:rPr>
+    </w:lvl>
+    <w:lvl w:ilvl="4" w:tentative="1">
+      <w:start w:val="1"/>
+      <w:numFmt w:val="bullet"/>
+      <w:lvlText w:val=""/>
+      <w:lvlJc w:val="left"/>
+      <w:pPr>
+        <w:tabs>
+          <w:tab w:val="num" w:pos="3600"/>
+        </w:tabs>
+        <w:ind w:left="3600" w:hanging="360"/>
+      </w:pPr>
+      <w:rPr>
+        <w:rFonts w:ascii="Wingdings" w:hAnsi="Wingdings" w:hint="default"/>
+        <w:sz w:val="20"/>
+      </w:rPr>
+    </w:lvl>
+    <w:lvl w:ilvl="5" w:tentative="1">
+      <w:start w:val="1"/>
+      <w:numFmt w:val="bullet"/>
+      <w:lvlText w:val=""/>
+      <w:lvlJc w:val="left"/>
+      <w:pPr>
+        <w:tabs>
+          <w:tab w:val="num" w:pos="4320"/>
+        </w:tabs>
+        <w:ind w:left="4320" w:hanging="360"/>
+      </w:pPr>
+      <w:rPr>
+        <w:rFonts w:ascii="Wingdings" w:hAnsi="Wingdings" w:hint="default"/>
+        <w:sz w:val="20"/>
+      </w:rPr>
+    </w:lvl>
+    <w:lvl w:ilvl="6" w:tentative="1">
+      <w:start w:val="1"/>
+      <w:numFmt w:val="bullet"/>
+      <w:lvlText w:val=""/>
+      <w:lvlJc w:val="left"/>
+      <w:pPr>
+        <w:tabs>
+          <w:tab w:val="num" w:pos="5040"/>
+        </w:tabs>
+        <w:ind w:left="5040" w:hanging="360"/>
+      </w:pPr>
+      <w:rPr>
+        <w:rFonts w:ascii="Wingdings" w:hAnsi="Wingdings" w:hint="default"/>
+        <w:sz w:val="20"/>
+      </w:rPr>
+    </w:lvl>
+    <w:lvl w:ilvl="7" w:tentative="1">
+      <w:start w:val="1"/>
+      <w:numFmt w:val="bullet"/>
+      <w:lvlText w:val=""/>
+      <w:lvlJc w:val="left"/>
+      <w:pPr>
+        <w:tabs>
+          <w:tab w:val="num" w:pos="5760"/>
+        </w:tabs>
+        <w:ind w:left="5760" w:hanging="360"/>
+      </w:pPr>
+      <w:rPr>
+        <w:rFonts w:ascii="Wingdings" w:hAnsi="Wingdings" w:hint="default"/>
+        <w:sz w:val="20"/>
+      </w:rPr>
+    </w:lvl>
+    <w:lvl w:ilvl="8" w:tentative="1">
+      <w:start w:val="1"/>
+      <w:numFmt w:val="bullet"/>
+      <w:lvlText w:val=""/>
+      <w:lvlJc w:val="left"/>
+      <w:pPr>
+        <w:tabs>
+          <w:tab w:val="num" w:pos="6480"/>
+        </w:tabs>
+        <w:ind w:left="6480" w:hanging="360"/>
+      </w:pPr>
+      <w:rPr>
+        <w:rFonts w:ascii="Wingdings" w:hAnsi="Wingdings" w:hint="default"/>
+        <w:sz w:val="20"/>
+      </w:rPr>
+    </w:lvl>
+  </w:abstractNum>
+  <w:abstractNum w:abstractNumId="18" w15:restartNumberingAfterBreak="0">
+    <w:nsid w:val="44CB59C4"/>
+    <w:multiLevelType w:val="multilevel"/>
+    <w:tmpl w:val="15DE2DEC"/>
+    <w:lvl w:ilvl="0">
+      <w:start w:val="1"/>
+      <w:numFmt w:val="bullet"/>
+      <w:lvlText w:val=""/>
+      <w:lvlJc w:val="left"/>
+      <w:pPr>
+        <w:tabs>
+          <w:tab w:val="num" w:pos="720"/>
+        </w:tabs>
+        <w:ind w:left="720" w:hanging="360"/>
+      </w:pPr>
+      <w:rPr>
+        <w:rFonts w:ascii="Symbol" w:hAnsi="Symbol" w:hint="default"/>
+        <w:sz w:val="20"/>
+      </w:rPr>
+    </w:lvl>
+    <w:lvl w:ilvl="1" w:tentative="1">
+      <w:start w:val="1"/>
+      <w:numFmt w:val="bullet"/>
+      <w:lvlText w:val="o"/>
+      <w:lvlJc w:val="left"/>
+      <w:pPr>
+        <w:tabs>
+          <w:tab w:val="num" w:pos="1440"/>
+        </w:tabs>
+        <w:ind w:left="1440" w:hanging="360"/>
+      </w:pPr>
+      <w:rPr>
+        <w:rFonts w:ascii="Courier New" w:hAnsi="Courier New" w:hint="default"/>
+        <w:sz w:val="20"/>
+      </w:rPr>
+    </w:lvl>
+    <w:lvl w:ilvl="2" w:tentative="1">
+      <w:start w:val="1"/>
+      <w:numFmt w:val="bullet"/>
+      <w:lvlText w:val=""/>
+      <w:lvlJc w:val="left"/>
+      <w:pPr>
+        <w:tabs>
+          <w:tab w:val="num" w:pos="2160"/>
+        </w:tabs>
+        <w:ind w:left="2160" w:hanging="360"/>
+      </w:pPr>
+      <w:rPr>
+        <w:rFonts w:ascii="Wingdings" w:hAnsi="Wingdings" w:hint="default"/>
+        <w:sz w:val="20"/>
+      </w:rPr>
+    </w:lvl>
+    <w:lvl w:ilvl="3" w:tentative="1">
+      <w:start w:val="1"/>
+      <w:numFmt w:val="bullet"/>
+      <w:lvlText w:val=""/>
+      <w:lvlJc w:val="left"/>
+      <w:pPr>
+        <w:tabs>
+          <w:tab w:val="num" w:pos="2880"/>
+        </w:tabs>
+        <w:ind w:left="2880" w:hanging="360"/>
+      </w:pPr>
+      <w:rPr>
+        <w:rFonts w:ascii="Wingdings" w:hAnsi="Wingdings" w:hint="default"/>
+        <w:sz w:val="20"/>
+      </w:rPr>
+    </w:lvl>
+    <w:lvl w:ilvl="4" w:tentative="1">
+      <w:start w:val="1"/>
+      <w:numFmt w:val="bullet"/>
+      <w:lvlText w:val=""/>
+      <w:lvlJc w:val="left"/>
+      <w:pPr>
+        <w:tabs>
+          <w:tab w:val="num" w:pos="3600"/>
+        </w:tabs>
+        <w:ind w:left="3600" w:hanging="360"/>
+      </w:pPr>
+      <w:rPr>
+        <w:rFonts w:ascii="Wingdings" w:hAnsi="Wingdings" w:hint="default"/>
+        <w:sz w:val="20"/>
+      </w:rPr>
+    </w:lvl>
+    <w:lvl w:ilvl="5" w:tentative="1">
+      <w:start w:val="1"/>
+      <w:numFmt w:val="bullet"/>
+      <w:lvlText w:val=""/>
+      <w:lvlJc w:val="left"/>
+      <w:pPr>
+        <w:tabs>
+          <w:tab w:val="num" w:pos="4320"/>
+        </w:tabs>
+        <w:ind w:left="4320" w:hanging="360"/>
+      </w:pPr>
+      <w:rPr>
+        <w:rFonts w:ascii="Wingdings" w:hAnsi="Wingdings" w:hint="default"/>
+        <w:sz w:val="20"/>
+      </w:rPr>
+    </w:lvl>
+    <w:lvl w:ilvl="6" w:tentative="1">
+      <w:start w:val="1"/>
+      <w:numFmt w:val="bullet"/>
+      <w:lvlText w:val=""/>
+      <w:lvlJc w:val="left"/>
+      <w:pPr>
+        <w:tabs>
+          <w:tab w:val="num" w:pos="5040"/>
+        </w:tabs>
+        <w:ind w:left="5040" w:hanging="360"/>
+      </w:pPr>
+      <w:rPr>
+        <w:rFonts w:ascii="Wingdings" w:hAnsi="Wingdings" w:hint="default"/>
+        <w:sz w:val="20"/>
+      </w:rPr>
+    </w:lvl>
+    <w:lvl w:ilvl="7" w:tentative="1">
+      <w:start w:val="1"/>
+      <w:numFmt w:val="bullet"/>
+      <w:lvlText w:val=""/>
+      <w:lvlJc w:val="left"/>
+      <w:pPr>
+        <w:tabs>
+          <w:tab w:val="num" w:pos="5760"/>
+        </w:tabs>
+        <w:ind w:left="5760" w:hanging="360"/>
+      </w:pPr>
+      <w:rPr>
+        <w:rFonts w:ascii="Wingdings" w:hAnsi="Wingdings" w:hint="default"/>
+        <w:sz w:val="20"/>
+      </w:rPr>
+    </w:lvl>
+    <w:lvl w:ilvl="8" w:tentative="1">
+      <w:start w:val="1"/>
+      <w:numFmt w:val="bullet"/>
+      <w:lvlText w:val=""/>
+      <w:lvlJc w:val="left"/>
+      <w:pPr>
+        <w:tabs>
+          <w:tab w:val="num" w:pos="6480"/>
+        </w:tabs>
+        <w:ind w:left="6480" w:hanging="360"/>
+      </w:pPr>
+      <w:rPr>
+        <w:rFonts w:ascii="Wingdings" w:hAnsi="Wingdings" w:hint="default"/>
+        <w:sz w:val="20"/>
+      </w:rPr>
+    </w:lvl>
+  </w:abstractNum>
+  <w:abstractNum w:abstractNumId="19" w15:restartNumberingAfterBreak="0">
+    <w:nsid w:val="468B1423"/>
+    <w:multiLevelType w:val="multilevel"/>
+    <w:tmpl w:val="482AE646"/>
+    <w:lvl w:ilvl="0">
+      <w:start w:val="1"/>
+      <w:numFmt w:val="bullet"/>
+      <w:lvlText w:val=""/>
+      <w:lvlJc w:val="left"/>
+      <w:pPr>
+        <w:tabs>
+          <w:tab w:val="num" w:pos="720"/>
+        </w:tabs>
+        <w:ind w:left="720" w:hanging="360"/>
+      </w:pPr>
+      <w:rPr>
+        <w:rFonts w:ascii="Symbol" w:hAnsi="Symbol" w:hint="default"/>
+        <w:sz w:val="20"/>
+      </w:rPr>
+    </w:lvl>
+    <w:lvl w:ilvl="1" w:tentative="1">
+      <w:start w:val="1"/>
+      <w:numFmt w:val="bullet"/>
+      <w:lvlText w:val="o"/>
+      <w:lvlJc w:val="left"/>
+      <w:pPr>
+        <w:tabs>
+          <w:tab w:val="num" w:pos="1440"/>
+        </w:tabs>
+        <w:ind w:left="1440" w:hanging="360"/>
+      </w:pPr>
+      <w:rPr>
+        <w:rFonts w:ascii="Courier New" w:hAnsi="Courier New" w:hint="default"/>
+        <w:sz w:val="20"/>
+      </w:rPr>
+    </w:lvl>
+    <w:lvl w:ilvl="2" w:tentative="1">
+      <w:start w:val="1"/>
+      <w:numFmt w:val="bullet"/>
+      <w:lvlText w:val=""/>
+      <w:lvlJc w:val="left"/>
+      <w:pPr>
+        <w:tabs>
+          <w:tab w:val="num" w:pos="2160"/>
+        </w:tabs>
+        <w:ind w:left="2160" w:hanging="360"/>
+      </w:pPr>
+      <w:rPr>
+        <w:rFonts w:ascii="Wingdings" w:hAnsi="Wingdings" w:hint="default"/>
+        <w:sz w:val="20"/>
+      </w:rPr>
+    </w:lvl>
+    <w:lvl w:ilvl="3" w:tentative="1">
+      <w:start w:val="1"/>
+      <w:numFmt w:val="bullet"/>
+      <w:lvlText w:val=""/>
+      <w:lvlJc w:val="left"/>
+      <w:pPr>
+        <w:tabs>
+          <w:tab w:val="num" w:pos="2880"/>
+        </w:tabs>
+        <w:ind w:left="2880" w:hanging="360"/>
+      </w:pPr>
+      <w:rPr>
+        <w:rFonts w:ascii="Wingdings" w:hAnsi="Wingdings" w:hint="default"/>
+        <w:sz w:val="20"/>
+      </w:rPr>
+    </w:lvl>
+    <w:lvl w:ilvl="4" w:tentative="1">
+      <w:start w:val="1"/>
+      <w:numFmt w:val="bullet"/>
+      <w:lvlText w:val=""/>
+      <w:lvlJc w:val="left"/>
+      <w:pPr>
+        <w:tabs>
+          <w:tab w:val="num" w:pos="3600"/>
+        </w:tabs>
+        <w:ind w:left="3600" w:hanging="360"/>
+      </w:pPr>
+      <w:rPr>
+        <w:rFonts w:ascii="Wingdings" w:hAnsi="Wingdings" w:hint="default"/>
+        <w:sz w:val="20"/>
+      </w:rPr>
+    </w:lvl>
+    <w:lvl w:ilvl="5" w:tentative="1">
+      <w:start w:val="1"/>
+      <w:numFmt w:val="bullet"/>
+      <w:lvlText w:val=""/>
+      <w:lvlJc w:val="left"/>
+      <w:pPr>
+        <w:tabs>
+          <w:tab w:val="num" w:pos="4320"/>
+        </w:tabs>
+        <w:ind w:left="4320" w:hanging="360"/>
+      </w:pPr>
+      <w:rPr>
+        <w:rFonts w:ascii="Wingdings" w:hAnsi="Wingdings" w:hint="default"/>
+        <w:sz w:val="20"/>
+      </w:rPr>
+    </w:lvl>
+    <w:lvl w:ilvl="6" w:tentative="1">
+      <w:start w:val="1"/>
+      <w:numFmt w:val="bullet"/>
+      <w:lvlText w:val=""/>
+      <w:lvlJc w:val="left"/>
+      <w:pPr>
+        <w:tabs>
+          <w:tab w:val="num" w:pos="5040"/>
+        </w:tabs>
+        <w:ind w:left="5040" w:hanging="360"/>
+      </w:pPr>
+      <w:rPr>
+        <w:rFonts w:ascii="Wingdings" w:hAnsi="Wingdings" w:hint="default"/>
+        <w:sz w:val="20"/>
+      </w:rPr>
+    </w:lvl>
+    <w:lvl w:ilvl="7" w:tentative="1">
+      <w:start w:val="1"/>
+      <w:numFmt w:val="bullet"/>
+      <w:lvlText w:val=""/>
+      <w:lvlJc w:val="left"/>
+      <w:pPr>
+        <w:tabs>
+          <w:tab w:val="num" w:pos="5760"/>
+        </w:tabs>
+        <w:ind w:left="5760" w:hanging="360"/>
+      </w:pPr>
+      <w:rPr>
+        <w:rFonts w:ascii="Wingdings" w:hAnsi="Wingdings" w:hint="default"/>
+        <w:sz w:val="20"/>
+      </w:rPr>
+    </w:lvl>
+    <w:lvl w:ilvl="8" w:tentative="1">
+      <w:start w:val="1"/>
+      <w:numFmt w:val="bullet"/>
+      <w:lvlText w:val=""/>
+      <w:lvlJc w:val="left"/>
+      <w:pPr>
+        <w:tabs>
+          <w:tab w:val="num" w:pos="6480"/>
+        </w:tabs>
+        <w:ind w:left="6480" w:hanging="360"/>
+      </w:pPr>
+      <w:rPr>
+        <w:rFonts w:ascii="Wingdings" w:hAnsi="Wingdings" w:hint="default"/>
+        <w:sz w:val="20"/>
+      </w:rPr>
+    </w:lvl>
+  </w:abstractNum>
+  <w:abstractNum w:abstractNumId="20" w15:restartNumberingAfterBreak="0">
+    <w:nsid w:val="488B34E0"/>
+    <w:multiLevelType w:val="multilevel"/>
+    <w:tmpl w:val="69BE39CA"/>
+    <w:lvl w:ilvl="0">
+      <w:start w:val="1"/>
+      <w:numFmt w:val="bullet"/>
+      <w:lvlText w:val=""/>
+      <w:lvlJc w:val="left"/>
+      <w:pPr>
+        <w:tabs>
+          <w:tab w:val="num" w:pos="720"/>
+        </w:tabs>
+        <w:ind w:left="720" w:hanging="360"/>
+      </w:pPr>
+      <w:rPr>
+        <w:rFonts w:ascii="Symbol" w:hAnsi="Symbol" w:hint="default"/>
+        <w:sz w:val="20"/>
+      </w:rPr>
+    </w:lvl>
+    <w:lvl w:ilvl="1" w:tentative="1">
+      <w:start w:val="1"/>
+      <w:numFmt w:val="bullet"/>
+      <w:lvlText w:val="o"/>
+      <w:lvlJc w:val="left"/>
+      <w:pPr>
+        <w:tabs>
+          <w:tab w:val="num" w:pos="1440"/>
+        </w:tabs>
+        <w:ind w:left="1440" w:hanging="360"/>
+      </w:pPr>
+      <w:rPr>
+        <w:rFonts w:ascii="Courier New" w:hAnsi="Courier New" w:hint="default"/>
+        <w:sz w:val="20"/>
+      </w:rPr>
+    </w:lvl>
+    <w:lvl w:ilvl="2" w:tentative="1">
+      <w:start w:val="1"/>
+      <w:numFmt w:val="bullet"/>
+      <w:lvlText w:val=""/>
+      <w:lvlJc w:val="left"/>
+      <w:pPr>
+        <w:tabs>
+          <w:tab w:val="num" w:pos="2160"/>
+        </w:tabs>
+        <w:ind w:left="2160" w:hanging="360"/>
+      </w:pPr>
+      <w:rPr>
+        <w:rFonts w:ascii="Wingdings" w:hAnsi="Wingdings" w:hint="default"/>
+        <w:sz w:val="20"/>
+      </w:rPr>
+    </w:lvl>
+    <w:lvl w:ilvl="3" w:tentative="1">
+      <w:start w:val="1"/>
+      <w:numFmt w:val="bullet"/>
+      <w:lvlText w:val=""/>
+      <w:lvlJc w:val="left"/>
+      <w:pPr>
+        <w:tabs>
+          <w:tab w:val="num" w:pos="2880"/>
+        </w:tabs>
+        <w:ind w:left="2880" w:hanging="360"/>
+      </w:pPr>
+      <w:rPr>
+        <w:rFonts w:ascii="Wingdings" w:hAnsi="Wingdings" w:hint="default"/>
+        <w:sz w:val="20"/>
+      </w:rPr>
+    </w:lvl>
+    <w:lvl w:ilvl="4" w:tentative="1">
+      <w:start w:val="1"/>
+      <w:numFmt w:val="bullet"/>
+      <w:lvlText w:val=""/>
+      <w:lvlJc w:val="left"/>
+      <w:pPr>
+        <w:tabs>
+          <w:tab w:val="num" w:pos="3600"/>
+        </w:tabs>
+        <w:ind w:left="3600" w:hanging="360"/>
+      </w:pPr>
+      <w:rPr>
+        <w:rFonts w:ascii="Wingdings" w:hAnsi="Wingdings" w:hint="default"/>
+        <w:sz w:val="20"/>
+      </w:rPr>
+    </w:lvl>
+    <w:lvl w:ilvl="5" w:tentative="1">
+      <w:start w:val="1"/>
+      <w:numFmt w:val="bullet"/>
+      <w:lvlText w:val=""/>
+      <w:lvlJc w:val="left"/>
+      <w:pPr>
+        <w:tabs>
+          <w:tab w:val="num" w:pos="4320"/>
+        </w:tabs>
+        <w:ind w:left="4320" w:hanging="360"/>
+      </w:pPr>
+      <w:rPr>
+        <w:rFonts w:ascii="Wingdings" w:hAnsi="Wingdings" w:hint="default"/>
+        <w:sz w:val="20"/>
+      </w:rPr>
+    </w:lvl>
+    <w:lvl w:ilvl="6" w:tentative="1">
+      <w:start w:val="1"/>
+      <w:numFmt w:val="bullet"/>
+      <w:lvlText w:val=""/>
+      <w:lvlJc w:val="left"/>
+      <w:pPr>
+        <w:tabs>
+          <w:tab w:val="num" w:pos="5040"/>
+        </w:tabs>
+        <w:ind w:left="5040" w:hanging="360"/>
+      </w:pPr>
+      <w:rPr>
+        <w:rFonts w:ascii="Wingdings" w:hAnsi="Wingdings" w:hint="default"/>
+        <w:sz w:val="20"/>
+      </w:rPr>
+    </w:lvl>
+    <w:lvl w:ilvl="7" w:tentative="1">
+      <w:start w:val="1"/>
+      <w:numFmt w:val="bullet"/>
+      <w:lvlText w:val=""/>
+      <w:lvlJc w:val="left"/>
+      <w:pPr>
+        <w:tabs>
+          <w:tab w:val="num" w:pos="5760"/>
+        </w:tabs>
+        <w:ind w:left="5760" w:hanging="360"/>
+      </w:pPr>
+      <w:rPr>
+        <w:rFonts w:ascii="Wingdings" w:hAnsi="Wingdings" w:hint="default"/>
+        <w:sz w:val="20"/>
+      </w:rPr>
+    </w:lvl>
+    <w:lvl w:ilvl="8" w:tentative="1">
+      <w:start w:val="1"/>
+      <w:numFmt w:val="bullet"/>
+      <w:lvlText w:val=""/>
+      <w:lvlJc w:val="left"/>
+      <w:pPr>
+        <w:tabs>
+          <w:tab w:val="num" w:pos="6480"/>
+        </w:tabs>
+        <w:ind w:left="6480" w:hanging="360"/>
+      </w:pPr>
+      <w:rPr>
+        <w:rFonts w:ascii="Wingdings" w:hAnsi="Wingdings" w:hint="default"/>
+        <w:sz w:val="20"/>
+      </w:rPr>
+    </w:lvl>
+  </w:abstractNum>
+  <w:abstractNum w:abstractNumId="21" w15:restartNumberingAfterBreak="0">
+    <w:nsid w:val="52EC6418"/>
+    <w:multiLevelType w:val="multilevel"/>
+    <w:tmpl w:val="71B47D20"/>
+    <w:lvl w:ilvl="0">
+      <w:start w:val="1"/>
+      <w:numFmt w:val="bullet"/>
+      <w:lvlText w:val=""/>
+      <w:lvlJc w:val="left"/>
+      <w:pPr>
+        <w:tabs>
+          <w:tab w:val="num" w:pos="720"/>
+        </w:tabs>
+        <w:ind w:left="720" w:hanging="360"/>
+      </w:pPr>
+      <w:rPr>
+        <w:rFonts w:ascii="Symbol" w:hAnsi="Symbol" w:hint="default"/>
+        <w:sz w:val="20"/>
+      </w:rPr>
+    </w:lvl>
+    <w:lvl w:ilvl="1" w:tentative="1">
+      <w:start w:val="1"/>
+      <w:numFmt w:val="bullet"/>
+      <w:lvlText w:val="o"/>
+      <w:lvlJc w:val="left"/>
+      <w:pPr>
+        <w:tabs>
+          <w:tab w:val="num" w:pos="1440"/>
+        </w:tabs>
+        <w:ind w:left="1440" w:hanging="360"/>
+      </w:pPr>
+      <w:rPr>
+        <w:rFonts w:ascii="Courier New" w:hAnsi="Courier New" w:hint="default"/>
+        <w:sz w:val="20"/>
+      </w:rPr>
+    </w:lvl>
+    <w:lvl w:ilvl="2" w:tentative="1">
+      <w:start w:val="1"/>
+      <w:numFmt w:val="bullet"/>
+      <w:lvlText w:val=""/>
+      <w:lvlJc w:val="left"/>
+      <w:pPr>
+        <w:tabs>
+          <w:tab w:val="num" w:pos="2160"/>
+        </w:tabs>
+        <w:ind w:left="2160" w:hanging="360"/>
+      </w:pPr>
+      <w:rPr>
+        <w:rFonts w:ascii="Wingdings" w:hAnsi="Wingdings" w:hint="default"/>
+        <w:sz w:val="20"/>
+      </w:rPr>
+    </w:lvl>
+    <w:lvl w:ilvl="3" w:tentative="1">
+      <w:start w:val="1"/>
+      <w:numFmt w:val="bullet"/>
+      <w:lvlText w:val=""/>
+      <w:lvlJc w:val="left"/>
+      <w:pPr>
+        <w:tabs>
+          <w:tab w:val="num" w:pos="2880"/>
+        </w:tabs>
+        <w:ind w:left="2880" w:hanging="360"/>
+      </w:pPr>
+      <w:rPr>
+        <w:rFonts w:ascii="Wingdings" w:hAnsi="Wingdings" w:hint="default"/>
+        <w:sz w:val="20"/>
+      </w:rPr>
+    </w:lvl>
+    <w:lvl w:ilvl="4" w:tentative="1">
+      <w:start w:val="1"/>
+      <w:numFmt w:val="bullet"/>
+      <w:lvlText w:val=""/>
+      <w:lvlJc w:val="left"/>
+      <w:pPr>
+        <w:tabs>
+          <w:tab w:val="num" w:pos="3600"/>
+        </w:tabs>
+        <w:ind w:left="3600" w:hanging="360"/>
+      </w:pPr>
+      <w:rPr>
+        <w:rFonts w:ascii="Wingdings" w:hAnsi="Wingdings" w:hint="default"/>
+        <w:sz w:val="20"/>
+      </w:rPr>
+    </w:lvl>
+    <w:lvl w:ilvl="5" w:tentative="1">
+      <w:start w:val="1"/>
+      <w:numFmt w:val="bullet"/>
+      <w:lvlText w:val=""/>
+      <w:lvlJc w:val="left"/>
+      <w:pPr>
+        <w:tabs>
+          <w:tab w:val="num" w:pos="4320"/>
+        </w:tabs>
+        <w:ind w:left="4320" w:hanging="360"/>
+      </w:pPr>
+      <w:rPr>
+        <w:rFonts w:ascii="Wingdings" w:hAnsi="Wingdings" w:hint="default"/>
+        <w:sz w:val="20"/>
+      </w:rPr>
+    </w:lvl>
+    <w:lvl w:ilvl="6" w:tentative="1">
+      <w:start w:val="1"/>
+      <w:numFmt w:val="bullet"/>
+      <w:lvlText w:val=""/>
+      <w:lvlJc w:val="left"/>
+      <w:pPr>
+        <w:tabs>
+          <w:tab w:val="num" w:pos="5040"/>
+        </w:tabs>
+        <w:ind w:left="5040" w:hanging="360"/>
+      </w:pPr>
+      <w:rPr>
+        <w:rFonts w:ascii="Wingdings" w:hAnsi="Wingdings" w:hint="default"/>
+        <w:sz w:val="20"/>
+      </w:rPr>
+    </w:lvl>
+    <w:lvl w:ilvl="7" w:tentative="1">
+      <w:start w:val="1"/>
+      <w:numFmt w:val="bullet"/>
+      <w:lvlText w:val=""/>
+      <w:lvlJc w:val="left"/>
+      <w:pPr>
+        <w:tabs>
+          <w:tab w:val="num" w:pos="5760"/>
+        </w:tabs>
+        <w:ind w:left="5760" w:hanging="360"/>
+      </w:pPr>
+      <w:rPr>
+        <w:rFonts w:ascii="Wingdings" w:hAnsi="Wingdings" w:hint="default"/>
+        <w:sz w:val="20"/>
+      </w:rPr>
+    </w:lvl>
+    <w:lvl w:ilvl="8" w:tentative="1">
+      <w:start w:val="1"/>
+      <w:numFmt w:val="bullet"/>
+      <w:lvlText w:val=""/>
+      <w:lvlJc w:val="left"/>
+      <w:pPr>
+        <w:tabs>
+          <w:tab w:val="num" w:pos="6480"/>
+        </w:tabs>
+        <w:ind w:left="6480" w:hanging="360"/>
+      </w:pPr>
+      <w:rPr>
+        <w:rFonts w:ascii="Wingdings" w:hAnsi="Wingdings" w:hint="default"/>
+        <w:sz w:val="20"/>
+      </w:rPr>
+    </w:lvl>
+  </w:abstractNum>
+  <w:abstractNum w:abstractNumId="22" w15:restartNumberingAfterBreak="0">
+    <w:nsid w:val="52FA07C1"/>
+    <w:multiLevelType w:val="multilevel"/>
+    <w:tmpl w:val="4148B0D4"/>
+    <w:lvl w:ilvl="0">
+      <w:start w:val="1"/>
+      <w:numFmt w:val="bullet"/>
+      <w:lvlText w:val=""/>
+      <w:lvlJc w:val="left"/>
+      <w:pPr>
+        <w:tabs>
+          <w:tab w:val="num" w:pos="720"/>
+        </w:tabs>
+        <w:ind w:left="720" w:hanging="360"/>
+      </w:pPr>
+      <w:rPr>
+        <w:rFonts w:ascii="Symbol" w:hAnsi="Symbol" w:hint="default"/>
+        <w:sz w:val="20"/>
+      </w:rPr>
+    </w:lvl>
+    <w:lvl w:ilvl="1" w:tentative="1">
+      <w:start w:val="1"/>
+      <w:numFmt w:val="bullet"/>
+      <w:lvlText w:val="o"/>
+      <w:lvlJc w:val="left"/>
+      <w:pPr>
+        <w:tabs>
+          <w:tab w:val="num" w:pos="1440"/>
+        </w:tabs>
+        <w:ind w:left="1440" w:hanging="360"/>
+      </w:pPr>
+      <w:rPr>
+        <w:rFonts w:ascii="Courier New" w:hAnsi="Courier New" w:hint="default"/>
+        <w:sz w:val="20"/>
+      </w:rPr>
+    </w:lvl>
+    <w:lvl w:ilvl="2" w:tentative="1">
+      <w:start w:val="1"/>
+      <w:numFmt w:val="bullet"/>
+      <w:lvlText w:val=""/>
+      <w:lvlJc w:val="left"/>
+      <w:pPr>
+        <w:tabs>
+          <w:tab w:val="num" w:pos="2160"/>
+        </w:tabs>
+        <w:ind w:left="2160" w:hanging="360"/>
+      </w:pPr>
+      <w:rPr>
+        <w:rFonts w:ascii="Wingdings" w:hAnsi="Wingdings" w:hint="default"/>
+        <w:sz w:val="20"/>
+      </w:rPr>
+    </w:lvl>
+    <w:lvl w:ilvl="3" w:tentative="1">
+      <w:start w:val="1"/>
+      <w:numFmt w:val="bullet"/>
+      <w:lvlText w:val=""/>
+      <w:lvlJc w:val="left"/>
+      <w:pPr>
+        <w:tabs>
+          <w:tab w:val="num" w:pos="2880"/>
+        </w:tabs>
+        <w:ind w:left="2880" w:hanging="360"/>
+      </w:pPr>
+      <w:rPr>
+        <w:rFonts w:ascii="Wingdings" w:hAnsi="Wingdings" w:hint="default"/>
+        <w:sz w:val="20"/>
+      </w:rPr>
+    </w:lvl>
+    <w:lvl w:ilvl="4" w:tentative="1">
+      <w:start w:val="1"/>
+      <w:numFmt w:val="bullet"/>
+      <w:lvlText w:val=""/>
+      <w:lvlJc w:val="left"/>
+      <w:pPr>
+        <w:tabs>
+          <w:tab w:val="num" w:pos="3600"/>
+        </w:tabs>
+        <w:ind w:left="3600" w:hanging="360"/>
+      </w:pPr>
+      <w:rPr>
+        <w:rFonts w:ascii="Wingdings" w:hAnsi="Wingdings" w:hint="default"/>
+        <w:sz w:val="20"/>
+      </w:rPr>
+    </w:lvl>
+    <w:lvl w:ilvl="5" w:tentative="1">
+      <w:start w:val="1"/>
+      <w:numFmt w:val="bullet"/>
+      <w:lvlText w:val=""/>
+      <w:lvlJc w:val="left"/>
+      <w:pPr>
+        <w:tabs>
+          <w:tab w:val="num" w:pos="4320"/>
+        </w:tabs>
+        <w:ind w:left="4320" w:hanging="360"/>
+      </w:pPr>
+      <w:rPr>
+        <w:rFonts w:ascii="Wingdings" w:hAnsi="Wingdings" w:hint="default"/>
+        <w:sz w:val="20"/>
+      </w:rPr>
+    </w:lvl>
+    <w:lvl w:ilvl="6" w:tentative="1">
+      <w:start w:val="1"/>
+      <w:numFmt w:val="bullet"/>
+      <w:lvlText w:val=""/>
+      <w:lvlJc w:val="left"/>
+      <w:pPr>
+        <w:tabs>
+          <w:tab w:val="num" w:pos="5040"/>
+        </w:tabs>
+        <w:ind w:left="5040" w:hanging="360"/>
+      </w:pPr>
+      <w:rPr>
+        <w:rFonts w:ascii="Wingdings" w:hAnsi="Wingdings" w:hint="default"/>
+        <w:sz w:val="20"/>
+      </w:rPr>
+    </w:lvl>
+    <w:lvl w:ilvl="7" w:tentative="1">
+      <w:start w:val="1"/>
+      <w:numFmt w:val="bullet"/>
+      <w:lvlText w:val=""/>
+      <w:lvlJc w:val="left"/>
+      <w:pPr>
+        <w:tabs>
+          <w:tab w:val="num" w:pos="5760"/>
+        </w:tabs>
+        <w:ind w:left="5760" w:hanging="360"/>
+      </w:pPr>
+      <w:rPr>
+        <w:rFonts w:ascii="Wingdings" w:hAnsi="Wingdings" w:hint="default"/>
+        <w:sz w:val="20"/>
+      </w:rPr>
+    </w:lvl>
+    <w:lvl w:ilvl="8" w:tentative="1">
+      <w:start w:val="1"/>
+      <w:numFmt w:val="bullet"/>
+      <w:lvlText w:val=""/>
+      <w:lvlJc w:val="left"/>
+      <w:pPr>
+        <w:tabs>
+          <w:tab w:val="num" w:pos="6480"/>
+        </w:tabs>
+        <w:ind w:left="6480" w:hanging="360"/>
+      </w:pPr>
+      <w:rPr>
+        <w:rFonts w:ascii="Wingdings" w:hAnsi="Wingdings" w:hint="default"/>
+        <w:sz w:val="20"/>
+      </w:rPr>
+    </w:lvl>
+  </w:abstractNum>
+  <w:abstractNum w:abstractNumId="23" w15:restartNumberingAfterBreak="0">
+    <w:nsid w:val="53D25922"/>
+    <w:multiLevelType w:val="multilevel"/>
+    <w:tmpl w:val="85CC8934"/>
+    <w:lvl w:ilvl="0">
+      <w:start w:val="1"/>
+      <w:numFmt w:val="bullet"/>
+      <w:lvlText w:val=""/>
+      <w:lvlJc w:val="left"/>
+      <w:pPr>
+        <w:tabs>
+          <w:tab w:val="num" w:pos="720"/>
+        </w:tabs>
+        <w:ind w:left="720" w:hanging="360"/>
+      </w:pPr>
+      <w:rPr>
+        <w:rFonts w:ascii="Symbol" w:hAnsi="Symbol" w:hint="default"/>
+        <w:sz w:val="20"/>
+      </w:rPr>
+    </w:lvl>
+    <w:lvl w:ilvl="1" w:tentative="1">
+      <w:start w:val="1"/>
+      <w:numFmt w:val="bullet"/>
+      <w:lvlText w:val="o"/>
+      <w:lvlJc w:val="left"/>
+      <w:pPr>
+        <w:tabs>
+          <w:tab w:val="num" w:pos="1440"/>
+        </w:tabs>
+        <w:ind w:left="1440" w:hanging="360"/>
+      </w:pPr>
+      <w:rPr>
+        <w:rFonts w:ascii="Courier New" w:hAnsi="Courier New" w:hint="default"/>
+        <w:sz w:val="20"/>
+      </w:rPr>
+    </w:lvl>
+    <w:lvl w:ilvl="2" w:tentative="1">
+      <w:start w:val="1"/>
+      <w:numFmt w:val="bullet"/>
+      <w:lvlText w:val=""/>
+      <w:lvlJc w:val="left"/>
+      <w:pPr>
+        <w:tabs>
+          <w:tab w:val="num" w:pos="2160"/>
+        </w:tabs>
+        <w:ind w:left="2160" w:hanging="360"/>
+      </w:pPr>
+      <w:rPr>
+        <w:rFonts w:ascii="Wingdings" w:hAnsi="Wingdings" w:hint="default"/>
+        <w:sz w:val="20"/>
+      </w:rPr>
+    </w:lvl>
+    <w:lvl w:ilvl="3" w:tentative="1">
+      <w:start w:val="1"/>
+      <w:numFmt w:val="bullet"/>
+      <w:lvlText w:val=""/>
+      <w:lvlJc w:val="left"/>
+      <w:pPr>
+        <w:tabs>
+          <w:tab w:val="num" w:pos="2880"/>
+        </w:tabs>
+        <w:ind w:left="2880" w:hanging="360"/>
+      </w:pPr>
+      <w:rPr>
+        <w:rFonts w:ascii="Wingdings" w:hAnsi="Wingdings" w:hint="default"/>
+        <w:sz w:val="20"/>
+      </w:rPr>
+    </w:lvl>
+    <w:lvl w:ilvl="4" w:tentative="1">
+      <w:start w:val="1"/>
+      <w:numFmt w:val="bullet"/>
+      <w:lvlText w:val=""/>
+      <w:lvlJc w:val="left"/>
+      <w:pPr>
+        <w:tabs>
+          <w:tab w:val="num" w:pos="3600"/>
+        </w:tabs>
+        <w:ind w:left="3600" w:hanging="360"/>
+      </w:pPr>
+      <w:rPr>
+        <w:rFonts w:ascii="Wingdings" w:hAnsi="Wingdings" w:hint="default"/>
+        <w:sz w:val="20"/>
+      </w:rPr>
+    </w:lvl>
+    <w:lvl w:ilvl="5" w:tentative="1">
+      <w:start w:val="1"/>
+      <w:numFmt w:val="bullet"/>
+      <w:lvlText w:val=""/>
+      <w:lvlJc w:val="left"/>
+      <w:pPr>
+        <w:tabs>
+          <w:tab w:val="num" w:pos="4320"/>
+        </w:tabs>
+        <w:ind w:left="4320" w:hanging="360"/>
+      </w:pPr>
+      <w:rPr>
+        <w:rFonts w:ascii="Wingdings" w:hAnsi="Wingdings" w:hint="default"/>
+        <w:sz w:val="20"/>
+      </w:rPr>
+    </w:lvl>
+    <w:lvl w:ilvl="6" w:tentative="1">
+      <w:start w:val="1"/>
+      <w:numFmt w:val="bullet"/>
+      <w:lvlText w:val=""/>
+      <w:lvlJc w:val="left"/>
+      <w:pPr>
+        <w:tabs>
+          <w:tab w:val="num" w:pos="5040"/>
+        </w:tabs>
+        <w:ind w:left="5040" w:hanging="360"/>
+      </w:pPr>
+      <w:rPr>
+        <w:rFonts w:ascii="Wingdings" w:hAnsi="Wingdings" w:hint="default"/>
+        <w:sz w:val="20"/>
+      </w:rPr>
+    </w:lvl>
+    <w:lvl w:ilvl="7" w:tentative="1">
+      <w:start w:val="1"/>
+      <w:numFmt w:val="bullet"/>
+      <w:lvlText w:val=""/>
+      <w:lvlJc w:val="left"/>
+      <w:pPr>
+        <w:tabs>
+          <w:tab w:val="num" w:pos="5760"/>
+        </w:tabs>
+        <w:ind w:left="5760" w:hanging="360"/>
+      </w:pPr>
+      <w:rPr>
+        <w:rFonts w:ascii="Wingdings" w:hAnsi="Wingdings" w:hint="default"/>
+        <w:sz w:val="20"/>
+      </w:rPr>
+    </w:lvl>
+    <w:lvl w:ilvl="8" w:tentative="1">
+      <w:start w:val="1"/>
+      <w:numFmt w:val="bullet"/>
+      <w:lvlText w:val=""/>
+      <w:lvlJc w:val="left"/>
+      <w:pPr>
+        <w:tabs>
+          <w:tab w:val="num" w:pos="6480"/>
+        </w:tabs>
+        <w:ind w:left="6480" w:hanging="360"/>
+      </w:pPr>
+      <w:rPr>
+        <w:rFonts w:ascii="Wingdings" w:hAnsi="Wingdings" w:hint="default"/>
+        <w:sz w:val="20"/>
+      </w:rPr>
+    </w:lvl>
+  </w:abstractNum>
+  <w:abstractNum w:abstractNumId="24" w15:restartNumberingAfterBreak="0">
+    <w:nsid w:val="596709F8"/>
+    <w:multiLevelType w:val="multilevel"/>
+    <w:tmpl w:val="2A567B02"/>
+    <w:lvl w:ilvl="0">
+      <w:start w:val="1"/>
+      <w:numFmt w:val="bullet"/>
+      <w:lvlText w:val=""/>
+      <w:lvlJc w:val="left"/>
+      <w:pPr>
+        <w:tabs>
+          <w:tab w:val="num" w:pos="720"/>
+        </w:tabs>
+        <w:ind w:left="720" w:hanging="360"/>
+      </w:pPr>
+      <w:rPr>
+        <w:rFonts w:ascii="Symbol" w:hAnsi="Symbol" w:hint="default"/>
+        <w:sz w:val="20"/>
+      </w:rPr>
+    </w:lvl>
+    <w:lvl w:ilvl="1" w:tentative="1">
+      <w:start w:val="1"/>
+      <w:numFmt w:val="bullet"/>
+      <w:lvlText w:val="o"/>
+      <w:lvlJc w:val="left"/>
+      <w:pPr>
+        <w:tabs>
+          <w:tab w:val="num" w:pos="1440"/>
+        </w:tabs>
+        <w:ind w:left="1440" w:hanging="360"/>
+      </w:pPr>
+      <w:rPr>
+        <w:rFonts w:ascii="Courier New" w:hAnsi="Courier New" w:hint="default"/>
+        <w:sz w:val="20"/>
+      </w:rPr>
+    </w:lvl>
+    <w:lvl w:ilvl="2" w:tentative="1">
+      <w:start w:val="1"/>
+      <w:numFmt w:val="bullet"/>
+      <w:lvlText w:val=""/>
+      <w:lvlJc w:val="left"/>
+      <w:pPr>
+        <w:tabs>
+          <w:tab w:val="num" w:pos="2160"/>
+        </w:tabs>
+        <w:ind w:left="2160" w:hanging="360"/>
+      </w:pPr>
+      <w:rPr>
+        <w:rFonts w:ascii="Wingdings" w:hAnsi="Wingdings" w:hint="default"/>
+        <w:sz w:val="20"/>
+      </w:rPr>
+    </w:lvl>
+    <w:lvl w:ilvl="3" w:tentative="1">
+      <w:start w:val="1"/>
+      <w:numFmt w:val="bullet"/>
+      <w:lvlText w:val=""/>
+      <w:lvlJc w:val="left"/>
+      <w:pPr>
+        <w:tabs>
+          <w:tab w:val="num" w:pos="2880"/>
+        </w:tabs>
+        <w:ind w:left="2880" w:hanging="360"/>
+      </w:pPr>
+      <w:rPr>
+        <w:rFonts w:ascii="Wingdings" w:hAnsi="Wingdings" w:hint="default"/>
+        <w:sz w:val="20"/>
+      </w:rPr>
+    </w:lvl>
+    <w:lvl w:ilvl="4" w:tentative="1">
+      <w:start w:val="1"/>
+      <w:numFmt w:val="bullet"/>
+      <w:lvlText w:val=""/>
+      <w:lvlJc w:val="left"/>
+      <w:pPr>
+        <w:tabs>
+          <w:tab w:val="num" w:pos="3600"/>
+        </w:tabs>
+        <w:ind w:left="3600" w:hanging="360"/>
+      </w:pPr>
+      <w:rPr>
+        <w:rFonts w:ascii="Wingdings" w:hAnsi="Wingdings" w:hint="default"/>
+        <w:sz w:val="20"/>
+      </w:rPr>
+    </w:lvl>
+    <w:lvl w:ilvl="5" w:tentative="1">
+      <w:start w:val="1"/>
+      <w:numFmt w:val="bullet"/>
+      <w:lvlText w:val=""/>
+      <w:lvlJc w:val="left"/>
+      <w:pPr>
+        <w:tabs>
+          <w:tab w:val="num" w:pos="4320"/>
+        </w:tabs>
+        <w:ind w:left="4320" w:hanging="360"/>
+      </w:pPr>
+      <w:rPr>
+        <w:rFonts w:ascii="Wingdings" w:hAnsi="Wingdings" w:hint="default"/>
+        <w:sz w:val="20"/>
+      </w:rPr>
+    </w:lvl>
+    <w:lvl w:ilvl="6" w:tentative="1">
+      <w:start w:val="1"/>
+      <w:numFmt w:val="bullet"/>
+      <w:lvlText w:val=""/>
+      <w:lvlJc w:val="left"/>
+      <w:pPr>
+        <w:tabs>
+          <w:tab w:val="num" w:pos="5040"/>
+        </w:tabs>
+        <w:ind w:left="5040" w:hanging="360"/>
+      </w:pPr>
+      <w:rPr>
+        <w:rFonts w:ascii="Wingdings" w:hAnsi="Wingdings" w:hint="default"/>
+        <w:sz w:val="20"/>
+      </w:rPr>
+    </w:lvl>
+    <w:lvl w:ilvl="7" w:tentative="1">
+      <w:start w:val="1"/>
+      <w:numFmt w:val="bullet"/>
+      <w:lvlText w:val=""/>
+      <w:lvlJc w:val="left"/>
+      <w:pPr>
+        <w:tabs>
+          <w:tab w:val="num" w:pos="5760"/>
+        </w:tabs>
+        <w:ind w:left="5760" w:hanging="360"/>
+      </w:pPr>
+      <w:rPr>
+        <w:rFonts w:ascii="Wingdings" w:hAnsi="Wingdings" w:hint="default"/>
+        <w:sz w:val="20"/>
+      </w:rPr>
+    </w:lvl>
+    <w:lvl w:ilvl="8" w:tentative="1">
+      <w:start w:val="1"/>
+      <w:numFmt w:val="bullet"/>
+      <w:lvlText w:val=""/>
+      <w:lvlJc w:val="left"/>
+      <w:pPr>
+        <w:tabs>
+          <w:tab w:val="num" w:pos="6480"/>
+        </w:tabs>
+        <w:ind w:left="6480" w:hanging="360"/>
+      </w:pPr>
+      <w:rPr>
+        <w:rFonts w:ascii="Wingdings" w:hAnsi="Wingdings" w:hint="default"/>
+        <w:sz w:val="20"/>
+      </w:rPr>
+    </w:lvl>
+  </w:abstractNum>
+  <w:abstractNum w:abstractNumId="25" w15:restartNumberingAfterBreak="0">
+    <w:nsid w:val="61694E0F"/>
+    <w:multiLevelType w:val="multilevel"/>
+    <w:tmpl w:val="9B101BDC"/>
+    <w:lvl w:ilvl="0">
+      <w:start w:val="1"/>
+      <w:numFmt w:val="bullet"/>
+      <w:lvlText w:val=""/>
+      <w:lvlJc w:val="left"/>
+      <w:pPr>
+        <w:tabs>
+          <w:tab w:val="num" w:pos="720"/>
+        </w:tabs>
+        <w:ind w:left="720" w:hanging="360"/>
+      </w:pPr>
+      <w:rPr>
+        <w:rFonts w:ascii="Symbol" w:hAnsi="Symbol" w:hint="default"/>
+        <w:sz w:val="20"/>
+      </w:rPr>
+    </w:lvl>
+    <w:lvl w:ilvl="1" w:tentative="1">
+      <w:start w:val="1"/>
+      <w:numFmt w:val="bullet"/>
+      <w:lvlText w:val="o"/>
+      <w:lvlJc w:val="left"/>
+      <w:pPr>
+        <w:tabs>
+          <w:tab w:val="num" w:pos="1440"/>
+        </w:tabs>
+        <w:ind w:left="1440" w:hanging="360"/>
+      </w:pPr>
+      <w:rPr>
+        <w:rFonts w:ascii="Courier New" w:hAnsi="Courier New" w:hint="default"/>
+        <w:sz w:val="20"/>
+      </w:rPr>
+    </w:lvl>
+    <w:lvl w:ilvl="2" w:tentative="1">
+      <w:start w:val="1"/>
+      <w:numFmt w:val="bullet"/>
+      <w:lvlText w:val=""/>
+      <w:lvlJc w:val="left"/>
+      <w:pPr>
+        <w:tabs>
+          <w:tab w:val="num" w:pos="2160"/>
+        </w:tabs>
+        <w:ind w:left="2160" w:hanging="360"/>
+      </w:pPr>
+      <w:rPr>
+        <w:rFonts w:ascii="Wingdings" w:hAnsi="Wingdings" w:hint="default"/>
+        <w:sz w:val="20"/>
+      </w:rPr>
+    </w:lvl>
+    <w:lvl w:ilvl="3" w:tentative="1">
+      <w:start w:val="1"/>
+      <w:numFmt w:val="bullet"/>
+      <w:lvlText w:val=""/>
+      <w:lvlJc w:val="left"/>
+      <w:pPr>
+        <w:tabs>
+          <w:tab w:val="num" w:pos="2880"/>
+        </w:tabs>
+        <w:ind w:left="2880" w:hanging="360"/>
+      </w:pPr>
+      <w:rPr>
+        <w:rFonts w:ascii="Wingdings" w:hAnsi="Wingdings" w:hint="default"/>
+        <w:sz w:val="20"/>
+      </w:rPr>
+    </w:lvl>
+    <w:lvl w:ilvl="4" w:tentative="1">
+      <w:start w:val="1"/>
+      <w:numFmt w:val="bullet"/>
+      <w:lvlText w:val=""/>
+      <w:lvlJc w:val="left"/>
+      <w:pPr>
+        <w:tabs>
+          <w:tab w:val="num" w:pos="3600"/>
+        </w:tabs>
+        <w:ind w:left="3600" w:hanging="360"/>
+      </w:pPr>
+      <w:rPr>
+        <w:rFonts w:ascii="Wingdings" w:hAnsi="Wingdings" w:hint="default"/>
+        <w:sz w:val="20"/>
+      </w:rPr>
+    </w:lvl>
+    <w:lvl w:ilvl="5" w:tentative="1">
+      <w:start w:val="1"/>
+      <w:numFmt w:val="bullet"/>
+      <w:lvlText w:val=""/>
+      <w:lvlJc w:val="left"/>
+      <w:pPr>
+        <w:tabs>
+          <w:tab w:val="num" w:pos="4320"/>
+        </w:tabs>
+        <w:ind w:left="4320" w:hanging="360"/>
+      </w:pPr>
+      <w:rPr>
+        <w:rFonts w:ascii="Wingdings" w:hAnsi="Wingdings" w:hint="default"/>
+        <w:sz w:val="20"/>
+      </w:rPr>
+    </w:lvl>
+    <w:lvl w:ilvl="6" w:tentative="1">
+      <w:start w:val="1"/>
+      <w:numFmt w:val="bullet"/>
+      <w:lvlText w:val=""/>
+      <w:lvlJc w:val="left"/>
+      <w:pPr>
+        <w:tabs>
+          <w:tab w:val="num" w:pos="5040"/>
+        </w:tabs>
+        <w:ind w:left="5040" w:hanging="360"/>
+      </w:pPr>
+      <w:rPr>
+        <w:rFonts w:ascii="Wingdings" w:hAnsi="Wingdings" w:hint="default"/>
+        <w:sz w:val="20"/>
+      </w:rPr>
+    </w:lvl>
+    <w:lvl w:ilvl="7" w:tentative="1">
+      <w:start w:val="1"/>
+      <w:numFmt w:val="bullet"/>
+      <w:lvlText w:val=""/>
+      <w:lvlJc w:val="left"/>
+      <w:pPr>
+        <w:tabs>
+          <w:tab w:val="num" w:pos="5760"/>
+        </w:tabs>
+        <w:ind w:left="5760" w:hanging="360"/>
+      </w:pPr>
+      <w:rPr>
+        <w:rFonts w:ascii="Wingdings" w:hAnsi="Wingdings" w:hint="default"/>
+        <w:sz w:val="20"/>
+      </w:rPr>
+    </w:lvl>
+    <w:lvl w:ilvl="8" w:tentative="1">
+      <w:start w:val="1"/>
+      <w:numFmt w:val="bullet"/>
+      <w:lvlText w:val=""/>
+      <w:lvlJc w:val="left"/>
+      <w:pPr>
+        <w:tabs>
+          <w:tab w:val="num" w:pos="6480"/>
+        </w:tabs>
+        <w:ind w:left="6480" w:hanging="360"/>
+      </w:pPr>
+      <w:rPr>
+        <w:rFonts w:ascii="Wingdings" w:hAnsi="Wingdings" w:hint="default"/>
+        <w:sz w:val="20"/>
+      </w:rPr>
+    </w:lvl>
+  </w:abstractNum>
+  <w:abstractNum w:abstractNumId="26" w15:restartNumberingAfterBreak="0">
+    <w:nsid w:val="63661958"/>
+    <w:multiLevelType w:val="multilevel"/>
+    <w:tmpl w:val="EFDECAAC"/>
+    <w:lvl w:ilvl="0">
+      <w:start w:val="1"/>
+      <w:numFmt w:val="bullet"/>
+      <w:lvlText w:val=""/>
+      <w:lvlJc w:val="left"/>
+      <w:pPr>
+        <w:tabs>
+          <w:tab w:val="num" w:pos="720"/>
+        </w:tabs>
+        <w:ind w:left="720" w:hanging="360"/>
+      </w:pPr>
+      <w:rPr>
+        <w:rFonts w:ascii="Symbol" w:hAnsi="Symbol" w:hint="default"/>
+        <w:sz w:val="20"/>
+      </w:rPr>
+    </w:lvl>
+    <w:lvl w:ilvl="1" w:tentative="1">
+      <w:start w:val="1"/>
+      <w:numFmt w:val="bullet"/>
+      <w:lvlText w:val="o"/>
+      <w:lvlJc w:val="left"/>
+      <w:pPr>
+        <w:tabs>
+          <w:tab w:val="num" w:pos="1440"/>
+        </w:tabs>
+        <w:ind w:left="1440" w:hanging="360"/>
+      </w:pPr>
+      <w:rPr>
+        <w:rFonts w:ascii="Courier New" w:hAnsi="Courier New" w:hint="default"/>
+        <w:sz w:val="20"/>
+      </w:rPr>
+    </w:lvl>
+    <w:lvl w:ilvl="2" w:tentative="1">
+      <w:start w:val="1"/>
+      <w:numFmt w:val="bullet"/>
+      <w:lvlText w:val=""/>
+      <w:lvlJc w:val="left"/>
+      <w:pPr>
+        <w:tabs>
+          <w:tab w:val="num" w:pos="2160"/>
+        </w:tabs>
+        <w:ind w:left="2160" w:hanging="360"/>
+      </w:pPr>
+      <w:rPr>
+        <w:rFonts w:ascii="Wingdings" w:hAnsi="Wingdings" w:hint="default"/>
+        <w:sz w:val="20"/>
+      </w:rPr>
+    </w:lvl>
+    <w:lvl w:ilvl="3" w:tentative="1">
+      <w:start w:val="1"/>
+      <w:numFmt w:val="bullet"/>
+      <w:lvlText w:val=""/>
+      <w:lvlJc w:val="left"/>
+      <w:pPr>
+        <w:tabs>
+          <w:tab w:val="num" w:pos="2880"/>
+        </w:tabs>
+        <w:ind w:left="2880" w:hanging="360"/>
+      </w:pPr>
+      <w:rPr>
+        <w:rFonts w:ascii="Wingdings" w:hAnsi="Wingdings" w:hint="default"/>
+        <w:sz w:val="20"/>
+      </w:rPr>
+    </w:lvl>
+    <w:lvl w:ilvl="4" w:tentative="1">
+      <w:start w:val="1"/>
+      <w:numFmt w:val="bullet"/>
+      <w:lvlText w:val=""/>
+      <w:lvlJc w:val="left"/>
+      <w:pPr>
+        <w:tabs>
+          <w:tab w:val="num" w:pos="3600"/>
+        </w:tabs>
+        <w:ind w:left="3600" w:hanging="360"/>
+      </w:pPr>
+      <w:rPr>
+        <w:rFonts w:ascii="Wingdings" w:hAnsi="Wingdings" w:hint="default"/>
+        <w:sz w:val="20"/>
+      </w:rPr>
+    </w:lvl>
+    <w:lvl w:ilvl="5" w:tentative="1">
+      <w:start w:val="1"/>
+      <w:numFmt w:val="bullet"/>
+      <w:lvlText w:val=""/>
+      <w:lvlJc w:val="left"/>
+      <w:pPr>
+        <w:tabs>
+          <w:tab w:val="num" w:pos="4320"/>
+        </w:tabs>
+        <w:ind w:left="4320" w:hanging="360"/>
+      </w:pPr>
+      <w:rPr>
+        <w:rFonts w:ascii="Wingdings" w:hAnsi="Wingdings" w:hint="default"/>
+        <w:sz w:val="20"/>
+      </w:rPr>
+    </w:lvl>
+    <w:lvl w:ilvl="6" w:tentative="1">
+      <w:start w:val="1"/>
+      <w:numFmt w:val="bullet"/>
+      <w:lvlText w:val=""/>
+      <w:lvlJc w:val="left"/>
+      <w:pPr>
+        <w:tabs>
+          <w:tab w:val="num" w:pos="5040"/>
+        </w:tabs>
+        <w:ind w:left="5040" w:hanging="360"/>
+      </w:pPr>
+      <w:rPr>
+        <w:rFonts w:ascii="Wingdings" w:hAnsi="Wingdings" w:hint="default"/>
+        <w:sz w:val="20"/>
+      </w:rPr>
+    </w:lvl>
+    <w:lvl w:ilvl="7" w:tentative="1">
+      <w:start w:val="1"/>
+      <w:numFmt w:val="bullet"/>
+      <w:lvlText w:val=""/>
+      <w:lvlJc w:val="left"/>
+      <w:pPr>
+        <w:tabs>
+          <w:tab w:val="num" w:pos="5760"/>
+        </w:tabs>
+        <w:ind w:left="5760" w:hanging="360"/>
+      </w:pPr>
+      <w:rPr>
+        <w:rFonts w:ascii="Wingdings" w:hAnsi="Wingdings" w:hint="default"/>
+        <w:sz w:val="20"/>
+      </w:rPr>
+    </w:lvl>
+    <w:lvl w:ilvl="8" w:tentative="1">
+      <w:start w:val="1"/>
+      <w:numFmt w:val="bullet"/>
+      <w:lvlText w:val=""/>
+      <w:lvlJc w:val="left"/>
+      <w:pPr>
+        <w:tabs>
+          <w:tab w:val="num" w:pos="6480"/>
+        </w:tabs>
+        <w:ind w:left="6480" w:hanging="360"/>
+      </w:pPr>
+      <w:rPr>
+        <w:rFonts w:ascii="Wingdings" w:hAnsi="Wingdings" w:hint="default"/>
+        <w:sz w:val="20"/>
+      </w:rPr>
+    </w:lvl>
+  </w:abstractNum>
+  <w:abstractNum w:abstractNumId="27" w15:restartNumberingAfterBreak="0">
+    <w:nsid w:val="64A26655"/>
+    <w:multiLevelType w:val="multilevel"/>
+    <w:tmpl w:val="2F66ADAC"/>
+    <w:lvl w:ilvl="0">
+      <w:start w:val="1"/>
+      <w:numFmt w:val="bullet"/>
+      <w:lvlText w:val=""/>
+      <w:lvlJc w:val="left"/>
+      <w:pPr>
+        <w:tabs>
+          <w:tab w:val="num" w:pos="720"/>
+        </w:tabs>
+        <w:ind w:left="720" w:hanging="360"/>
+      </w:pPr>
+      <w:rPr>
+        <w:rFonts w:ascii="Symbol" w:hAnsi="Symbol" w:hint="default"/>
+        <w:sz w:val="20"/>
+      </w:rPr>
+    </w:lvl>
+    <w:lvl w:ilvl="1" w:tentative="1">
+      <w:start w:val="1"/>
+      <w:numFmt w:val="bullet"/>
+      <w:lvlText w:val="o"/>
+      <w:lvlJc w:val="left"/>
+      <w:pPr>
+        <w:tabs>
+          <w:tab w:val="num" w:pos="1440"/>
+        </w:tabs>
+        <w:ind w:left="1440" w:hanging="360"/>
+      </w:pPr>
+      <w:rPr>
+        <w:rFonts w:ascii="Courier New" w:hAnsi="Courier New" w:hint="default"/>
+        <w:sz w:val="20"/>
+      </w:rPr>
+    </w:lvl>
+    <w:lvl w:ilvl="2" w:tentative="1">
+      <w:start w:val="1"/>
+      <w:numFmt w:val="bullet"/>
+      <w:lvlText w:val=""/>
+      <w:lvlJc w:val="left"/>
+      <w:pPr>
+        <w:tabs>
+          <w:tab w:val="num" w:pos="2160"/>
+        </w:tabs>
+        <w:ind w:left="2160" w:hanging="360"/>
+      </w:pPr>
+      <w:rPr>
+        <w:rFonts w:ascii="Wingdings" w:hAnsi="Wingdings" w:hint="default"/>
+        <w:sz w:val="20"/>
+      </w:rPr>
+    </w:lvl>
+    <w:lvl w:ilvl="3" w:tentative="1">
+      <w:start w:val="1"/>
+      <w:numFmt w:val="bullet"/>
+      <w:lvlText w:val=""/>
+      <w:lvlJc w:val="left"/>
+      <w:pPr>
+        <w:tabs>
+          <w:tab w:val="num" w:pos="2880"/>
+        </w:tabs>
+        <w:ind w:left="2880" w:hanging="360"/>
+      </w:pPr>
+      <w:rPr>
+        <w:rFonts w:ascii="Wingdings" w:hAnsi="Wingdings" w:hint="default"/>
+        <w:sz w:val="20"/>
+      </w:rPr>
+    </w:lvl>
+    <w:lvl w:ilvl="4" w:tentative="1">
+      <w:start w:val="1"/>
+      <w:numFmt w:val="bullet"/>
+      <w:lvlText w:val=""/>
+      <w:lvlJc w:val="left"/>
+      <w:pPr>
+        <w:tabs>
+          <w:tab w:val="num" w:pos="3600"/>
+        </w:tabs>
+        <w:ind w:left="3600" w:hanging="360"/>
+      </w:pPr>
+      <w:rPr>
+        <w:rFonts w:ascii="Wingdings" w:hAnsi="Wingdings" w:hint="default"/>
+        <w:sz w:val="20"/>
+      </w:rPr>
+    </w:lvl>
+    <w:lvl w:ilvl="5" w:tentative="1">
+      <w:start w:val="1"/>
+      <w:numFmt w:val="bullet"/>
+      <w:lvlText w:val=""/>
+      <w:lvlJc w:val="left"/>
+      <w:pPr>
+        <w:tabs>
+          <w:tab w:val="num" w:pos="4320"/>
+        </w:tabs>
+        <w:ind w:left="4320" w:hanging="360"/>
+      </w:pPr>
+      <w:rPr>
+        <w:rFonts w:ascii="Wingdings" w:hAnsi="Wingdings" w:hint="default"/>
+        <w:sz w:val="20"/>
+      </w:rPr>
+    </w:lvl>
+    <w:lvl w:ilvl="6" w:tentative="1">
+      <w:start w:val="1"/>
+      <w:numFmt w:val="bullet"/>
+      <w:lvlText w:val=""/>
+      <w:lvlJc w:val="left"/>
+      <w:pPr>
+        <w:tabs>
+          <w:tab w:val="num" w:pos="5040"/>
+        </w:tabs>
+        <w:ind w:left="5040" w:hanging="360"/>
+      </w:pPr>
+      <w:rPr>
+        <w:rFonts w:ascii="Wingdings" w:hAnsi="Wingdings" w:hint="default"/>
+        <w:sz w:val="20"/>
+      </w:rPr>
+    </w:lvl>
+    <w:lvl w:ilvl="7" w:tentative="1">
+      <w:start w:val="1"/>
+      <w:numFmt w:val="bullet"/>
+      <w:lvlText w:val=""/>
+      <w:lvlJc w:val="left"/>
+      <w:pPr>
+        <w:tabs>
+          <w:tab w:val="num" w:pos="5760"/>
+        </w:tabs>
+        <w:ind w:left="5760" w:hanging="360"/>
+      </w:pPr>
+      <w:rPr>
+        <w:rFonts w:ascii="Wingdings" w:hAnsi="Wingdings" w:hint="default"/>
+        <w:sz w:val="20"/>
+      </w:rPr>
+    </w:lvl>
+    <w:lvl w:ilvl="8" w:tentative="1">
+      <w:start w:val="1"/>
+      <w:numFmt w:val="bullet"/>
+      <w:lvlText w:val=""/>
+      <w:lvlJc w:val="left"/>
+      <w:pPr>
+        <w:tabs>
+          <w:tab w:val="num" w:pos="6480"/>
+        </w:tabs>
+        <w:ind w:left="6480" w:hanging="360"/>
+      </w:pPr>
+      <w:rPr>
+        <w:rFonts w:ascii="Wingdings" w:hAnsi="Wingdings" w:hint="default"/>
+        <w:sz w:val="20"/>
+      </w:rPr>
+    </w:lvl>
+  </w:abstractNum>
+  <w:abstractNum w:abstractNumId="28" w15:restartNumberingAfterBreak="0">
     <w:nsid w:val="66593E18"/>
     <w:multiLevelType w:val="multilevel"/>
     <w:tmpl w:val="AC9C6540"/>
@@ -1608,17 +7661,548 @@
       </w:rPr>
     </w:lvl>
   </w:abstractNum>
+  <w:abstractNum w:abstractNumId="29" w15:restartNumberingAfterBreak="0">
+    <w:nsid w:val="70454E17"/>
+    <w:multiLevelType w:val="multilevel"/>
+    <w:tmpl w:val="38F20CCE"/>
+    <w:lvl w:ilvl="0">
+      <w:start w:val="1"/>
+      <w:numFmt w:val="bullet"/>
+      <w:lvlText w:val=""/>
+      <w:lvlJc w:val="left"/>
+      <w:pPr>
+        <w:tabs>
+          <w:tab w:val="num" w:pos="720"/>
+        </w:tabs>
+        <w:ind w:left="720" w:hanging="360"/>
+      </w:pPr>
+      <w:rPr>
+        <w:rFonts w:ascii="Symbol" w:hAnsi="Symbol" w:hint="default"/>
+        <w:sz w:val="20"/>
+      </w:rPr>
+    </w:lvl>
+    <w:lvl w:ilvl="1" w:tentative="1">
+      <w:start w:val="1"/>
+      <w:numFmt w:val="bullet"/>
+      <w:lvlText w:val="o"/>
+      <w:lvlJc w:val="left"/>
+      <w:pPr>
+        <w:tabs>
+          <w:tab w:val="num" w:pos="1440"/>
+        </w:tabs>
+        <w:ind w:left="1440" w:hanging="360"/>
+      </w:pPr>
+      <w:rPr>
+        <w:rFonts w:ascii="Courier New" w:hAnsi="Courier New" w:hint="default"/>
+        <w:sz w:val="20"/>
+      </w:rPr>
+    </w:lvl>
+    <w:lvl w:ilvl="2" w:tentative="1">
+      <w:start w:val="1"/>
+      <w:numFmt w:val="bullet"/>
+      <w:lvlText w:val=""/>
+      <w:lvlJc w:val="left"/>
+      <w:pPr>
+        <w:tabs>
+          <w:tab w:val="num" w:pos="2160"/>
+        </w:tabs>
+        <w:ind w:left="2160" w:hanging="360"/>
+      </w:pPr>
+      <w:rPr>
+        <w:rFonts w:ascii="Wingdings" w:hAnsi="Wingdings" w:hint="default"/>
+        <w:sz w:val="20"/>
+      </w:rPr>
+    </w:lvl>
+    <w:lvl w:ilvl="3" w:tentative="1">
+      <w:start w:val="1"/>
+      <w:numFmt w:val="bullet"/>
+      <w:lvlText w:val=""/>
+      <w:lvlJc w:val="left"/>
+      <w:pPr>
+        <w:tabs>
+          <w:tab w:val="num" w:pos="2880"/>
+        </w:tabs>
+        <w:ind w:left="2880" w:hanging="360"/>
+      </w:pPr>
+      <w:rPr>
+        <w:rFonts w:ascii="Wingdings" w:hAnsi="Wingdings" w:hint="default"/>
+        <w:sz w:val="20"/>
+      </w:rPr>
+    </w:lvl>
+    <w:lvl w:ilvl="4" w:tentative="1">
+      <w:start w:val="1"/>
+      <w:numFmt w:val="bullet"/>
+      <w:lvlText w:val=""/>
+      <w:lvlJc w:val="left"/>
+      <w:pPr>
+        <w:tabs>
+          <w:tab w:val="num" w:pos="3600"/>
+        </w:tabs>
+        <w:ind w:left="3600" w:hanging="360"/>
+      </w:pPr>
+      <w:rPr>
+        <w:rFonts w:ascii="Wingdings" w:hAnsi="Wingdings" w:hint="default"/>
+        <w:sz w:val="20"/>
+      </w:rPr>
+    </w:lvl>
+    <w:lvl w:ilvl="5" w:tentative="1">
+      <w:start w:val="1"/>
+      <w:numFmt w:val="bullet"/>
+      <w:lvlText w:val=""/>
+      <w:lvlJc w:val="left"/>
+      <w:pPr>
+        <w:tabs>
+          <w:tab w:val="num" w:pos="4320"/>
+        </w:tabs>
+        <w:ind w:left="4320" w:hanging="360"/>
+      </w:pPr>
+      <w:rPr>
+        <w:rFonts w:ascii="Wingdings" w:hAnsi="Wingdings" w:hint="default"/>
+        <w:sz w:val="20"/>
+      </w:rPr>
+    </w:lvl>
+    <w:lvl w:ilvl="6" w:tentative="1">
+      <w:start w:val="1"/>
+      <w:numFmt w:val="bullet"/>
+      <w:lvlText w:val=""/>
+      <w:lvlJc w:val="left"/>
+      <w:pPr>
+        <w:tabs>
+          <w:tab w:val="num" w:pos="5040"/>
+        </w:tabs>
+        <w:ind w:left="5040" w:hanging="360"/>
+      </w:pPr>
+      <w:rPr>
+        <w:rFonts w:ascii="Wingdings" w:hAnsi="Wingdings" w:hint="default"/>
+        <w:sz w:val="20"/>
+      </w:rPr>
+    </w:lvl>
+    <w:lvl w:ilvl="7" w:tentative="1">
+      <w:start w:val="1"/>
+      <w:numFmt w:val="bullet"/>
+      <w:lvlText w:val=""/>
+      <w:lvlJc w:val="left"/>
+      <w:pPr>
+        <w:tabs>
+          <w:tab w:val="num" w:pos="5760"/>
+        </w:tabs>
+        <w:ind w:left="5760" w:hanging="360"/>
+      </w:pPr>
+      <w:rPr>
+        <w:rFonts w:ascii="Wingdings" w:hAnsi="Wingdings" w:hint="default"/>
+        <w:sz w:val="20"/>
+      </w:rPr>
+    </w:lvl>
+    <w:lvl w:ilvl="8" w:tentative="1">
+      <w:start w:val="1"/>
+      <w:numFmt w:val="bullet"/>
+      <w:lvlText w:val=""/>
+      <w:lvlJc w:val="left"/>
+      <w:pPr>
+        <w:tabs>
+          <w:tab w:val="num" w:pos="6480"/>
+        </w:tabs>
+        <w:ind w:left="6480" w:hanging="360"/>
+      </w:pPr>
+      <w:rPr>
+        <w:rFonts w:ascii="Wingdings" w:hAnsi="Wingdings" w:hint="default"/>
+        <w:sz w:val="20"/>
+      </w:rPr>
+    </w:lvl>
+  </w:abstractNum>
+  <w:abstractNum w:abstractNumId="30" w15:restartNumberingAfterBreak="0">
+    <w:nsid w:val="7C8257E1"/>
+    <w:multiLevelType w:val="multilevel"/>
+    <w:tmpl w:val="554E024A"/>
+    <w:lvl w:ilvl="0">
+      <w:start w:val="1"/>
+      <w:numFmt w:val="bullet"/>
+      <w:lvlText w:val=""/>
+      <w:lvlJc w:val="left"/>
+      <w:pPr>
+        <w:tabs>
+          <w:tab w:val="num" w:pos="720"/>
+        </w:tabs>
+        <w:ind w:left="720" w:hanging="360"/>
+      </w:pPr>
+      <w:rPr>
+        <w:rFonts w:ascii="Symbol" w:hAnsi="Symbol" w:hint="default"/>
+        <w:sz w:val="20"/>
+      </w:rPr>
+    </w:lvl>
+    <w:lvl w:ilvl="1" w:tentative="1">
+      <w:start w:val="1"/>
+      <w:numFmt w:val="bullet"/>
+      <w:lvlText w:val="o"/>
+      <w:lvlJc w:val="left"/>
+      <w:pPr>
+        <w:tabs>
+          <w:tab w:val="num" w:pos="1440"/>
+        </w:tabs>
+        <w:ind w:left="1440" w:hanging="360"/>
+      </w:pPr>
+      <w:rPr>
+        <w:rFonts w:ascii="Courier New" w:hAnsi="Courier New" w:hint="default"/>
+        <w:sz w:val="20"/>
+      </w:rPr>
+    </w:lvl>
+    <w:lvl w:ilvl="2" w:tentative="1">
+      <w:start w:val="1"/>
+      <w:numFmt w:val="bullet"/>
+      <w:lvlText w:val=""/>
+      <w:lvlJc w:val="left"/>
+      <w:pPr>
+        <w:tabs>
+          <w:tab w:val="num" w:pos="2160"/>
+        </w:tabs>
+        <w:ind w:left="2160" w:hanging="360"/>
+      </w:pPr>
+      <w:rPr>
+        <w:rFonts w:ascii="Wingdings" w:hAnsi="Wingdings" w:hint="default"/>
+        <w:sz w:val="20"/>
+      </w:rPr>
+    </w:lvl>
+    <w:lvl w:ilvl="3" w:tentative="1">
+      <w:start w:val="1"/>
+      <w:numFmt w:val="bullet"/>
+      <w:lvlText w:val=""/>
+      <w:lvlJc w:val="left"/>
+      <w:pPr>
+        <w:tabs>
+          <w:tab w:val="num" w:pos="2880"/>
+        </w:tabs>
+        <w:ind w:left="2880" w:hanging="360"/>
+      </w:pPr>
+      <w:rPr>
+        <w:rFonts w:ascii="Wingdings" w:hAnsi="Wingdings" w:hint="default"/>
+        <w:sz w:val="20"/>
+      </w:rPr>
+    </w:lvl>
+    <w:lvl w:ilvl="4" w:tentative="1">
+      <w:start w:val="1"/>
+      <w:numFmt w:val="bullet"/>
+      <w:lvlText w:val=""/>
+      <w:lvlJc w:val="left"/>
+      <w:pPr>
+        <w:tabs>
+          <w:tab w:val="num" w:pos="3600"/>
+        </w:tabs>
+        <w:ind w:left="3600" w:hanging="360"/>
+      </w:pPr>
+      <w:rPr>
+        <w:rFonts w:ascii="Wingdings" w:hAnsi="Wingdings" w:hint="default"/>
+        <w:sz w:val="20"/>
+      </w:rPr>
+    </w:lvl>
+    <w:lvl w:ilvl="5" w:tentative="1">
+      <w:start w:val="1"/>
+      <w:numFmt w:val="bullet"/>
+      <w:lvlText w:val=""/>
+      <w:lvlJc w:val="left"/>
+      <w:pPr>
+        <w:tabs>
+          <w:tab w:val="num" w:pos="4320"/>
+        </w:tabs>
+        <w:ind w:left="4320" w:hanging="360"/>
+      </w:pPr>
+      <w:rPr>
+        <w:rFonts w:ascii="Wingdings" w:hAnsi="Wingdings" w:hint="default"/>
+        <w:sz w:val="20"/>
+      </w:rPr>
+    </w:lvl>
+    <w:lvl w:ilvl="6" w:tentative="1">
+      <w:start w:val="1"/>
+      <w:numFmt w:val="bullet"/>
+      <w:lvlText w:val=""/>
+      <w:lvlJc w:val="left"/>
+      <w:pPr>
+        <w:tabs>
+          <w:tab w:val="num" w:pos="5040"/>
+        </w:tabs>
+        <w:ind w:left="5040" w:hanging="360"/>
+      </w:pPr>
+      <w:rPr>
+        <w:rFonts w:ascii="Wingdings" w:hAnsi="Wingdings" w:hint="default"/>
+        <w:sz w:val="20"/>
+      </w:rPr>
+    </w:lvl>
+    <w:lvl w:ilvl="7" w:tentative="1">
+      <w:start w:val="1"/>
+      <w:numFmt w:val="bullet"/>
+      <w:lvlText w:val=""/>
+      <w:lvlJc w:val="left"/>
+      <w:pPr>
+        <w:tabs>
+          <w:tab w:val="num" w:pos="5760"/>
+        </w:tabs>
+        <w:ind w:left="5760" w:hanging="360"/>
+      </w:pPr>
+      <w:rPr>
+        <w:rFonts w:ascii="Wingdings" w:hAnsi="Wingdings" w:hint="default"/>
+        <w:sz w:val="20"/>
+      </w:rPr>
+    </w:lvl>
+    <w:lvl w:ilvl="8" w:tentative="1">
+      <w:start w:val="1"/>
+      <w:numFmt w:val="bullet"/>
+      <w:lvlText w:val=""/>
+      <w:lvlJc w:val="left"/>
+      <w:pPr>
+        <w:tabs>
+          <w:tab w:val="num" w:pos="6480"/>
+        </w:tabs>
+        <w:ind w:left="6480" w:hanging="360"/>
+      </w:pPr>
+      <w:rPr>
+        <w:rFonts w:ascii="Wingdings" w:hAnsi="Wingdings" w:hint="default"/>
+        <w:sz w:val="20"/>
+      </w:rPr>
+    </w:lvl>
+  </w:abstractNum>
+  <w:abstractNum w:abstractNumId="31" w15:restartNumberingAfterBreak="0">
+    <w:nsid w:val="7E392B25"/>
+    <w:multiLevelType w:val="multilevel"/>
+    <w:tmpl w:val="BCF0DA34"/>
+    <w:lvl w:ilvl="0">
+      <w:start w:val="1"/>
+      <w:numFmt w:val="bullet"/>
+      <w:lvlText w:val=""/>
+      <w:lvlJc w:val="left"/>
+      <w:pPr>
+        <w:tabs>
+          <w:tab w:val="num" w:pos="720"/>
+        </w:tabs>
+        <w:ind w:left="720" w:hanging="360"/>
+      </w:pPr>
+      <w:rPr>
+        <w:rFonts w:ascii="Symbol" w:hAnsi="Symbol" w:hint="default"/>
+        <w:sz w:val="20"/>
+      </w:rPr>
+    </w:lvl>
+    <w:lvl w:ilvl="1" w:tentative="1">
+      <w:start w:val="1"/>
+      <w:numFmt w:val="bullet"/>
+      <w:lvlText w:val="o"/>
+      <w:lvlJc w:val="left"/>
+      <w:pPr>
+        <w:tabs>
+          <w:tab w:val="num" w:pos="1440"/>
+        </w:tabs>
+        <w:ind w:left="1440" w:hanging="360"/>
+      </w:pPr>
+      <w:rPr>
+        <w:rFonts w:ascii="Courier New" w:hAnsi="Courier New" w:hint="default"/>
+        <w:sz w:val="20"/>
+      </w:rPr>
+    </w:lvl>
+    <w:lvl w:ilvl="2" w:tentative="1">
+      <w:start w:val="1"/>
+      <w:numFmt w:val="bullet"/>
+      <w:lvlText w:val=""/>
+      <w:lvlJc w:val="left"/>
+      <w:pPr>
+        <w:tabs>
+          <w:tab w:val="num" w:pos="2160"/>
+        </w:tabs>
+        <w:ind w:left="2160" w:hanging="360"/>
+      </w:pPr>
+      <w:rPr>
+        <w:rFonts w:ascii="Wingdings" w:hAnsi="Wingdings" w:hint="default"/>
+        <w:sz w:val="20"/>
+      </w:rPr>
+    </w:lvl>
+    <w:lvl w:ilvl="3" w:tentative="1">
+      <w:start w:val="1"/>
+      <w:numFmt w:val="bullet"/>
+      <w:lvlText w:val=""/>
+      <w:lvlJc w:val="left"/>
+      <w:pPr>
+        <w:tabs>
+          <w:tab w:val="num" w:pos="2880"/>
+        </w:tabs>
+        <w:ind w:left="2880" w:hanging="360"/>
+      </w:pPr>
+      <w:rPr>
+        <w:rFonts w:ascii="Wingdings" w:hAnsi="Wingdings" w:hint="default"/>
+        <w:sz w:val="20"/>
+      </w:rPr>
+    </w:lvl>
+    <w:lvl w:ilvl="4" w:tentative="1">
+      <w:start w:val="1"/>
+      <w:numFmt w:val="bullet"/>
+      <w:lvlText w:val=""/>
+      <w:lvlJc w:val="left"/>
+      <w:pPr>
+        <w:tabs>
+          <w:tab w:val="num" w:pos="3600"/>
+        </w:tabs>
+        <w:ind w:left="3600" w:hanging="360"/>
+      </w:pPr>
+      <w:rPr>
+        <w:rFonts w:ascii="Wingdings" w:hAnsi="Wingdings" w:hint="default"/>
+        <w:sz w:val="20"/>
+      </w:rPr>
+    </w:lvl>
+    <w:lvl w:ilvl="5" w:tentative="1">
+      <w:start w:val="1"/>
+      <w:numFmt w:val="bullet"/>
+      <w:lvlText w:val=""/>
+      <w:lvlJc w:val="left"/>
+      <w:pPr>
+        <w:tabs>
+          <w:tab w:val="num" w:pos="4320"/>
+        </w:tabs>
+        <w:ind w:left="4320" w:hanging="360"/>
+      </w:pPr>
+      <w:rPr>
+        <w:rFonts w:ascii="Wingdings" w:hAnsi="Wingdings" w:hint="default"/>
+        <w:sz w:val="20"/>
+      </w:rPr>
+    </w:lvl>
+    <w:lvl w:ilvl="6" w:tentative="1">
+      <w:start w:val="1"/>
+      <w:numFmt w:val="bullet"/>
+      <w:lvlText w:val=""/>
+      <w:lvlJc w:val="left"/>
+      <w:pPr>
+        <w:tabs>
+          <w:tab w:val="num" w:pos="5040"/>
+        </w:tabs>
+        <w:ind w:left="5040" w:hanging="360"/>
+      </w:pPr>
+      <w:rPr>
+        <w:rFonts w:ascii="Wingdings" w:hAnsi="Wingdings" w:hint="default"/>
+        <w:sz w:val="20"/>
+      </w:rPr>
+    </w:lvl>
+    <w:lvl w:ilvl="7" w:tentative="1">
+      <w:start w:val="1"/>
+      <w:numFmt w:val="bullet"/>
+      <w:lvlText w:val=""/>
+      <w:lvlJc w:val="left"/>
+      <w:pPr>
+        <w:tabs>
+          <w:tab w:val="num" w:pos="5760"/>
+        </w:tabs>
+        <w:ind w:left="5760" w:hanging="360"/>
+      </w:pPr>
+      <w:rPr>
+        <w:rFonts w:ascii="Wingdings" w:hAnsi="Wingdings" w:hint="default"/>
+        <w:sz w:val="20"/>
+      </w:rPr>
+    </w:lvl>
+    <w:lvl w:ilvl="8" w:tentative="1">
+      <w:start w:val="1"/>
+      <w:numFmt w:val="bullet"/>
+      <w:lvlText w:val=""/>
+      <w:lvlJc w:val="left"/>
+      <w:pPr>
+        <w:tabs>
+          <w:tab w:val="num" w:pos="6480"/>
+        </w:tabs>
+        <w:ind w:left="6480" w:hanging="360"/>
+      </w:pPr>
+      <w:rPr>
+        <w:rFonts w:ascii="Wingdings" w:hAnsi="Wingdings" w:hint="default"/>
+        <w:sz w:val="20"/>
+      </w:rPr>
+    </w:lvl>
+  </w:abstractNum>
   <w:num w:numId="1" w16cid:durableId="1936133411">
+    <w:abstractNumId w:val="28"/>
+  </w:num>
+  <w:num w:numId="2" w16cid:durableId="140586820">
     <w:abstractNumId w:val="3"/>
   </w:num>
-  <w:num w:numId="2" w16cid:durableId="140586820">
+  <w:num w:numId="3" w16cid:durableId="1758095841">
     <w:abstractNumId w:val="1"/>
   </w:num>
-  <w:num w:numId="3" w16cid:durableId="1758095841">
+  <w:num w:numId="4" w16cid:durableId="644700438">
+    <w:abstractNumId w:val="9"/>
+  </w:num>
+  <w:num w:numId="5" w16cid:durableId="439253723">
+    <w:abstractNumId w:val="23"/>
+  </w:num>
+  <w:num w:numId="6" w16cid:durableId="699404760">
     <w:abstractNumId w:val="0"/>
   </w:num>
-  <w:num w:numId="4" w16cid:durableId="644700438">
+  <w:num w:numId="7" w16cid:durableId="657222234">
+    <w:abstractNumId w:val="14"/>
+  </w:num>
+  <w:num w:numId="8" w16cid:durableId="1544706370">
+    <w:abstractNumId w:val="12"/>
+  </w:num>
+  <w:num w:numId="9" w16cid:durableId="94598356">
+    <w:abstractNumId w:val="30"/>
+  </w:num>
+  <w:num w:numId="10" w16cid:durableId="71315286">
+    <w:abstractNumId w:val="10"/>
+  </w:num>
+  <w:num w:numId="11" w16cid:durableId="1312172497">
+    <w:abstractNumId w:val="16"/>
+  </w:num>
+  <w:num w:numId="12" w16cid:durableId="1925601476">
+    <w:abstractNumId w:val="26"/>
+  </w:num>
+  <w:num w:numId="13" w16cid:durableId="68312424">
+    <w:abstractNumId w:val="5"/>
+  </w:num>
+  <w:num w:numId="14" w16cid:durableId="532042321">
+    <w:abstractNumId w:val="11"/>
+  </w:num>
+  <w:num w:numId="15" w16cid:durableId="846678389">
+    <w:abstractNumId w:val="17"/>
+  </w:num>
+  <w:num w:numId="16" w16cid:durableId="510071484">
+    <w:abstractNumId w:val="15"/>
+  </w:num>
+  <w:num w:numId="17" w16cid:durableId="1313631414">
+    <w:abstractNumId w:val="24"/>
+  </w:num>
+  <w:num w:numId="18" w16cid:durableId="1311056461">
+    <w:abstractNumId w:val="19"/>
+  </w:num>
+  <w:num w:numId="19" w16cid:durableId="1529221299">
+    <w:abstractNumId w:val="4"/>
+  </w:num>
+  <w:num w:numId="20" w16cid:durableId="644045357">
+    <w:abstractNumId w:val="25"/>
+  </w:num>
+  <w:num w:numId="21" w16cid:durableId="1465659456">
+    <w:abstractNumId w:val="13"/>
+  </w:num>
+  <w:num w:numId="22" w16cid:durableId="529493114">
+    <w:abstractNumId w:val="18"/>
+  </w:num>
+  <w:num w:numId="23" w16cid:durableId="1315332972">
+    <w:abstractNumId w:val="21"/>
+  </w:num>
+  <w:num w:numId="24" w16cid:durableId="1574658890">
+    <w:abstractNumId w:val="29"/>
+  </w:num>
+  <w:num w:numId="25" w16cid:durableId="344091092">
+    <w:abstractNumId w:val="27"/>
+  </w:num>
+  <w:num w:numId="26" w16cid:durableId="1075668505">
+    <w:abstractNumId w:val="20"/>
+  </w:num>
+  <w:num w:numId="27" w16cid:durableId="2067758264">
     <w:abstractNumId w:val="2"/>
+  </w:num>
+  <w:num w:numId="28" w16cid:durableId="1340692496">
+    <w:abstractNumId w:val="31"/>
+  </w:num>
+  <w:num w:numId="29" w16cid:durableId="1822691936">
+    <w:abstractNumId w:val="6"/>
+  </w:num>
+  <w:num w:numId="30" w16cid:durableId="432090045">
+    <w:abstractNumId w:val="7"/>
+  </w:num>
+  <w:num w:numId="31" w16cid:durableId="137309935">
+    <w:abstractNumId w:val="8"/>
+  </w:num>
+  <w:num w:numId="32" w16cid:durableId="393697402">
+    <w:abstractNumId w:val="22"/>
   </w:num>
 </w:numbering>
 </file>
@@ -2051,7 +8635,6 @@
     <w:next w:val="Standard"/>
     <w:link w:val="berschrift2Zchn"/>
     <w:uiPriority w:val="9"/>
-    <w:semiHidden/>
     <w:unhideWhenUsed/>
     <w:qFormat/>
     <w:rsid w:val="00D555F7"/>
@@ -2074,7 +8657,6 @@
     <w:next w:val="Standard"/>
     <w:link w:val="berschrift3Zchn"/>
     <w:uiPriority w:val="9"/>
-    <w:semiHidden/>
     <w:unhideWhenUsed/>
     <w:qFormat/>
     <w:rsid w:val="00D555F7"/>
@@ -2097,7 +8679,6 @@
     <w:next w:val="Standard"/>
     <w:link w:val="berschrift4Zchn"/>
     <w:uiPriority w:val="9"/>
-    <w:semiHidden/>
     <w:unhideWhenUsed/>
     <w:qFormat/>
     <w:rsid w:val="00D555F7"/>
@@ -2226,6 +8807,7 @@
   <w:style w:type="character" w:default="1" w:styleId="Absatz-Standardschriftart">
     <w:name w:val="Default Paragraph Font"/>
     <w:uiPriority w:val="1"/>
+    <w:semiHidden/>
     <w:unhideWhenUsed/>
   </w:style>
   <w:style w:type="table" w:default="1" w:styleId="NormaleTabelle">
@@ -2267,7 +8849,6 @@
     <w:basedOn w:val="Absatz-Standardschriftart"/>
     <w:link w:val="berschrift2"/>
     <w:uiPriority w:val="9"/>
-    <w:semiHidden/>
     <w:rsid w:val="00D555F7"/>
     <w:rPr>
       <w:rFonts w:asciiTheme="majorHAnsi" w:eastAsiaTheme="majorEastAsia" w:hAnsiTheme="majorHAnsi" w:cstheme="majorBidi"/>
@@ -2281,7 +8862,6 @@
     <w:basedOn w:val="Absatz-Standardschriftart"/>
     <w:link w:val="berschrift3"/>
     <w:uiPriority w:val="9"/>
-    <w:semiHidden/>
     <w:rsid w:val="00D555F7"/>
     <w:rPr>
       <w:rFonts w:eastAsiaTheme="majorEastAsia" w:cstheme="majorBidi"/>
@@ -2295,7 +8875,6 @@
     <w:basedOn w:val="Absatz-Standardschriftart"/>
     <w:link w:val="berschrift4"/>
     <w:uiPriority w:val="9"/>
-    <w:semiHidden/>
     <w:rsid w:val="00D555F7"/>
     <w:rPr>
       <w:rFonts w:eastAsiaTheme="majorEastAsia" w:cstheme="majorBidi"/>
